--- a/por/docx/003.content.docx
+++ b/por/docx/003.content.docx
@@ -435,114 +435,84 @@
           <w:lang w:val="pt_PT" w:bidi="pt_PT"/>
         </w:rPr>
       </w:r>
-      <w:hyperlink r:id="rId13">
-        <w:r>
-          <w:rPr>
-            <w:lang w:val="pt_PT" w:bidi="pt_PT"/>
-          </w:rPr>
-          <w:rPr>
-            <w:color w:val="0000EE"/>
-            <w:u w:val="single"/>
-          </w:rPr>
-          <w:t>1 Reis 16.31</w:t>
-        </w:r>
-      </w:hyperlink>
-    </w:p>
-    <w:p>
-      <w:pPr>
-        <w:pStyle w:val="ListBullet"/>
-        <w:spacing w:line="240" w:lineRule="auto"/>
-        <w:ind w:left="720"/>
-      </w:pPr>
-      <w:r>
-        <w:rPr>
-          <w:lang w:val="pt_PT" w:bidi="pt_PT"/>
-        </w:rPr>
-      </w:r>
-      <w:hyperlink r:id="rId14">
-        <w:r>
-          <w:rPr>
-            <w:lang w:val="pt_PT" w:bidi="pt_PT"/>
-          </w:rPr>
-          <w:rPr>
-            <w:color w:val="0000EE"/>
-            <w:u w:val="single"/>
-          </w:rPr>
-          <w:t>1 Samuel 7.3–4</w:t>
-        </w:r>
-      </w:hyperlink>
-    </w:p>
-    <w:p>
-      <w:pPr>
-        <w:pStyle w:val="ListBullet"/>
-        <w:spacing w:line="240" w:lineRule="auto"/>
-        <w:ind w:left="720"/>
-      </w:pPr>
-      <w:r>
-        <w:rPr>
-          <w:lang w:val="pt_PT" w:bidi="pt_PT"/>
-        </w:rPr>
-      </w:r>
-      <w:hyperlink r:id="rId15">
-        <w:r>
-          <w:rPr>
-            <w:lang w:val="pt_PT" w:bidi="pt_PT"/>
-          </w:rPr>
-          <w:rPr>
-            <w:color w:val="0000EE"/>
-            <w:u w:val="single"/>
-          </w:rPr>
-          <w:t>Jeremias 2.7–8</w:t>
-        </w:r>
-      </w:hyperlink>
-    </w:p>
-    <w:p>
-      <w:pPr>
-        <w:pStyle w:val="ListBullet"/>
-        <w:spacing w:line="240" w:lineRule="auto"/>
-        <w:ind w:left="720"/>
-      </w:pPr>
-      <w:r>
-        <w:rPr>
-          <w:lang w:val="pt_PT" w:bidi="pt_PT"/>
-        </w:rPr>
-      </w:r>
-      <w:hyperlink r:id="rId16">
-        <w:r>
-          <w:rPr>
-            <w:lang w:val="pt_PT" w:bidi="pt_PT"/>
-          </w:rPr>
-          <w:rPr>
-            <w:color w:val="0000EE"/>
-            <w:u w:val="single"/>
-          </w:rPr>
-          <w:t>Juízes 2.11</w:t>
-        </w:r>
-      </w:hyperlink>
-    </w:p>
-    <w:p>
-      <w:pPr>
-        <w:pStyle w:val="ListBullet"/>
-        <w:spacing w:line="240" w:lineRule="auto"/>
-        <w:ind w:left="720"/>
-      </w:pPr>
-      <w:r>
-        <w:rPr>
-          <w:lang w:val="pt_PT" w:bidi="pt_PT"/>
-        </w:rPr>
-      </w:r>
-      <w:hyperlink r:id="rId17">
-        <w:r>
-          <w:rPr>
-            <w:lang w:val="pt_PT" w:bidi="pt_PT"/>
-          </w:rPr>
-          <w:rPr>
-            <w:color w:val="0000EE"/>
-            <w:u w:val="single"/>
-          </w:rPr>
-          <w:t>Números 22.41</w:t>
-        </w:r>
-      </w:hyperlink>
+      <w:r>
+        <w:rPr>
+          <w:lang w:val="pt_PT" w:bidi="pt_PT"/>
+        </w:rPr>
+        <w:t>1 Reis 16.31</w:t>
+      </w:r>
+    </w:p>
+    <w:p>
+      <w:pPr>
+        <w:pStyle w:val="ListBullet"/>
+        <w:spacing w:line="240" w:lineRule="auto"/>
+        <w:ind w:left="720"/>
+      </w:pPr>
+      <w:r>
+        <w:rPr>
+          <w:lang w:val="pt_PT" w:bidi="pt_PT"/>
+        </w:rPr>
+      </w:r>
+      <w:r>
+        <w:rPr>
+          <w:lang w:val="pt_PT" w:bidi="pt_PT"/>
+        </w:rPr>
+        <w:t>1 Samuel 7.3–4</w:t>
+      </w:r>
+    </w:p>
+    <w:p>
+      <w:pPr>
+        <w:pStyle w:val="ListBullet"/>
+        <w:spacing w:line="240" w:lineRule="auto"/>
+        <w:ind w:left="720"/>
+      </w:pPr>
+      <w:r>
+        <w:rPr>
+          <w:lang w:val="pt_PT" w:bidi="pt_PT"/>
+        </w:rPr>
+      </w:r>
+      <w:r>
+        <w:rPr>
+          <w:lang w:val="pt_PT" w:bidi="pt_PT"/>
+        </w:rPr>
+        <w:t>Jeremias 2.7–8</w:t>
+      </w:r>
+    </w:p>
+    <w:p>
+      <w:pPr>
+        <w:pStyle w:val="ListBullet"/>
+        <w:spacing w:line="240" w:lineRule="auto"/>
+        <w:ind w:left="720"/>
+      </w:pPr>
+      <w:r>
+        <w:rPr>
+          <w:lang w:val="pt_PT" w:bidi="pt_PT"/>
+        </w:rPr>
+      </w:r>
+      <w:r>
+        <w:rPr>
+          <w:lang w:val="pt_PT" w:bidi="pt_PT"/>
+        </w:rPr>
+        <w:t>Juízes 2.11</w:t>
+      </w:r>
+    </w:p>
+    <w:p>
+      <w:pPr>
+        <w:pStyle w:val="ListBullet"/>
+        <w:spacing w:line="240" w:lineRule="auto"/>
+        <w:ind w:left="720"/>
+      </w:pPr>
+      <w:r>
+        <w:rPr>
+          <w:lang w:val="pt_PT" w:bidi="pt_PT"/>
+        </w:rPr>
+      </w:r>
+      <w:r>
+        <w:rPr>
+          <w:lang w:val="pt_PT" w:bidi="pt_PT"/>
+        </w:rPr>
+        <w:t>Números 22.41</w:t>
+      </w:r>
     </w:p>
     <w:p>
       <w:pPr>
@@ -1018,66 +988,48 @@
           <w:lang w:val="pt_PT" w:bidi="pt_PT"/>
         </w:rPr>
       </w:r>
-      <w:hyperlink r:id="rId18">
-        <w:r>
-          <w:rPr>
-            <w:lang w:val="pt_PT" w:bidi="pt_PT"/>
-          </w:rPr>
-          <w:rPr>
-            <w:color w:val="0000EE"/>
-            <w:u w:val="single"/>
-          </w:rPr>
-          <w:t>1 Reis 15.17</w:t>
-        </w:r>
-      </w:hyperlink>
-    </w:p>
-    <w:p>
-      <w:pPr>
-        <w:pStyle w:val="ListBullet"/>
-        <w:spacing w:line="240" w:lineRule="auto"/>
-        <w:ind w:left="720"/>
-      </w:pPr>
-      <w:r>
-        <w:rPr>
-          <w:lang w:val="pt_PT" w:bidi="pt_PT"/>
-        </w:rPr>
-      </w:r>
-      <w:hyperlink r:id="rId19">
-        <w:r>
-          <w:rPr>
-            <w:lang w:val="pt_PT" w:bidi="pt_PT"/>
-          </w:rPr>
-          <w:rPr>
-            <w:color w:val="0000EE"/>
-            <w:u w:val="single"/>
-          </w:rPr>
-          <w:t>2 Reis 9.9</w:t>
-        </w:r>
-      </w:hyperlink>
-    </w:p>
-    <w:p>
-      <w:pPr>
-        <w:pStyle w:val="ListBullet"/>
-        <w:spacing w:line="240" w:lineRule="auto"/>
-        <w:ind w:left="720"/>
-      </w:pPr>
-      <w:r>
-        <w:rPr>
-          <w:lang w:val="pt_PT" w:bidi="pt_PT"/>
-        </w:rPr>
-      </w:r>
-      <w:hyperlink r:id="rId20">
-        <w:r>
-          <w:rPr>
-            <w:lang w:val="pt_PT" w:bidi="pt_PT"/>
-          </w:rPr>
-          <w:rPr>
-            <w:color w:val="0000EE"/>
-            <w:u w:val="single"/>
-          </w:rPr>
-          <w:t>Jeremias 41.9</w:t>
-        </w:r>
-      </w:hyperlink>
+      <w:r>
+        <w:rPr>
+          <w:lang w:val="pt_PT" w:bidi="pt_PT"/>
+        </w:rPr>
+        <w:t>1 Reis 15.17</w:t>
+      </w:r>
+    </w:p>
+    <w:p>
+      <w:pPr>
+        <w:pStyle w:val="ListBullet"/>
+        <w:spacing w:line="240" w:lineRule="auto"/>
+        <w:ind w:left="720"/>
+      </w:pPr>
+      <w:r>
+        <w:rPr>
+          <w:lang w:val="pt_PT" w:bidi="pt_PT"/>
+        </w:rPr>
+      </w:r>
+      <w:r>
+        <w:rPr>
+          <w:lang w:val="pt_PT" w:bidi="pt_PT"/>
+        </w:rPr>
+        <w:t>2 Reis 9.9</w:t>
+      </w:r>
+    </w:p>
+    <w:p>
+      <w:pPr>
+        <w:pStyle w:val="ListBullet"/>
+        <w:spacing w:line="240" w:lineRule="auto"/>
+        <w:ind w:left="720"/>
+      </w:pPr>
+      <w:r>
+        <w:rPr>
+          <w:lang w:val="pt_PT" w:bidi="pt_PT"/>
+        </w:rPr>
+      </w:r>
+      <w:r>
+        <w:rPr>
+          <w:lang w:val="pt_PT" w:bidi="pt_PT"/>
+        </w:rPr>
+        <w:t>Jeremias 41.9</w:t>
+      </w:r>
     </w:p>
     <w:p>
       <w:pPr>
@@ -1325,42 +1277,30 @@
           <w:lang w:val="pt_PT" w:bidi="pt_PT"/>
         </w:rPr>
       </w:r>
-      <w:hyperlink r:id="rId21">
-        <w:r>
-          <w:rPr>
-            <w:lang w:val="pt_PT" w:bidi="pt_PT"/>
-          </w:rPr>
-          <w:rPr>
-            <w:color w:val="0000EE"/>
-            <w:u w:val="single"/>
-          </w:rPr>
-          <w:t>Gênesis 10.8–10</w:t>
-        </w:r>
-      </w:hyperlink>
-    </w:p>
-    <w:p>
-      <w:pPr>
-        <w:pStyle w:val="ListBullet"/>
-        <w:spacing w:line="240" w:lineRule="auto"/>
-        <w:ind w:left="720"/>
-      </w:pPr>
-      <w:r>
-        <w:rPr>
-          <w:lang w:val="pt_PT" w:bidi="pt_PT"/>
-        </w:rPr>
-      </w:r>
-      <w:hyperlink r:id="rId22">
-        <w:r>
-          <w:rPr>
-            <w:lang w:val="pt_PT" w:bidi="pt_PT"/>
-          </w:rPr>
-          <w:rPr>
-            <w:color w:val="0000EE"/>
-            <w:u w:val="single"/>
-          </w:rPr>
-          <w:t>Gênesis 11.9</w:t>
-        </w:r>
-      </w:hyperlink>
+      <w:r>
+        <w:rPr>
+          <w:lang w:val="pt_PT" w:bidi="pt_PT"/>
+        </w:rPr>
+        <w:t>Gênesis 10.8–10</w:t>
+      </w:r>
+    </w:p>
+    <w:p>
+      <w:pPr>
+        <w:pStyle w:val="ListBullet"/>
+        <w:spacing w:line="240" w:lineRule="auto"/>
+        <w:ind w:left="720"/>
+      </w:pPr>
+      <w:r>
+        <w:rPr>
+          <w:lang w:val="pt_PT" w:bidi="pt_PT"/>
+        </w:rPr>
+      </w:r>
+      <w:r>
+        <w:rPr>
+          <w:lang w:val="pt_PT" w:bidi="pt_PT"/>
+        </w:rPr>
+        <w:t>Gênesis 11.9</w:t>
+      </w:r>
     </w:p>
     <w:p>
       <w:pPr>
@@ -1606,162 +1546,120 @@
           <w:lang w:val="pt_PT" w:bidi="pt_PT"/>
         </w:rPr>
       </w:r>
-      <w:hyperlink r:id="rId23">
-        <w:r>
-          <w:rPr>
-            <w:lang w:val="pt_PT" w:bidi="pt_PT"/>
-          </w:rPr>
-          <w:rPr>
-            <w:color w:val="0000EE"/>
-            <w:u w:val="single"/>
-          </w:rPr>
-          <w:t>1 Crônicas 9.1</w:t>
-        </w:r>
-      </w:hyperlink>
-    </w:p>
-    <w:p>
-      <w:pPr>
-        <w:pStyle w:val="ListBullet"/>
-        <w:spacing w:line="240" w:lineRule="auto"/>
-        <w:ind w:left="720"/>
-      </w:pPr>
-      <w:r>
-        <w:rPr>
-          <w:lang w:val="pt_PT" w:bidi="pt_PT"/>
-        </w:rPr>
-      </w:r>
-      <w:hyperlink r:id="rId24">
-        <w:r>
-          <w:rPr>
-            <w:lang w:val="pt_PT" w:bidi="pt_PT"/>
-          </w:rPr>
-          <w:rPr>
-            <w:color w:val="0000EE"/>
-            <w:u w:val="single"/>
-          </w:rPr>
-          <w:t>2 Reis 17.24–26</w:t>
-        </w:r>
-      </w:hyperlink>
-    </w:p>
-    <w:p>
-      <w:pPr>
-        <w:pStyle w:val="ListBullet"/>
-        <w:spacing w:line="240" w:lineRule="auto"/>
-        <w:ind w:left="720"/>
-      </w:pPr>
-      <w:r>
-        <w:rPr>
-          <w:lang w:val="pt_PT" w:bidi="pt_PT"/>
-        </w:rPr>
-      </w:r>
-      <w:hyperlink r:id="rId25">
-        <w:r>
-          <w:rPr>
-            <w:lang w:val="pt_PT" w:bidi="pt_PT"/>
-          </w:rPr>
-          <w:rPr>
-            <w:color w:val="0000EE"/>
-            <w:u w:val="single"/>
-          </w:rPr>
-          <w:t>Atos 7.43</w:t>
-        </w:r>
-      </w:hyperlink>
-    </w:p>
-    <w:p>
-      <w:pPr>
-        <w:pStyle w:val="ListBullet"/>
-        <w:spacing w:line="240" w:lineRule="auto"/>
-        <w:ind w:left="720"/>
-      </w:pPr>
-      <w:r>
-        <w:rPr>
-          <w:lang w:val="pt_PT" w:bidi="pt_PT"/>
-        </w:rPr>
-      </w:r>
-      <w:hyperlink r:id="rId26">
-        <w:r>
-          <w:rPr>
-            <w:lang w:val="pt_PT" w:bidi="pt_PT"/>
-          </w:rPr>
-          <w:rPr>
-            <w:color w:val="0000EE"/>
-            <w:u w:val="single"/>
-          </w:rPr>
-          <w:t>Daniel 1.2</w:t>
-        </w:r>
-      </w:hyperlink>
-    </w:p>
-    <w:p>
-      <w:pPr>
-        <w:pStyle w:val="ListBullet"/>
-        <w:spacing w:line="240" w:lineRule="auto"/>
-        <w:ind w:left="720"/>
-      </w:pPr>
-      <w:r>
-        <w:rPr>
-          <w:lang w:val="pt_PT" w:bidi="pt_PT"/>
-        </w:rPr>
-      </w:r>
-      <w:hyperlink r:id="rId27">
-        <w:r>
-          <w:rPr>
-            <w:lang w:val="pt_PT" w:bidi="pt_PT"/>
-          </w:rPr>
-          <w:rPr>
-            <w:color w:val="0000EE"/>
-            <w:u w:val="single"/>
-          </w:rPr>
-          <w:t>Ezequiel 12.13</w:t>
-        </w:r>
-      </w:hyperlink>
-    </w:p>
-    <w:p>
-      <w:pPr>
-        <w:pStyle w:val="ListBullet"/>
-        <w:spacing w:line="240" w:lineRule="auto"/>
-        <w:ind w:left="720"/>
-      </w:pPr>
-      <w:r>
-        <w:rPr>
-          <w:lang w:val="pt_PT" w:bidi="pt_PT"/>
-        </w:rPr>
-      </w:r>
-      <w:hyperlink r:id="rId28">
-        <w:r>
-          <w:rPr>
-            <w:lang w:val="pt_PT" w:bidi="pt_PT"/>
-          </w:rPr>
-          <w:rPr>
-            <w:color w:val="0000EE"/>
-            <w:u w:val="single"/>
-          </w:rPr>
-          <w:t>Mateus 1.11</w:t>
-        </w:r>
-      </w:hyperlink>
-    </w:p>
-    <w:p>
-      <w:pPr>
-        <w:pStyle w:val="ListBullet"/>
-        <w:spacing w:line="240" w:lineRule="auto"/>
-        <w:ind w:left="720"/>
-      </w:pPr>
-      <w:r>
-        <w:rPr>
-          <w:lang w:val="pt_PT" w:bidi="pt_PT"/>
-        </w:rPr>
-      </w:r>
-      <w:hyperlink r:id="rId29">
-        <w:r>
-          <w:rPr>
-            <w:lang w:val="pt_PT" w:bidi="pt_PT"/>
-          </w:rPr>
-          <w:rPr>
-            <w:color w:val="0000EE"/>
-            <w:u w:val="single"/>
-          </w:rPr>
-          <w:t>Mateus 1.17</w:t>
-        </w:r>
-      </w:hyperlink>
+      <w:r>
+        <w:rPr>
+          <w:lang w:val="pt_PT" w:bidi="pt_PT"/>
+        </w:rPr>
+        <w:t>1 Crônicas 9.1</w:t>
+      </w:r>
+    </w:p>
+    <w:p>
+      <w:pPr>
+        <w:pStyle w:val="ListBullet"/>
+        <w:spacing w:line="240" w:lineRule="auto"/>
+        <w:ind w:left="720"/>
+      </w:pPr>
+      <w:r>
+        <w:rPr>
+          <w:lang w:val="pt_PT" w:bidi="pt_PT"/>
+        </w:rPr>
+      </w:r>
+      <w:r>
+        <w:rPr>
+          <w:lang w:val="pt_PT" w:bidi="pt_PT"/>
+        </w:rPr>
+        <w:t>2 Reis 17.24–26</w:t>
+      </w:r>
+    </w:p>
+    <w:p>
+      <w:pPr>
+        <w:pStyle w:val="ListBullet"/>
+        <w:spacing w:line="240" w:lineRule="auto"/>
+        <w:ind w:left="720"/>
+      </w:pPr>
+      <w:r>
+        <w:rPr>
+          <w:lang w:val="pt_PT" w:bidi="pt_PT"/>
+        </w:rPr>
+      </w:r>
+      <w:r>
+        <w:rPr>
+          <w:lang w:val="pt_PT" w:bidi="pt_PT"/>
+        </w:rPr>
+        <w:t>Atos 7.43</w:t>
+      </w:r>
+    </w:p>
+    <w:p>
+      <w:pPr>
+        <w:pStyle w:val="ListBullet"/>
+        <w:spacing w:line="240" w:lineRule="auto"/>
+        <w:ind w:left="720"/>
+      </w:pPr>
+      <w:r>
+        <w:rPr>
+          <w:lang w:val="pt_PT" w:bidi="pt_PT"/>
+        </w:rPr>
+      </w:r>
+      <w:r>
+        <w:rPr>
+          <w:lang w:val="pt_PT" w:bidi="pt_PT"/>
+        </w:rPr>
+        <w:t>Daniel 1.2</w:t>
+      </w:r>
+    </w:p>
+    <w:p>
+      <w:pPr>
+        <w:pStyle w:val="ListBullet"/>
+        <w:spacing w:line="240" w:lineRule="auto"/>
+        <w:ind w:left="720"/>
+      </w:pPr>
+      <w:r>
+        <w:rPr>
+          <w:lang w:val="pt_PT" w:bidi="pt_PT"/>
+        </w:rPr>
+      </w:r>
+      <w:r>
+        <w:rPr>
+          <w:lang w:val="pt_PT" w:bidi="pt_PT"/>
+        </w:rPr>
+        <w:t>Ezequiel 12.13</w:t>
+      </w:r>
+    </w:p>
+    <w:p>
+      <w:pPr>
+        <w:pStyle w:val="ListBullet"/>
+        <w:spacing w:line="240" w:lineRule="auto"/>
+        <w:ind w:left="720"/>
+      </w:pPr>
+      <w:r>
+        <w:rPr>
+          <w:lang w:val="pt_PT" w:bidi="pt_PT"/>
+        </w:rPr>
+      </w:r>
+      <w:r>
+        <w:rPr>
+          <w:lang w:val="pt_PT" w:bidi="pt_PT"/>
+        </w:rPr>
+        <w:t>Mateus 1.11</w:t>
+      </w:r>
+    </w:p>
+    <w:p>
+      <w:pPr>
+        <w:pStyle w:val="ListBullet"/>
+        <w:spacing w:line="240" w:lineRule="auto"/>
+        <w:ind w:left="720"/>
+      </w:pPr>
+      <w:r>
+        <w:rPr>
+          <w:lang w:val="pt_PT" w:bidi="pt_PT"/>
+        </w:rPr>
+      </w:r>
+      <w:r>
+        <w:rPr>
+          <w:lang w:val="pt_PT" w:bidi="pt_PT"/>
+        </w:rPr>
+        <w:t>Mateus 1.17</w:t>
+      </w:r>
     </w:p>
     <w:p>
       <w:pPr>
@@ -2288,114 +2186,84 @@
           <w:lang w:val="pt_PT" w:bidi="pt_PT"/>
         </w:rPr>
       </w:r>
-      <w:hyperlink r:id="rId30">
-        <w:r>
-          <w:rPr>
-            <w:lang w:val="pt_PT" w:bidi="pt_PT"/>
-          </w:rPr>
-          <w:rPr>
-            <w:color w:val="0000EE"/>
-            <w:u w:val="single"/>
-          </w:rPr>
-          <w:t>2 Pedro 2.16</w:t>
-        </w:r>
-      </w:hyperlink>
-    </w:p>
-    <w:p>
-      <w:pPr>
-        <w:pStyle w:val="ListBullet"/>
-        <w:spacing w:line="240" w:lineRule="auto"/>
-        <w:ind w:left="720"/>
-      </w:pPr>
-      <w:r>
-        <w:rPr>
-          <w:lang w:val="pt_PT" w:bidi="pt_PT"/>
-        </w:rPr>
-      </w:r>
-      <w:hyperlink r:id="rId31">
-        <w:r>
-          <w:rPr>
-            <w:lang w:val="pt_PT" w:bidi="pt_PT"/>
-          </w:rPr>
-          <w:rPr>
-            <w:color w:val="0000EE"/>
-            <w:u w:val="single"/>
-          </w:rPr>
-          <w:t>Deuteronômio 23.3–4</w:t>
-        </w:r>
-      </w:hyperlink>
-    </w:p>
-    <w:p>
-      <w:pPr>
-        <w:pStyle w:val="ListBullet"/>
-        <w:spacing w:line="240" w:lineRule="auto"/>
-        <w:ind w:left="720"/>
-      </w:pPr>
-      <w:r>
-        <w:rPr>
-          <w:lang w:val="pt_PT" w:bidi="pt_PT"/>
-        </w:rPr>
-      </w:r>
-      <w:hyperlink r:id="rId32">
-        <w:r>
-          <w:rPr>
-            <w:lang w:val="pt_PT" w:bidi="pt_PT"/>
-          </w:rPr>
-          <w:rPr>
-            <w:color w:val="0000EE"/>
-            <w:u w:val="single"/>
-          </w:rPr>
-          <w:t>Josué 13.22–23</w:t>
-        </w:r>
-      </w:hyperlink>
-    </w:p>
-    <w:p>
-      <w:pPr>
-        <w:pStyle w:val="ListBullet"/>
-        <w:spacing w:line="240" w:lineRule="auto"/>
-        <w:ind w:left="720"/>
-      </w:pPr>
-      <w:r>
-        <w:rPr>
-          <w:lang w:val="pt_PT" w:bidi="pt_PT"/>
-        </w:rPr>
-      </w:r>
-      <w:hyperlink r:id="rId33">
-        <w:r>
-          <w:rPr>
-            <w:lang w:val="pt_PT" w:bidi="pt_PT"/>
-          </w:rPr>
-          <w:rPr>
-            <w:color w:val="0000EE"/>
-            <w:u w:val="single"/>
-          </w:rPr>
-          <w:t>Números 22.5</w:t>
-        </w:r>
-      </w:hyperlink>
-    </w:p>
-    <w:p>
-      <w:pPr>
-        <w:pStyle w:val="ListBullet"/>
-        <w:spacing w:line="240" w:lineRule="auto"/>
-        <w:ind w:left="720"/>
-      </w:pPr>
-      <w:r>
-        <w:rPr>
-          <w:lang w:val="pt_PT" w:bidi="pt_PT"/>
-        </w:rPr>
-      </w:r>
-      <w:hyperlink r:id="rId34">
-        <w:r>
-          <w:rPr>
-            <w:lang w:val="pt_PT" w:bidi="pt_PT"/>
-          </w:rPr>
-          <w:rPr>
-            <w:color w:val="0000EE"/>
-            <w:u w:val="single"/>
-          </w:rPr>
-          <w:t>Apocalipse 2.14</w:t>
-        </w:r>
-      </w:hyperlink>
+      <w:r>
+        <w:rPr>
+          <w:lang w:val="pt_PT" w:bidi="pt_PT"/>
+        </w:rPr>
+        <w:t>2 Pedro 2.16</w:t>
+      </w:r>
+    </w:p>
+    <w:p>
+      <w:pPr>
+        <w:pStyle w:val="ListBullet"/>
+        <w:spacing w:line="240" w:lineRule="auto"/>
+        <w:ind w:left="720"/>
+      </w:pPr>
+      <w:r>
+        <w:rPr>
+          <w:lang w:val="pt_PT" w:bidi="pt_PT"/>
+        </w:rPr>
+      </w:r>
+      <w:r>
+        <w:rPr>
+          <w:lang w:val="pt_PT" w:bidi="pt_PT"/>
+        </w:rPr>
+        <w:t>Deuteronômio 23.3–4</w:t>
+      </w:r>
+    </w:p>
+    <w:p>
+      <w:pPr>
+        <w:pStyle w:val="ListBullet"/>
+        <w:spacing w:line="240" w:lineRule="auto"/>
+        <w:ind w:left="720"/>
+      </w:pPr>
+      <w:r>
+        <w:rPr>
+          <w:lang w:val="pt_PT" w:bidi="pt_PT"/>
+        </w:rPr>
+      </w:r>
+      <w:r>
+        <w:rPr>
+          <w:lang w:val="pt_PT" w:bidi="pt_PT"/>
+        </w:rPr>
+        <w:t>Josué 13.22–23</w:t>
+      </w:r>
+    </w:p>
+    <w:p>
+      <w:pPr>
+        <w:pStyle w:val="ListBullet"/>
+        <w:spacing w:line="240" w:lineRule="auto"/>
+        <w:ind w:left="720"/>
+      </w:pPr>
+      <w:r>
+        <w:rPr>
+          <w:lang w:val="pt_PT" w:bidi="pt_PT"/>
+        </w:rPr>
+      </w:r>
+      <w:r>
+        <w:rPr>
+          <w:lang w:val="pt_PT" w:bidi="pt_PT"/>
+        </w:rPr>
+        <w:t>Números 22.5</w:t>
+      </w:r>
+    </w:p>
+    <w:p>
+      <w:pPr>
+        <w:pStyle w:val="ListBullet"/>
+        <w:spacing w:line="240" w:lineRule="auto"/>
+        <w:ind w:left="720"/>
+      </w:pPr>
+      <w:r>
+        <w:rPr>
+          <w:lang w:val="pt_PT" w:bidi="pt_PT"/>
+        </w:rPr>
+      </w:r>
+      <w:r>
+        <w:rPr>
+          <w:lang w:val="pt_PT" w:bidi="pt_PT"/>
+        </w:rPr>
+        <w:t>Apocalipse 2.14</w:t>
+      </w:r>
     </w:p>
     <w:p>
       <w:pPr>
@@ -2543,114 +2411,84 @@
           <w:lang w:val="pt_PT" w:bidi="pt_PT"/>
         </w:rPr>
       </w:r>
-      <w:hyperlink r:id="rId35">
-        <w:r>
-          <w:rPr>
-            <w:lang w:val="pt_PT" w:bidi="pt_PT"/>
-          </w:rPr>
-          <w:rPr>
-            <w:color w:val="0000EE"/>
-            <w:u w:val="single"/>
-          </w:rPr>
-          <w:t>Daniel 5.10</w:t>
-        </w:r>
-      </w:hyperlink>
-    </w:p>
-    <w:p>
-      <w:pPr>
-        <w:pStyle w:val="ListBullet"/>
-        <w:spacing w:line="240" w:lineRule="auto"/>
-        <w:ind w:left="720"/>
-      </w:pPr>
-      <w:r>
-        <w:rPr>
-          <w:lang w:val="pt_PT" w:bidi="pt_PT"/>
-        </w:rPr>
-      </w:r>
-      <w:hyperlink r:id="rId36">
-        <w:r>
-          <w:rPr>
-            <w:lang w:val="pt_PT" w:bidi="pt_PT"/>
-          </w:rPr>
-          <w:rPr>
-            <w:color w:val="0000EE"/>
-            <w:u w:val="single"/>
-          </w:rPr>
-          <w:t>Isaías 5.11–12</w:t>
-        </w:r>
-      </w:hyperlink>
-    </w:p>
-    <w:p>
-      <w:pPr>
-        <w:pStyle w:val="ListBullet"/>
-        <w:spacing w:line="240" w:lineRule="auto"/>
-        <w:ind w:left="720"/>
-      </w:pPr>
-      <w:r>
-        <w:rPr>
-          <w:lang w:val="pt_PT" w:bidi="pt_PT"/>
-        </w:rPr>
-      </w:r>
-      <w:hyperlink r:id="rId37">
-        <w:r>
-          <w:rPr>
-            <w:lang w:val="pt_PT" w:bidi="pt_PT"/>
-          </w:rPr>
-          <w:rPr>
-            <w:color w:val="0000EE"/>
-            <w:u w:val="single"/>
-          </w:rPr>
-          <w:t>Jeremias 16.8</w:t>
-        </w:r>
-      </w:hyperlink>
-    </w:p>
-    <w:p>
-      <w:pPr>
-        <w:pStyle w:val="ListBullet"/>
-        <w:spacing w:line="240" w:lineRule="auto"/>
-        <w:ind w:left="720"/>
-      </w:pPr>
-      <w:r>
-        <w:rPr>
-          <w:lang w:val="pt_PT" w:bidi="pt_PT"/>
-        </w:rPr>
-      </w:r>
-      <w:hyperlink r:id="rId38">
-        <w:r>
-          <w:rPr>
-            <w:lang w:val="pt_PT" w:bidi="pt_PT"/>
-          </w:rPr>
-          <w:rPr>
-            <w:color w:val="0000EE"/>
-            <w:u w:val="single"/>
-          </w:rPr>
-          <w:t>Lucas 5.29–32</w:t>
-        </w:r>
-      </w:hyperlink>
-    </w:p>
-    <w:p>
-      <w:pPr>
-        <w:pStyle w:val="ListBullet"/>
-        <w:spacing w:line="240" w:lineRule="auto"/>
-        <w:ind w:left="720"/>
-      </w:pPr>
-      <w:r>
-        <w:rPr>
-          <w:lang w:val="pt_PT" w:bidi="pt_PT"/>
-        </w:rPr>
-      </w:r>
-      <w:hyperlink r:id="rId39">
-        <w:r>
-          <w:rPr>
-            <w:lang w:val="pt_PT" w:bidi="pt_PT"/>
-          </w:rPr>
-          <w:rPr>
-            <w:color w:val="0000EE"/>
-            <w:u w:val="single"/>
-          </w:rPr>
-          <w:t>Cânticos 2.3–4</w:t>
-        </w:r>
-      </w:hyperlink>
+      <w:r>
+        <w:rPr>
+          <w:lang w:val="pt_PT" w:bidi="pt_PT"/>
+        </w:rPr>
+        <w:t>Daniel 5.10</w:t>
+      </w:r>
+    </w:p>
+    <w:p>
+      <w:pPr>
+        <w:pStyle w:val="ListBullet"/>
+        <w:spacing w:line="240" w:lineRule="auto"/>
+        <w:ind w:left="720"/>
+      </w:pPr>
+      <w:r>
+        <w:rPr>
+          <w:lang w:val="pt_PT" w:bidi="pt_PT"/>
+        </w:rPr>
+      </w:r>
+      <w:r>
+        <w:rPr>
+          <w:lang w:val="pt_PT" w:bidi="pt_PT"/>
+        </w:rPr>
+        <w:t>Isaías 5.11–12</w:t>
+      </w:r>
+    </w:p>
+    <w:p>
+      <w:pPr>
+        <w:pStyle w:val="ListBullet"/>
+        <w:spacing w:line="240" w:lineRule="auto"/>
+        <w:ind w:left="720"/>
+      </w:pPr>
+      <w:r>
+        <w:rPr>
+          <w:lang w:val="pt_PT" w:bidi="pt_PT"/>
+        </w:rPr>
+      </w:r>
+      <w:r>
+        <w:rPr>
+          <w:lang w:val="pt_PT" w:bidi="pt_PT"/>
+        </w:rPr>
+        <w:t>Jeremias 16.8</w:t>
+      </w:r>
+    </w:p>
+    <w:p>
+      <w:pPr>
+        <w:pStyle w:val="ListBullet"/>
+        <w:spacing w:line="240" w:lineRule="auto"/>
+        <w:ind w:left="720"/>
+      </w:pPr>
+      <w:r>
+        <w:rPr>
+          <w:lang w:val="pt_PT" w:bidi="pt_PT"/>
+        </w:rPr>
+      </w:r>
+      <w:r>
+        <w:rPr>
+          <w:lang w:val="pt_PT" w:bidi="pt_PT"/>
+        </w:rPr>
+        <w:t>Lucas 5.29–32</w:t>
+      </w:r>
+    </w:p>
+    <w:p>
+      <w:pPr>
+        <w:pStyle w:val="ListBullet"/>
+        <w:spacing w:line="240" w:lineRule="auto"/>
+        <w:ind w:left="720"/>
+      </w:pPr>
+      <w:r>
+        <w:rPr>
+          <w:lang w:val="pt_PT" w:bidi="pt_PT"/>
+        </w:rPr>
+      </w:r>
+      <w:r>
+        <w:rPr>
+          <w:lang w:val="pt_PT" w:bidi="pt_PT"/>
+        </w:rPr>
+        <w:t>Cânticos 2.3–4</w:t>
+      </w:r>
     </w:p>
     <w:p>
       <w:pPr>
@@ -2922,162 +2760,120 @@
           <w:lang w:val="pt_PT" w:bidi="pt_PT"/>
         </w:rPr>
       </w:r>
-      <w:hyperlink r:id="rId40">
-        <w:r>
-          <w:rPr>
-            <w:lang w:val="pt_PT" w:bidi="pt_PT"/>
-          </w:rPr>
-          <w:rPr>
-            <w:color w:val="0000EE"/>
-            <w:u w:val="single"/>
-          </w:rPr>
-          <w:t>Atos 4.36</w:t>
-        </w:r>
-      </w:hyperlink>
-    </w:p>
-    <w:p>
-      <w:pPr>
-        <w:pStyle w:val="ListBullet"/>
-        <w:spacing w:line="240" w:lineRule="auto"/>
-        <w:ind w:left="720"/>
-      </w:pPr>
-      <w:r>
-        <w:rPr>
-          <w:lang w:val="pt_PT" w:bidi="pt_PT"/>
-        </w:rPr>
-      </w:r>
-      <w:hyperlink r:id="rId41">
-        <w:r>
-          <w:rPr>
-            <w:lang w:val="pt_PT" w:bidi="pt_PT"/>
-          </w:rPr>
-          <w:rPr>
-            <w:color w:val="0000EE"/>
-            <w:u w:val="single"/>
-          </w:rPr>
-          <w:t>Atos 11.26</w:t>
-        </w:r>
-      </w:hyperlink>
-    </w:p>
-    <w:p>
-      <w:pPr>
-        <w:pStyle w:val="ListBullet"/>
-        <w:spacing w:line="240" w:lineRule="auto"/>
-        <w:ind w:left="720"/>
-      </w:pPr>
-      <w:r>
-        <w:rPr>
-          <w:lang w:val="pt_PT" w:bidi="pt_PT"/>
-        </w:rPr>
-      </w:r>
-      <w:hyperlink r:id="rId42">
-        <w:r>
-          <w:rPr>
-            <w:lang w:val="pt_PT" w:bidi="pt_PT"/>
-          </w:rPr>
-          <w:rPr>
-            <w:color w:val="0000EE"/>
-            <w:u w:val="single"/>
-          </w:rPr>
-          <w:t>Atos 13.3</w:t>
-        </w:r>
-      </w:hyperlink>
-    </w:p>
-    <w:p>
-      <w:pPr>
-        <w:pStyle w:val="ListBullet"/>
-        <w:spacing w:line="240" w:lineRule="auto"/>
-        <w:ind w:left="720"/>
-      </w:pPr>
-      <w:r>
-        <w:rPr>
-          <w:lang w:val="pt_PT" w:bidi="pt_PT"/>
-        </w:rPr>
-      </w:r>
-      <w:hyperlink r:id="rId43">
-        <w:r>
-          <w:rPr>
-            <w:lang w:val="pt_PT" w:bidi="pt_PT"/>
-          </w:rPr>
-          <w:rPr>
-            <w:color w:val="0000EE"/>
-            <w:u w:val="single"/>
-          </w:rPr>
-          <w:t>Atos 15.33</w:t>
-        </w:r>
-      </w:hyperlink>
-    </w:p>
-    <w:p>
-      <w:pPr>
-        <w:pStyle w:val="ListBullet"/>
-        <w:spacing w:line="240" w:lineRule="auto"/>
-        <w:ind w:left="720"/>
-      </w:pPr>
-      <w:r>
-        <w:rPr>
-          <w:lang w:val="pt_PT" w:bidi="pt_PT"/>
-        </w:rPr>
-      </w:r>
-      <w:hyperlink r:id="rId44">
-        <w:r>
-          <w:rPr>
-            <w:lang w:val="pt_PT" w:bidi="pt_PT"/>
-          </w:rPr>
-          <w:rPr>
-            <w:color w:val="0000EE"/>
-            <w:u w:val="single"/>
-          </w:rPr>
-          <w:t>Colossenses 4.10–11</w:t>
-        </w:r>
-      </w:hyperlink>
-    </w:p>
-    <w:p>
-      <w:pPr>
-        <w:pStyle w:val="ListBullet"/>
-        <w:spacing w:line="240" w:lineRule="auto"/>
-        <w:ind w:left="720"/>
-      </w:pPr>
-      <w:r>
-        <w:rPr>
-          <w:lang w:val="pt_PT" w:bidi="pt_PT"/>
-        </w:rPr>
-      </w:r>
-      <w:hyperlink r:id="rId45">
-        <w:r>
-          <w:rPr>
-            <w:lang w:val="pt_PT" w:bidi="pt_PT"/>
-          </w:rPr>
-          <w:rPr>
-            <w:color w:val="0000EE"/>
-            <w:u w:val="single"/>
-          </w:rPr>
-          <w:t>Gálatas 2.9–10</w:t>
-        </w:r>
-      </w:hyperlink>
-    </w:p>
-    <w:p>
-      <w:pPr>
-        <w:pStyle w:val="ListBullet"/>
-        <w:spacing w:line="240" w:lineRule="auto"/>
-        <w:ind w:left="720"/>
-      </w:pPr>
-      <w:r>
-        <w:rPr>
-          <w:lang w:val="pt_PT" w:bidi="pt_PT"/>
-        </w:rPr>
-      </w:r>
-      <w:hyperlink r:id="rId46">
-        <w:r>
-          <w:rPr>
-            <w:lang w:val="pt_PT" w:bidi="pt_PT"/>
-          </w:rPr>
-          <w:rPr>
-            <w:color w:val="0000EE"/>
-            <w:u w:val="single"/>
-          </w:rPr>
-          <w:t>Gálatas 2.13</w:t>
-        </w:r>
-      </w:hyperlink>
+      <w:r>
+        <w:rPr>
+          <w:lang w:val="pt_PT" w:bidi="pt_PT"/>
+        </w:rPr>
+        <w:t>Atos 4.36</w:t>
+      </w:r>
+    </w:p>
+    <w:p>
+      <w:pPr>
+        <w:pStyle w:val="ListBullet"/>
+        <w:spacing w:line="240" w:lineRule="auto"/>
+        <w:ind w:left="720"/>
+      </w:pPr>
+      <w:r>
+        <w:rPr>
+          <w:lang w:val="pt_PT" w:bidi="pt_PT"/>
+        </w:rPr>
+      </w:r>
+      <w:r>
+        <w:rPr>
+          <w:lang w:val="pt_PT" w:bidi="pt_PT"/>
+        </w:rPr>
+        <w:t>Atos 11.26</w:t>
+      </w:r>
+    </w:p>
+    <w:p>
+      <w:pPr>
+        <w:pStyle w:val="ListBullet"/>
+        <w:spacing w:line="240" w:lineRule="auto"/>
+        <w:ind w:left="720"/>
+      </w:pPr>
+      <w:r>
+        <w:rPr>
+          <w:lang w:val="pt_PT" w:bidi="pt_PT"/>
+        </w:rPr>
+      </w:r>
+      <w:r>
+        <w:rPr>
+          <w:lang w:val="pt_PT" w:bidi="pt_PT"/>
+        </w:rPr>
+        <w:t>Atos 13.3</w:t>
+      </w:r>
+    </w:p>
+    <w:p>
+      <w:pPr>
+        <w:pStyle w:val="ListBullet"/>
+        <w:spacing w:line="240" w:lineRule="auto"/>
+        <w:ind w:left="720"/>
+      </w:pPr>
+      <w:r>
+        <w:rPr>
+          <w:lang w:val="pt_PT" w:bidi="pt_PT"/>
+        </w:rPr>
+      </w:r>
+      <w:r>
+        <w:rPr>
+          <w:lang w:val="pt_PT" w:bidi="pt_PT"/>
+        </w:rPr>
+        <w:t>Atos 15.33</w:t>
+      </w:r>
+    </w:p>
+    <w:p>
+      <w:pPr>
+        <w:pStyle w:val="ListBullet"/>
+        <w:spacing w:line="240" w:lineRule="auto"/>
+        <w:ind w:left="720"/>
+      </w:pPr>
+      <w:r>
+        <w:rPr>
+          <w:lang w:val="pt_PT" w:bidi="pt_PT"/>
+        </w:rPr>
+      </w:r>
+      <w:r>
+        <w:rPr>
+          <w:lang w:val="pt_PT" w:bidi="pt_PT"/>
+        </w:rPr>
+        <w:t>Colossenses 4.10–11</w:t>
+      </w:r>
+    </w:p>
+    <w:p>
+      <w:pPr>
+        <w:pStyle w:val="ListBullet"/>
+        <w:spacing w:line="240" w:lineRule="auto"/>
+        <w:ind w:left="720"/>
+      </w:pPr>
+      <w:r>
+        <w:rPr>
+          <w:lang w:val="pt_PT" w:bidi="pt_PT"/>
+        </w:rPr>
+      </w:r>
+      <w:r>
+        <w:rPr>
+          <w:lang w:val="pt_PT" w:bidi="pt_PT"/>
+        </w:rPr>
+        <w:t>Gálatas 2.9–10</w:t>
+      </w:r>
+    </w:p>
+    <w:p>
+      <w:pPr>
+        <w:pStyle w:val="ListBullet"/>
+        <w:spacing w:line="240" w:lineRule="auto"/>
+        <w:ind w:left="720"/>
+      </w:pPr>
+      <w:r>
+        <w:rPr>
+          <w:lang w:val="pt_PT" w:bidi="pt_PT"/>
+        </w:rPr>
+      </w:r>
+      <w:r>
+        <w:rPr>
+          <w:lang w:val="pt_PT" w:bidi="pt_PT"/>
+        </w:rPr>
+        <w:t>Gálatas 2.13</w:t>
+      </w:r>
     </w:p>
     <w:p>
       <w:pPr>
@@ -3433,90 +3229,66 @@
           <w:lang w:val="pt_PT" w:bidi="pt_PT"/>
         </w:rPr>
       </w:r>
-      <w:hyperlink r:id="rId47">
-        <w:r>
-          <w:rPr>
-            <w:lang w:val="pt_PT" w:bidi="pt_PT"/>
-          </w:rPr>
-          <w:rPr>
-            <w:color w:val="0000EE"/>
-            <w:u w:val="single"/>
-          </w:rPr>
-          <w:t>João 18.40</w:t>
-        </w:r>
-      </w:hyperlink>
-    </w:p>
-    <w:p>
-      <w:pPr>
-        <w:pStyle w:val="ListBullet"/>
-        <w:spacing w:line="240" w:lineRule="auto"/>
-        <w:ind w:left="720"/>
-      </w:pPr>
-      <w:r>
-        <w:rPr>
-          <w:lang w:val="pt_PT" w:bidi="pt_PT"/>
-        </w:rPr>
-      </w:r>
-      <w:hyperlink r:id="rId48">
-        <w:r>
-          <w:rPr>
-            <w:lang w:val="pt_PT" w:bidi="pt_PT"/>
-          </w:rPr>
-          <w:rPr>
-            <w:color w:val="0000EE"/>
-            <w:u w:val="single"/>
-          </w:rPr>
-          <w:t>Lucas 23.19</w:t>
-        </w:r>
-      </w:hyperlink>
-    </w:p>
-    <w:p>
-      <w:pPr>
-        <w:pStyle w:val="ListBullet"/>
-        <w:spacing w:line="240" w:lineRule="auto"/>
-        <w:ind w:left="720"/>
-      </w:pPr>
-      <w:r>
-        <w:rPr>
-          <w:lang w:val="pt_PT" w:bidi="pt_PT"/>
-        </w:rPr>
-      </w:r>
-      <w:hyperlink r:id="rId49">
-        <w:r>
-          <w:rPr>
-            <w:lang w:val="pt_PT" w:bidi="pt_PT"/>
-          </w:rPr>
-          <w:rPr>
-            <w:color w:val="0000EE"/>
-            <w:u w:val="single"/>
-          </w:rPr>
-          <w:t>Marcos 15.7</w:t>
-        </w:r>
-      </w:hyperlink>
-    </w:p>
-    <w:p>
-      <w:pPr>
-        <w:pStyle w:val="ListBullet"/>
-        <w:spacing w:line="240" w:lineRule="auto"/>
-        <w:ind w:left="720"/>
-      </w:pPr>
-      <w:r>
-        <w:rPr>
-          <w:lang w:val="pt_PT" w:bidi="pt_PT"/>
-        </w:rPr>
-      </w:r>
-      <w:hyperlink r:id="rId50">
-        <w:r>
-          <w:rPr>
-            <w:lang w:val="pt_PT" w:bidi="pt_PT"/>
-          </w:rPr>
-          <w:rPr>
-            <w:color w:val="0000EE"/>
-            <w:u w:val="single"/>
-          </w:rPr>
-          <w:t>Mateus 27.15–16</w:t>
-        </w:r>
-      </w:hyperlink>
+      <w:r>
+        <w:rPr>
+          <w:lang w:val="pt_PT" w:bidi="pt_PT"/>
+        </w:rPr>
+        <w:t>João 18.40</w:t>
+      </w:r>
+    </w:p>
+    <w:p>
+      <w:pPr>
+        <w:pStyle w:val="ListBullet"/>
+        <w:spacing w:line="240" w:lineRule="auto"/>
+        <w:ind w:left="720"/>
+      </w:pPr>
+      <w:r>
+        <w:rPr>
+          <w:lang w:val="pt_PT" w:bidi="pt_PT"/>
+        </w:rPr>
+      </w:r>
+      <w:r>
+        <w:rPr>
+          <w:lang w:val="pt_PT" w:bidi="pt_PT"/>
+        </w:rPr>
+        <w:t>Lucas 23.19</w:t>
+      </w:r>
+    </w:p>
+    <w:p>
+      <w:pPr>
+        <w:pStyle w:val="ListBullet"/>
+        <w:spacing w:line="240" w:lineRule="auto"/>
+        <w:ind w:left="720"/>
+      </w:pPr>
+      <w:r>
+        <w:rPr>
+          <w:lang w:val="pt_PT" w:bidi="pt_PT"/>
+        </w:rPr>
+      </w:r>
+      <w:r>
+        <w:rPr>
+          <w:lang w:val="pt_PT" w:bidi="pt_PT"/>
+        </w:rPr>
+        <w:t>Marcos 15.7</w:t>
+      </w:r>
+    </w:p>
+    <w:p>
+      <w:pPr>
+        <w:pStyle w:val="ListBullet"/>
+        <w:spacing w:line="240" w:lineRule="auto"/>
+        <w:ind w:left="720"/>
+      </w:pPr>
+      <w:r>
+        <w:rPr>
+          <w:lang w:val="pt_PT" w:bidi="pt_PT"/>
+        </w:rPr>
+      </w:r>
+      <w:r>
+        <w:rPr>
+          <w:lang w:val="pt_PT" w:bidi="pt_PT"/>
+        </w:rPr>
+        <w:t>Mateus 27.15–16</w:t>
+      </w:r>
     </w:p>
     <w:p>
       <w:pPr>
@@ -3800,66 +3572,48 @@
           <w:lang w:val="pt_PT" w:bidi="pt_PT"/>
         </w:rPr>
       </w:r>
-      <w:hyperlink r:id="rId51">
-        <w:r>
-          <w:rPr>
-            <w:lang w:val="pt_PT" w:bidi="pt_PT"/>
-          </w:rPr>
-          <w:rPr>
-            <w:color w:val="0000EE"/>
-            <w:u w:val="single"/>
-          </w:rPr>
-          <w:t>Atos 1.12–14</w:t>
-        </w:r>
-      </w:hyperlink>
-    </w:p>
-    <w:p>
-      <w:pPr>
-        <w:pStyle w:val="ListBullet"/>
-        <w:spacing w:line="240" w:lineRule="auto"/>
-        <w:ind w:left="720"/>
-      </w:pPr>
-      <w:r>
-        <w:rPr>
-          <w:lang w:val="pt_PT" w:bidi="pt_PT"/>
-        </w:rPr>
-      </w:r>
-      <w:hyperlink r:id="rId52">
-        <w:r>
-          <w:rPr>
-            <w:lang w:val="pt_PT" w:bidi="pt_PT"/>
-          </w:rPr>
-          <w:rPr>
-            <w:color w:val="0000EE"/>
-            <w:u w:val="single"/>
-          </w:rPr>
-          <w:t>Lucas 6.14–16</w:t>
-        </w:r>
-      </w:hyperlink>
-    </w:p>
-    <w:p>
-      <w:pPr>
-        <w:pStyle w:val="ListBullet"/>
-        <w:spacing w:line="240" w:lineRule="auto"/>
-        <w:ind w:left="720"/>
-      </w:pPr>
-      <w:r>
-        <w:rPr>
-          <w:lang w:val="pt_PT" w:bidi="pt_PT"/>
-        </w:rPr>
-      </w:r>
-      <w:hyperlink r:id="rId53">
-        <w:r>
-          <w:rPr>
-            <w:lang w:val="pt_PT" w:bidi="pt_PT"/>
-          </w:rPr>
-          <w:rPr>
-            <w:color w:val="0000EE"/>
-            <w:u w:val="single"/>
-          </w:rPr>
-          <w:t>Marcos 3.17–19</w:t>
-        </w:r>
-      </w:hyperlink>
+      <w:r>
+        <w:rPr>
+          <w:lang w:val="pt_PT" w:bidi="pt_PT"/>
+        </w:rPr>
+        <w:t>Atos 1.12–14</w:t>
+      </w:r>
+    </w:p>
+    <w:p>
+      <w:pPr>
+        <w:pStyle w:val="ListBullet"/>
+        <w:spacing w:line="240" w:lineRule="auto"/>
+        <w:ind w:left="720"/>
+      </w:pPr>
+      <w:r>
+        <w:rPr>
+          <w:lang w:val="pt_PT" w:bidi="pt_PT"/>
+        </w:rPr>
+      </w:r>
+      <w:r>
+        <w:rPr>
+          <w:lang w:val="pt_PT" w:bidi="pt_PT"/>
+        </w:rPr>
+        <w:t>Lucas 6.14–16</w:t>
+      </w:r>
+    </w:p>
+    <w:p>
+      <w:pPr>
+        <w:pStyle w:val="ListBullet"/>
+        <w:spacing w:line="240" w:lineRule="auto"/>
+        <w:ind w:left="720"/>
+      </w:pPr>
+      <w:r>
+        <w:rPr>
+          <w:lang w:val="pt_PT" w:bidi="pt_PT"/>
+        </w:rPr>
+      </w:r>
+      <w:r>
+        <w:rPr>
+          <w:lang w:val="pt_PT" w:bidi="pt_PT"/>
+        </w:rPr>
+        <w:t>Marcos 3.17–19</w:t>
+      </w:r>
     </w:p>
     <w:p>
       <w:pPr>
@@ -4167,66 +3921,48 @@
           <w:lang w:val="pt_PT" w:bidi="pt_PT"/>
         </w:rPr>
       </w:r>
-      <w:hyperlink r:id="rId54">
-        <w:r>
-          <w:rPr>
-            <w:lang w:val="pt_PT" w:bidi="pt_PT"/>
-          </w:rPr>
-          <w:rPr>
-            <w:color w:val="0000EE"/>
-            <w:u w:val="single"/>
-          </w:rPr>
-          <w:t>Jeremias 32.12</w:t>
-        </w:r>
-      </w:hyperlink>
-    </w:p>
-    <w:p>
-      <w:pPr>
-        <w:pStyle w:val="ListBullet"/>
-        <w:spacing w:line="240" w:lineRule="auto"/>
-        <w:ind w:left="720"/>
-      </w:pPr>
-      <w:r>
-        <w:rPr>
-          <w:lang w:val="pt_PT" w:bidi="pt_PT"/>
-        </w:rPr>
-      </w:r>
-      <w:hyperlink r:id="rId55">
-        <w:r>
-          <w:rPr>
-            <w:lang w:val="pt_PT" w:bidi="pt_PT"/>
-          </w:rPr>
-          <w:rPr>
-            <w:color w:val="0000EE"/>
-            <w:u w:val="single"/>
-          </w:rPr>
-          <w:t>Jeremias 36.4</w:t>
-        </w:r>
-      </w:hyperlink>
-    </w:p>
-    <w:p>
-      <w:pPr>
-        <w:pStyle w:val="ListBullet"/>
-        <w:spacing w:line="240" w:lineRule="auto"/>
-        <w:ind w:left="720"/>
-      </w:pPr>
-      <w:r>
-        <w:rPr>
-          <w:lang w:val="pt_PT" w:bidi="pt_PT"/>
-        </w:rPr>
-      </w:r>
-      <w:hyperlink r:id="rId56">
-        <w:r>
-          <w:rPr>
-            <w:lang w:val="pt_PT" w:bidi="pt_PT"/>
-          </w:rPr>
-          <w:rPr>
-            <w:color w:val="0000EE"/>
-            <w:u w:val="single"/>
-          </w:rPr>
-          <w:t>Jeremias 43.1–3</w:t>
-        </w:r>
-      </w:hyperlink>
+      <w:r>
+        <w:rPr>
+          <w:lang w:val="pt_PT" w:bidi="pt_PT"/>
+        </w:rPr>
+        <w:t>Jeremias 32.12</w:t>
+      </w:r>
+    </w:p>
+    <w:p>
+      <w:pPr>
+        <w:pStyle w:val="ListBullet"/>
+        <w:spacing w:line="240" w:lineRule="auto"/>
+        <w:ind w:left="720"/>
+      </w:pPr>
+      <w:r>
+        <w:rPr>
+          <w:lang w:val="pt_PT" w:bidi="pt_PT"/>
+        </w:rPr>
+      </w:r>
+      <w:r>
+        <w:rPr>
+          <w:lang w:val="pt_PT" w:bidi="pt_PT"/>
+        </w:rPr>
+        <w:t>Jeremias 36.4</w:t>
+      </w:r>
+    </w:p>
+    <w:p>
+      <w:pPr>
+        <w:pStyle w:val="ListBullet"/>
+        <w:spacing w:line="240" w:lineRule="auto"/>
+        <w:ind w:left="720"/>
+      </w:pPr>
+      <w:r>
+        <w:rPr>
+          <w:lang w:val="pt_PT" w:bidi="pt_PT"/>
+        </w:rPr>
+      </w:r>
+      <w:r>
+        <w:rPr>
+          <w:lang w:val="pt_PT" w:bidi="pt_PT"/>
+        </w:rPr>
+        <w:t>Jeremias 43.1–3</w:t>
+      </w:r>
     </w:p>
     <w:p>
       <w:pPr>
@@ -4552,90 +4288,66 @@
           <w:lang w:val="pt_PT" w:bidi="pt_PT"/>
         </w:rPr>
       </w:r>
-      <w:hyperlink r:id="rId57">
-        <w:r>
-          <w:rPr>
-            <w:lang w:val="pt_PT" w:bidi="pt_PT"/>
-          </w:rPr>
-          <w:rPr>
-            <w:color w:val="0000EE"/>
-            <w:u w:val="single"/>
-          </w:rPr>
-          <w:t>1 Reis 4.13</w:t>
-        </w:r>
-      </w:hyperlink>
-    </w:p>
-    <w:p>
-      <w:pPr>
-        <w:pStyle w:val="ListBullet"/>
-        <w:spacing w:line="240" w:lineRule="auto"/>
-        <w:ind w:left="720"/>
-      </w:pPr>
-      <w:r>
-        <w:rPr>
-          <w:lang w:val="pt_PT" w:bidi="pt_PT"/>
-        </w:rPr>
-      </w:r>
-      <w:hyperlink r:id="rId58">
-        <w:r>
-          <w:rPr>
-            <w:lang w:val="pt_PT" w:bidi="pt_PT"/>
-          </w:rPr>
-          <w:rPr>
-            <w:color w:val="0000EE"/>
-            <w:u w:val="single"/>
-          </w:rPr>
-          <w:t>Amós 4.1</w:t>
-        </w:r>
-      </w:hyperlink>
-    </w:p>
-    <w:p>
-      <w:pPr>
-        <w:pStyle w:val="ListBullet"/>
-        <w:spacing w:line="240" w:lineRule="auto"/>
-        <w:ind w:left="720"/>
-      </w:pPr>
-      <w:r>
-        <w:rPr>
-          <w:lang w:val="pt_PT" w:bidi="pt_PT"/>
-        </w:rPr>
-      </w:r>
-      <w:hyperlink r:id="rId59">
-        <w:r>
-          <w:rPr>
-            <w:lang w:val="pt_PT" w:bidi="pt_PT"/>
-          </w:rPr>
-          <w:rPr>
-            <w:color w:val="0000EE"/>
-            <w:u w:val="single"/>
-          </w:rPr>
-          <w:t>Jeremias 22.20–21</w:t>
-        </w:r>
-      </w:hyperlink>
-    </w:p>
-    <w:p>
-      <w:pPr>
-        <w:pStyle w:val="ListBullet"/>
-        <w:spacing w:line="240" w:lineRule="auto"/>
-        <w:ind w:left="720"/>
-      </w:pPr>
-      <w:r>
-        <w:rPr>
-          <w:lang w:val="pt_PT" w:bidi="pt_PT"/>
-        </w:rPr>
-      </w:r>
-      <w:hyperlink r:id="rId60">
-        <w:r>
-          <w:rPr>
-            <w:lang w:val="pt_PT" w:bidi="pt_PT"/>
-          </w:rPr>
-          <w:rPr>
-            <w:color w:val="0000EE"/>
-            <w:u w:val="single"/>
-          </w:rPr>
-          <w:t>Josué 9.10</w:t>
-        </w:r>
-      </w:hyperlink>
+      <w:r>
+        <w:rPr>
+          <w:lang w:val="pt_PT" w:bidi="pt_PT"/>
+        </w:rPr>
+        <w:t>1 Reis 4.13</w:t>
+      </w:r>
+    </w:p>
+    <w:p>
+      <w:pPr>
+        <w:pStyle w:val="ListBullet"/>
+        <w:spacing w:line="240" w:lineRule="auto"/>
+        <w:ind w:left="720"/>
+      </w:pPr>
+      <w:r>
+        <w:rPr>
+          <w:lang w:val="pt_PT" w:bidi="pt_PT"/>
+        </w:rPr>
+      </w:r>
+      <w:r>
+        <w:rPr>
+          <w:lang w:val="pt_PT" w:bidi="pt_PT"/>
+        </w:rPr>
+        <w:t>Amós 4.1</w:t>
+      </w:r>
+    </w:p>
+    <w:p>
+      <w:pPr>
+        <w:pStyle w:val="ListBullet"/>
+        <w:spacing w:line="240" w:lineRule="auto"/>
+        <w:ind w:left="720"/>
+      </w:pPr>
+      <w:r>
+        <w:rPr>
+          <w:lang w:val="pt_PT" w:bidi="pt_PT"/>
+        </w:rPr>
+      </w:r>
+      <w:r>
+        <w:rPr>
+          <w:lang w:val="pt_PT" w:bidi="pt_PT"/>
+        </w:rPr>
+        <w:t>Jeremias 22.20–21</w:t>
+      </w:r>
+    </w:p>
+    <w:p>
+      <w:pPr>
+        <w:pStyle w:val="ListBullet"/>
+        <w:spacing w:line="240" w:lineRule="auto"/>
+        <w:ind w:left="720"/>
+      </w:pPr>
+      <w:r>
+        <w:rPr>
+          <w:lang w:val="pt_PT" w:bidi="pt_PT"/>
+        </w:rPr>
+      </w:r>
+      <w:r>
+        <w:rPr>
+          <w:lang w:val="pt_PT" w:bidi="pt_PT"/>
+        </w:rPr>
+        <w:t>Josué 9.10</w:t>
+      </w:r>
     </w:p>
     <w:p>
       <w:pPr>
@@ -4901,90 +4613,66 @@
           <w:lang w:val="pt_PT" w:bidi="pt_PT"/>
         </w:rPr>
       </w:r>
-      <w:hyperlink r:id="rId61">
-        <w:r>
-          <w:rPr>
-            <w:lang w:val="pt_PT" w:bidi="pt_PT"/>
-          </w:rPr>
-          <w:rPr>
-            <w:color w:val="0000EE"/>
-            <w:u w:val="single"/>
-          </w:rPr>
-          <w:t>1 Crônicas 3.4–5</w:t>
-        </w:r>
-      </w:hyperlink>
-    </w:p>
-    <w:p>
-      <w:pPr>
-        <w:pStyle w:val="ListBullet"/>
-        <w:spacing w:line="240" w:lineRule="auto"/>
-        <w:ind w:left="720"/>
-      </w:pPr>
-      <w:r>
-        <w:rPr>
-          <w:lang w:val="pt_PT" w:bidi="pt_PT"/>
-        </w:rPr>
-      </w:r>
-      <w:hyperlink r:id="rId62">
-        <w:r>
-          <w:rPr>
-            <w:lang w:val="pt_PT" w:bidi="pt_PT"/>
-          </w:rPr>
-          <w:rPr>
-            <w:color w:val="0000EE"/>
-            <w:u w:val="single"/>
-          </w:rPr>
-          <w:t>1 Reis 1.11</w:t>
-        </w:r>
-      </w:hyperlink>
-    </w:p>
-    <w:p>
-      <w:pPr>
-        <w:pStyle w:val="ListBullet"/>
-        <w:spacing w:line="240" w:lineRule="auto"/>
-        <w:ind w:left="720"/>
-      </w:pPr>
-      <w:r>
-        <w:rPr>
-          <w:lang w:val="pt_PT" w:bidi="pt_PT"/>
-        </w:rPr>
-      </w:r>
-      <w:hyperlink r:id="rId63">
-        <w:r>
-          <w:rPr>
-            <w:lang w:val="pt_PT" w:bidi="pt_PT"/>
-          </w:rPr>
-          <w:rPr>
-            <w:color w:val="0000EE"/>
-            <w:u w:val="single"/>
-          </w:rPr>
-          <w:t>2 Samuel 11.3</w:t>
-        </w:r>
-      </w:hyperlink>
-    </w:p>
-    <w:p>
-      <w:pPr>
-        <w:pStyle w:val="ListBullet"/>
-        <w:spacing w:line="240" w:lineRule="auto"/>
-        <w:ind w:left="720"/>
-      </w:pPr>
-      <w:r>
-        <w:rPr>
-          <w:lang w:val="pt_PT" w:bidi="pt_PT"/>
-        </w:rPr>
-      </w:r>
-      <w:hyperlink r:id="rId64">
-        <w:r>
-          <w:rPr>
-            <w:lang w:val="pt_PT" w:bidi="pt_PT"/>
-          </w:rPr>
-          <w:rPr>
-            <w:color w:val="0000EE"/>
-            <w:u w:val="single"/>
-          </w:rPr>
-          <w:t>Salmo 51.1–2</w:t>
-        </w:r>
-      </w:hyperlink>
+      <w:r>
+        <w:rPr>
+          <w:lang w:val="pt_PT" w:bidi="pt_PT"/>
+        </w:rPr>
+        <w:t>1 Crônicas 3.4–5</w:t>
+      </w:r>
+    </w:p>
+    <w:p>
+      <w:pPr>
+        <w:pStyle w:val="ListBullet"/>
+        <w:spacing w:line="240" w:lineRule="auto"/>
+        <w:ind w:left="720"/>
+      </w:pPr>
+      <w:r>
+        <w:rPr>
+          <w:lang w:val="pt_PT" w:bidi="pt_PT"/>
+        </w:rPr>
+      </w:r>
+      <w:r>
+        <w:rPr>
+          <w:lang w:val="pt_PT" w:bidi="pt_PT"/>
+        </w:rPr>
+        <w:t>1 Reis 1.11</w:t>
+      </w:r>
+    </w:p>
+    <w:p>
+      <w:pPr>
+        <w:pStyle w:val="ListBullet"/>
+        <w:spacing w:line="240" w:lineRule="auto"/>
+        <w:ind w:left="720"/>
+      </w:pPr>
+      <w:r>
+        <w:rPr>
+          <w:lang w:val="pt_PT" w:bidi="pt_PT"/>
+        </w:rPr>
+      </w:r>
+      <w:r>
+        <w:rPr>
+          <w:lang w:val="pt_PT" w:bidi="pt_PT"/>
+        </w:rPr>
+        <w:t>2 Samuel 11.3</w:t>
+      </w:r>
+    </w:p>
+    <w:p>
+      <w:pPr>
+        <w:pStyle w:val="ListBullet"/>
+        <w:spacing w:line="240" w:lineRule="auto"/>
+        <w:ind w:left="720"/>
+      </w:pPr>
+      <w:r>
+        <w:rPr>
+          <w:lang w:val="pt_PT" w:bidi="pt_PT"/>
+        </w:rPr>
+      </w:r>
+      <w:r>
+        <w:rPr>
+          <w:lang w:val="pt_PT" w:bidi="pt_PT"/>
+        </w:rPr>
+        <w:t>Salmo 51.1–2</w:t>
+      </w:r>
     </w:p>
     <w:p>
       <w:pPr>
@@ -5444,162 +5132,120 @@
           <w:lang w:val="pt_PT" w:bidi="pt_PT"/>
         </w:rPr>
       </w:r>
-      <w:hyperlink r:id="rId65">
-        <w:r>
-          <w:rPr>
-            <w:lang w:val="pt_PT" w:bidi="pt_PT"/>
-          </w:rPr>
-          <w:rPr>
-            <w:color w:val="0000EE"/>
-            <w:u w:val="single"/>
-          </w:rPr>
-          <w:t>Atos 2.38</w:t>
-        </w:r>
-      </w:hyperlink>
-    </w:p>
-    <w:p>
-      <w:pPr>
-        <w:pStyle w:val="ListBullet"/>
-        <w:spacing w:line="240" w:lineRule="auto"/>
-        <w:ind w:left="720"/>
-      </w:pPr>
-      <w:r>
-        <w:rPr>
-          <w:lang w:val="pt_PT" w:bidi="pt_PT"/>
-        </w:rPr>
-      </w:r>
-      <w:hyperlink r:id="rId66">
-        <w:r>
-          <w:rPr>
-            <w:lang w:val="pt_PT" w:bidi="pt_PT"/>
-          </w:rPr>
-          <w:rPr>
-            <w:color w:val="0000EE"/>
-            <w:u w:val="single"/>
-          </w:rPr>
-          <w:t>Atos 8.36</w:t>
-        </w:r>
-      </w:hyperlink>
-    </w:p>
-    <w:p>
-      <w:pPr>
-        <w:pStyle w:val="ListBullet"/>
-        <w:spacing w:line="240" w:lineRule="auto"/>
-        <w:ind w:left="720"/>
-      </w:pPr>
-      <w:r>
-        <w:rPr>
-          <w:lang w:val="pt_PT" w:bidi="pt_PT"/>
-        </w:rPr>
-      </w:r>
-      <w:hyperlink r:id="rId67">
-        <w:r>
-          <w:rPr>
-            <w:lang w:val="pt_PT" w:bidi="pt_PT"/>
-          </w:rPr>
-          <w:rPr>
-            <w:color w:val="0000EE"/>
-            <w:u w:val="single"/>
-          </w:rPr>
-          <w:t>Atos 9.18</w:t>
-        </w:r>
-      </w:hyperlink>
-    </w:p>
-    <w:p>
-      <w:pPr>
-        <w:pStyle w:val="ListBullet"/>
-        <w:spacing w:line="240" w:lineRule="auto"/>
-        <w:ind w:left="720"/>
-      </w:pPr>
-      <w:r>
-        <w:rPr>
-          <w:lang w:val="pt_PT" w:bidi="pt_PT"/>
-        </w:rPr>
-      </w:r>
-      <w:hyperlink r:id="rId68">
-        <w:r>
-          <w:rPr>
-            <w:lang w:val="pt_PT" w:bidi="pt_PT"/>
-          </w:rPr>
-          <w:rPr>
-            <w:color w:val="0000EE"/>
-            <w:u w:val="single"/>
-          </w:rPr>
-          <w:t>Atos 10.48</w:t>
-        </w:r>
-      </w:hyperlink>
-    </w:p>
-    <w:p>
-      <w:pPr>
-        <w:pStyle w:val="ListBullet"/>
-        <w:spacing w:line="240" w:lineRule="auto"/>
-        <w:ind w:left="720"/>
-      </w:pPr>
-      <w:r>
-        <w:rPr>
-          <w:lang w:val="pt_PT" w:bidi="pt_PT"/>
-        </w:rPr>
-      </w:r>
-      <w:hyperlink r:id="rId69">
-        <w:r>
-          <w:rPr>
-            <w:lang w:val="pt_PT" w:bidi="pt_PT"/>
-          </w:rPr>
-          <w:rPr>
-            <w:color w:val="0000EE"/>
-            <w:u w:val="single"/>
-          </w:rPr>
-          <w:t>Lucas 3.16</w:t>
-        </w:r>
-      </w:hyperlink>
-    </w:p>
-    <w:p>
-      <w:pPr>
-        <w:pStyle w:val="ListBullet"/>
-        <w:spacing w:line="240" w:lineRule="auto"/>
-        <w:ind w:left="720"/>
-      </w:pPr>
-      <w:r>
-        <w:rPr>
-          <w:lang w:val="pt_PT" w:bidi="pt_PT"/>
-        </w:rPr>
-      </w:r>
-      <w:hyperlink r:id="rId70">
-        <w:r>
-          <w:rPr>
-            <w:lang w:val="pt_PT" w:bidi="pt_PT"/>
-          </w:rPr>
-          <w:rPr>
-            <w:color w:val="0000EE"/>
-            <w:u w:val="single"/>
-          </w:rPr>
-          <w:t>Mateus 3.14</w:t>
-        </w:r>
-      </w:hyperlink>
-    </w:p>
-    <w:p>
-      <w:pPr>
-        <w:pStyle w:val="ListBullet"/>
-        <w:spacing w:line="240" w:lineRule="auto"/>
-        <w:ind w:left="720"/>
-      </w:pPr>
-      <w:r>
-        <w:rPr>
-          <w:lang w:val="pt_PT" w:bidi="pt_PT"/>
-        </w:rPr>
-      </w:r>
-      <w:hyperlink r:id="rId71">
-        <w:r>
-          <w:rPr>
-            <w:lang w:val="pt_PT" w:bidi="pt_PT"/>
-          </w:rPr>
-          <w:rPr>
-            <w:color w:val="0000EE"/>
-            <w:u w:val="single"/>
-          </w:rPr>
-          <w:t>Mateus 28.18–19</w:t>
-        </w:r>
-      </w:hyperlink>
+      <w:r>
+        <w:rPr>
+          <w:lang w:val="pt_PT" w:bidi="pt_PT"/>
+        </w:rPr>
+        <w:t>Atos 2.38</w:t>
+      </w:r>
+    </w:p>
+    <w:p>
+      <w:pPr>
+        <w:pStyle w:val="ListBullet"/>
+        <w:spacing w:line="240" w:lineRule="auto"/>
+        <w:ind w:left="720"/>
+      </w:pPr>
+      <w:r>
+        <w:rPr>
+          <w:lang w:val="pt_PT" w:bidi="pt_PT"/>
+        </w:rPr>
+      </w:r>
+      <w:r>
+        <w:rPr>
+          <w:lang w:val="pt_PT" w:bidi="pt_PT"/>
+        </w:rPr>
+        <w:t>Atos 8.36</w:t>
+      </w:r>
+    </w:p>
+    <w:p>
+      <w:pPr>
+        <w:pStyle w:val="ListBullet"/>
+        <w:spacing w:line="240" w:lineRule="auto"/>
+        <w:ind w:left="720"/>
+      </w:pPr>
+      <w:r>
+        <w:rPr>
+          <w:lang w:val="pt_PT" w:bidi="pt_PT"/>
+        </w:rPr>
+      </w:r>
+      <w:r>
+        <w:rPr>
+          <w:lang w:val="pt_PT" w:bidi="pt_PT"/>
+        </w:rPr>
+        <w:t>Atos 9.18</w:t>
+      </w:r>
+    </w:p>
+    <w:p>
+      <w:pPr>
+        <w:pStyle w:val="ListBullet"/>
+        <w:spacing w:line="240" w:lineRule="auto"/>
+        <w:ind w:left="720"/>
+      </w:pPr>
+      <w:r>
+        <w:rPr>
+          <w:lang w:val="pt_PT" w:bidi="pt_PT"/>
+        </w:rPr>
+      </w:r>
+      <w:r>
+        <w:rPr>
+          <w:lang w:val="pt_PT" w:bidi="pt_PT"/>
+        </w:rPr>
+        <w:t>Atos 10.48</w:t>
+      </w:r>
+    </w:p>
+    <w:p>
+      <w:pPr>
+        <w:pStyle w:val="ListBullet"/>
+        <w:spacing w:line="240" w:lineRule="auto"/>
+        <w:ind w:left="720"/>
+      </w:pPr>
+      <w:r>
+        <w:rPr>
+          <w:lang w:val="pt_PT" w:bidi="pt_PT"/>
+        </w:rPr>
+      </w:r>
+      <w:r>
+        <w:rPr>
+          <w:lang w:val="pt_PT" w:bidi="pt_PT"/>
+        </w:rPr>
+        <w:t>Lucas 3.16</w:t>
+      </w:r>
+    </w:p>
+    <w:p>
+      <w:pPr>
+        <w:pStyle w:val="ListBullet"/>
+        <w:spacing w:line="240" w:lineRule="auto"/>
+        <w:ind w:left="720"/>
+      </w:pPr>
+      <w:r>
+        <w:rPr>
+          <w:lang w:val="pt_PT" w:bidi="pt_PT"/>
+        </w:rPr>
+      </w:r>
+      <w:r>
+        <w:rPr>
+          <w:lang w:val="pt_PT" w:bidi="pt_PT"/>
+        </w:rPr>
+        <w:t>Mateus 3.14</w:t>
+      </w:r>
+    </w:p>
+    <w:p>
+      <w:pPr>
+        <w:pStyle w:val="ListBullet"/>
+        <w:spacing w:line="240" w:lineRule="auto"/>
+        <w:ind w:left="720"/>
+      </w:pPr>
+      <w:r>
+        <w:rPr>
+          <w:lang w:val="pt_PT" w:bidi="pt_PT"/>
+        </w:rPr>
+      </w:r>
+      <w:r>
+        <w:rPr>
+          <w:lang w:val="pt_PT" w:bidi="pt_PT"/>
+        </w:rPr>
+        <w:t>Mateus 28.18–19</w:t>
+      </w:r>
     </w:p>
     <w:p>
       <w:pPr>
@@ -6188,138 +5834,102 @@
           <w:lang w:val="pt_PT" w:bidi="pt_PT"/>
         </w:rPr>
       </w:r>
-      <w:hyperlink r:id="rId72">
-        <w:r>
-          <w:rPr>
-            <w:lang w:val="pt_PT" w:bidi="pt_PT"/>
-          </w:rPr>
-          <w:rPr>
-            <w:color w:val="0000EE"/>
-            <w:u w:val="single"/>
-          </w:rPr>
-          <w:t>1 Coríntios 5.11–13</w:t>
-        </w:r>
-      </w:hyperlink>
-    </w:p>
-    <w:p>
-      <w:pPr>
-        <w:pStyle w:val="ListBullet"/>
-        <w:spacing w:line="240" w:lineRule="auto"/>
-        <w:ind w:left="720"/>
-      </w:pPr>
-      <w:r>
-        <w:rPr>
-          <w:lang w:val="pt_PT" w:bidi="pt_PT"/>
-        </w:rPr>
-      </w:r>
-      <w:hyperlink r:id="rId73">
-        <w:r>
-          <w:rPr>
-            <w:lang w:val="pt_PT" w:bidi="pt_PT"/>
-          </w:rPr>
-          <w:rPr>
-            <w:color w:val="0000EE"/>
-            <w:u w:val="single"/>
-          </w:rPr>
-          <w:t>1 Samuel 25.36</w:t>
-        </w:r>
-      </w:hyperlink>
-    </w:p>
-    <w:p>
-      <w:pPr>
-        <w:pStyle w:val="ListBullet"/>
-        <w:spacing w:line="240" w:lineRule="auto"/>
-        <w:ind w:left="720"/>
-      </w:pPr>
-      <w:r>
-        <w:rPr>
-          <w:lang w:val="pt_PT" w:bidi="pt_PT"/>
-        </w:rPr>
-      </w:r>
-      <w:hyperlink r:id="rId74">
-        <w:r>
-          <w:rPr>
-            <w:lang w:val="pt_PT" w:bidi="pt_PT"/>
-          </w:rPr>
-          <w:rPr>
-            <w:color w:val="0000EE"/>
-            <w:u w:val="single"/>
-          </w:rPr>
-          <w:t>Jeremias 13.13</w:t>
-        </w:r>
-      </w:hyperlink>
-    </w:p>
-    <w:p>
-      <w:pPr>
-        <w:pStyle w:val="ListBullet"/>
-        <w:spacing w:line="240" w:lineRule="auto"/>
-        <w:ind w:left="720"/>
-      </w:pPr>
-      <w:r>
-        <w:rPr>
-          <w:lang w:val="pt_PT" w:bidi="pt_PT"/>
-        </w:rPr>
-      </w:r>
-      <w:hyperlink r:id="rId75">
-        <w:r>
-          <w:rPr>
-            <w:lang w:val="pt_PT" w:bidi="pt_PT"/>
-          </w:rPr>
-          <w:rPr>
-            <w:color w:val="0000EE"/>
-            <w:u w:val="single"/>
-          </w:rPr>
-          <w:t>Lucas 7.34</w:t>
-        </w:r>
-      </w:hyperlink>
-    </w:p>
-    <w:p>
-      <w:pPr>
-        <w:pStyle w:val="ListBullet"/>
-        <w:spacing w:line="240" w:lineRule="auto"/>
-        <w:ind w:left="720"/>
-      </w:pPr>
-      <w:r>
-        <w:rPr>
-          <w:lang w:val="pt_PT" w:bidi="pt_PT"/>
-        </w:rPr>
-      </w:r>
-      <w:hyperlink r:id="rId76">
-        <w:r>
-          <w:rPr>
-            <w:lang w:val="pt_PT" w:bidi="pt_PT"/>
-          </w:rPr>
-          <w:rPr>
-            <w:color w:val="0000EE"/>
-            <w:u w:val="single"/>
-          </w:rPr>
-          <w:t>Lucas 21.34</w:t>
-        </w:r>
-      </w:hyperlink>
-    </w:p>
-    <w:p>
-      <w:pPr>
-        <w:pStyle w:val="ListBullet"/>
-        <w:spacing w:line="240" w:lineRule="auto"/>
-        <w:ind w:left="720"/>
-      </w:pPr>
-      <w:r>
-        <w:rPr>
-          <w:lang w:val="pt_PT" w:bidi="pt_PT"/>
-        </w:rPr>
-      </w:r>
-      <w:hyperlink r:id="rId77">
-        <w:r>
-          <w:rPr>
-            <w:lang w:val="pt_PT" w:bidi="pt_PT"/>
-          </w:rPr>
-          <w:rPr>
-            <w:color w:val="0000EE"/>
-            <w:u w:val="single"/>
-          </w:rPr>
-          <w:t>Provérbios 23.19–21</w:t>
-        </w:r>
-      </w:hyperlink>
+      <w:r>
+        <w:rPr>
+          <w:lang w:val="pt_PT" w:bidi="pt_PT"/>
+        </w:rPr>
+        <w:t>1 Coríntios 5.11–13</w:t>
+      </w:r>
+    </w:p>
+    <w:p>
+      <w:pPr>
+        <w:pStyle w:val="ListBullet"/>
+        <w:spacing w:line="240" w:lineRule="auto"/>
+        <w:ind w:left="720"/>
+      </w:pPr>
+      <w:r>
+        <w:rPr>
+          <w:lang w:val="pt_PT" w:bidi="pt_PT"/>
+        </w:rPr>
+      </w:r>
+      <w:r>
+        <w:rPr>
+          <w:lang w:val="pt_PT" w:bidi="pt_PT"/>
+        </w:rPr>
+        <w:t>1 Samuel 25.36</w:t>
+      </w:r>
+    </w:p>
+    <w:p>
+      <w:pPr>
+        <w:pStyle w:val="ListBullet"/>
+        <w:spacing w:line="240" w:lineRule="auto"/>
+        <w:ind w:left="720"/>
+      </w:pPr>
+      <w:r>
+        <w:rPr>
+          <w:lang w:val="pt_PT" w:bidi="pt_PT"/>
+        </w:rPr>
+      </w:r>
+      <w:r>
+        <w:rPr>
+          <w:lang w:val="pt_PT" w:bidi="pt_PT"/>
+        </w:rPr>
+        <w:t>Jeremias 13.13</w:t>
+      </w:r>
+    </w:p>
+    <w:p>
+      <w:pPr>
+        <w:pStyle w:val="ListBullet"/>
+        <w:spacing w:line="240" w:lineRule="auto"/>
+        <w:ind w:left="720"/>
+      </w:pPr>
+      <w:r>
+        <w:rPr>
+          <w:lang w:val="pt_PT" w:bidi="pt_PT"/>
+        </w:rPr>
+      </w:r>
+      <w:r>
+        <w:rPr>
+          <w:lang w:val="pt_PT" w:bidi="pt_PT"/>
+        </w:rPr>
+        <w:t>Lucas 7.34</w:t>
+      </w:r>
+    </w:p>
+    <w:p>
+      <w:pPr>
+        <w:pStyle w:val="ListBullet"/>
+        <w:spacing w:line="240" w:lineRule="auto"/>
+        <w:ind w:left="720"/>
+      </w:pPr>
+      <w:r>
+        <w:rPr>
+          <w:lang w:val="pt_PT" w:bidi="pt_PT"/>
+        </w:rPr>
+      </w:r>
+      <w:r>
+        <w:rPr>
+          <w:lang w:val="pt_PT" w:bidi="pt_PT"/>
+        </w:rPr>
+        <w:t>Lucas 21.34</w:t>
+      </w:r>
+    </w:p>
+    <w:p>
+      <w:pPr>
+        <w:pStyle w:val="ListBullet"/>
+        <w:spacing w:line="240" w:lineRule="auto"/>
+        <w:ind w:left="720"/>
+      </w:pPr>
+      <w:r>
+        <w:rPr>
+          <w:lang w:val="pt_PT" w:bidi="pt_PT"/>
+        </w:rPr>
+      </w:r>
+      <w:r>
+        <w:rPr>
+          <w:lang w:val="pt_PT" w:bidi="pt_PT"/>
+        </w:rPr>
+        <w:t>Provérbios 23.19–21</w:t>
+      </w:r>
     </w:p>
     <w:p>
       <w:pPr>
@@ -6565,90 +6175,66 @@
           <w:lang w:val="pt_PT" w:bidi="pt_PT"/>
         </w:rPr>
       </w:r>
-      <w:hyperlink r:id="rId36">
-        <w:r>
-          <w:rPr>
-            <w:lang w:val="pt_PT" w:bidi="pt_PT"/>
-          </w:rPr>
-          <w:rPr>
-            <w:color w:val="0000EE"/>
-            <w:u w:val="single"/>
-          </w:rPr>
-          <w:t>Isaías 5.11–12</w:t>
-        </w:r>
-      </w:hyperlink>
-    </w:p>
-    <w:p>
-      <w:pPr>
-        <w:pStyle w:val="ListBullet"/>
-        <w:spacing w:line="240" w:lineRule="auto"/>
-        <w:ind w:left="720"/>
-      </w:pPr>
-      <w:r>
-        <w:rPr>
-          <w:lang w:val="pt_PT" w:bidi="pt_PT"/>
-        </w:rPr>
-      </w:r>
-      <w:hyperlink r:id="rId78">
-        <w:r>
-          <w:rPr>
-            <w:lang w:val="pt_PT" w:bidi="pt_PT"/>
-          </w:rPr>
-          <w:rPr>
-            <w:color w:val="0000EE"/>
-            <w:u w:val="single"/>
-          </w:rPr>
-          <w:t>Levítico 10.9</w:t>
-        </w:r>
-      </w:hyperlink>
-    </w:p>
-    <w:p>
-      <w:pPr>
-        <w:pStyle w:val="ListBullet"/>
-        <w:spacing w:line="240" w:lineRule="auto"/>
-        <w:ind w:left="720"/>
-      </w:pPr>
-      <w:r>
-        <w:rPr>
-          <w:lang w:val="pt_PT" w:bidi="pt_PT"/>
-        </w:rPr>
-      </w:r>
-      <w:hyperlink r:id="rId79">
-        <w:r>
-          <w:rPr>
-            <w:lang w:val="pt_PT" w:bidi="pt_PT"/>
-          </w:rPr>
-          <w:rPr>
-            <w:color w:val="0000EE"/>
-            <w:u w:val="single"/>
-          </w:rPr>
-          <w:t>Lucas 1.14–15</w:t>
-        </w:r>
-      </w:hyperlink>
-    </w:p>
-    <w:p>
-      <w:pPr>
-        <w:pStyle w:val="ListBullet"/>
-        <w:spacing w:line="240" w:lineRule="auto"/>
-        <w:ind w:left="720"/>
-      </w:pPr>
-      <w:r>
-        <w:rPr>
-          <w:lang w:val="pt_PT" w:bidi="pt_PT"/>
-        </w:rPr>
-      </w:r>
-      <w:hyperlink r:id="rId80">
-        <w:r>
-          <w:rPr>
-            <w:lang w:val="pt_PT" w:bidi="pt_PT"/>
-          </w:rPr>
-          <w:rPr>
-            <w:color w:val="0000EE"/>
-            <w:u w:val="single"/>
-          </w:rPr>
-          <w:t>Números 6.3</w:t>
-        </w:r>
-      </w:hyperlink>
+      <w:r>
+        <w:rPr>
+          <w:lang w:val="pt_PT" w:bidi="pt_PT"/>
+        </w:rPr>
+        <w:t>Isaías 5.11–12</w:t>
+      </w:r>
+    </w:p>
+    <w:p>
+      <w:pPr>
+        <w:pStyle w:val="ListBullet"/>
+        <w:spacing w:line="240" w:lineRule="auto"/>
+        <w:ind w:left="720"/>
+      </w:pPr>
+      <w:r>
+        <w:rPr>
+          <w:lang w:val="pt_PT" w:bidi="pt_PT"/>
+        </w:rPr>
+      </w:r>
+      <w:r>
+        <w:rPr>
+          <w:lang w:val="pt_PT" w:bidi="pt_PT"/>
+        </w:rPr>
+        <w:t>Levítico 10.9</w:t>
+      </w:r>
+    </w:p>
+    <w:p>
+      <w:pPr>
+        <w:pStyle w:val="ListBullet"/>
+        <w:spacing w:line="240" w:lineRule="auto"/>
+        <w:ind w:left="720"/>
+      </w:pPr>
+      <w:r>
+        <w:rPr>
+          <w:lang w:val="pt_PT" w:bidi="pt_PT"/>
+        </w:rPr>
+      </w:r>
+      <w:r>
+        <w:rPr>
+          <w:lang w:val="pt_PT" w:bidi="pt_PT"/>
+        </w:rPr>
+        <w:t>Lucas 1.14–15</w:t>
+      </w:r>
+    </w:p>
+    <w:p>
+      <w:pPr>
+        <w:pStyle w:val="ListBullet"/>
+        <w:spacing w:line="240" w:lineRule="auto"/>
+        <w:ind w:left="720"/>
+      </w:pPr>
+      <w:r>
+        <w:rPr>
+          <w:lang w:val="pt_PT" w:bidi="pt_PT"/>
+        </w:rPr>
+      </w:r>
+      <w:r>
+        <w:rPr>
+          <w:lang w:val="pt_PT" w:bidi="pt_PT"/>
+        </w:rPr>
+        <w:t>Números 6.3</w:t>
+      </w:r>
     </w:p>
     <w:p>
       <w:pPr>
@@ -6832,210 +6418,156 @@
           <w:lang w:val="pt_PT" w:bidi="pt_PT"/>
         </w:rPr>
       </w:r>
-      <w:hyperlink r:id="rId81">
-        <w:r>
-          <w:rPr>
-            <w:lang w:val="pt_PT" w:bidi="pt_PT"/>
-          </w:rPr>
-          <w:rPr>
-            <w:color w:val="0000EE"/>
-            <w:u w:val="single"/>
-          </w:rPr>
-          <w:t>1 Tessalonicenses 5.25–28</w:t>
-        </w:r>
-      </w:hyperlink>
-    </w:p>
-    <w:p>
-      <w:pPr>
-        <w:pStyle w:val="ListBullet"/>
-        <w:spacing w:line="240" w:lineRule="auto"/>
-        <w:ind w:left="720"/>
-      </w:pPr>
-      <w:r>
-        <w:rPr>
-          <w:lang w:val="pt_PT" w:bidi="pt_PT"/>
-        </w:rPr>
-      </w:r>
-      <w:hyperlink r:id="rId82">
-        <w:r>
-          <w:rPr>
-            <w:lang w:val="pt_PT" w:bidi="pt_PT"/>
-          </w:rPr>
-          <w:rPr>
-            <w:color w:val="0000EE"/>
-            <w:u w:val="single"/>
-          </w:rPr>
-          <w:t>Gênesis 27.26–27</w:t>
-        </w:r>
-      </w:hyperlink>
-    </w:p>
-    <w:p>
-      <w:pPr>
-        <w:pStyle w:val="ListBullet"/>
-        <w:spacing w:line="240" w:lineRule="auto"/>
-        <w:ind w:left="720"/>
-      </w:pPr>
-      <w:r>
-        <w:rPr>
-          <w:lang w:val="pt_PT" w:bidi="pt_PT"/>
-        </w:rPr>
-      </w:r>
-      <w:hyperlink r:id="rId83">
-        <w:r>
-          <w:rPr>
-            <w:lang w:val="pt_PT" w:bidi="pt_PT"/>
-          </w:rPr>
-          <w:rPr>
-            <w:color w:val="0000EE"/>
-            <w:u w:val="single"/>
-          </w:rPr>
-          <w:t>Gênesis 29.11</w:t>
-        </w:r>
-      </w:hyperlink>
-    </w:p>
-    <w:p>
-      <w:pPr>
-        <w:pStyle w:val="ListBullet"/>
-        <w:spacing w:line="240" w:lineRule="auto"/>
-        <w:ind w:left="720"/>
-      </w:pPr>
-      <w:r>
-        <w:rPr>
-          <w:lang w:val="pt_PT" w:bidi="pt_PT"/>
-        </w:rPr>
-      </w:r>
-      <w:hyperlink r:id="rId84">
-        <w:r>
-          <w:rPr>
-            <w:lang w:val="pt_PT" w:bidi="pt_PT"/>
-          </w:rPr>
-          <w:rPr>
-            <w:color w:val="0000EE"/>
-            <w:u w:val="single"/>
-          </w:rPr>
-          <w:t>Gênesis 31.28</w:t>
-        </w:r>
-      </w:hyperlink>
-    </w:p>
-    <w:p>
-      <w:pPr>
-        <w:pStyle w:val="ListBullet"/>
-        <w:spacing w:line="240" w:lineRule="auto"/>
-        <w:ind w:left="720"/>
-      </w:pPr>
-      <w:r>
-        <w:rPr>
-          <w:lang w:val="pt_PT" w:bidi="pt_PT"/>
-        </w:rPr>
-      </w:r>
-      <w:hyperlink r:id="rId85">
-        <w:r>
-          <w:rPr>
-            <w:lang w:val="pt_PT" w:bidi="pt_PT"/>
-          </w:rPr>
-          <w:rPr>
-            <w:color w:val="0000EE"/>
-            <w:u w:val="single"/>
-          </w:rPr>
-          <w:t>Gênesis 45.15</w:t>
-        </w:r>
-      </w:hyperlink>
-    </w:p>
-    <w:p>
-      <w:pPr>
-        <w:pStyle w:val="ListBullet"/>
-        <w:spacing w:line="240" w:lineRule="auto"/>
-        <w:ind w:left="720"/>
-      </w:pPr>
-      <w:r>
-        <w:rPr>
-          <w:lang w:val="pt_PT" w:bidi="pt_PT"/>
-        </w:rPr>
-      </w:r>
-      <w:hyperlink r:id="rId86">
-        <w:r>
-          <w:rPr>
-            <w:lang w:val="pt_PT" w:bidi="pt_PT"/>
-          </w:rPr>
-          <w:rPr>
-            <w:color w:val="0000EE"/>
-            <w:u w:val="single"/>
-          </w:rPr>
-          <w:t>Gênesis 48.10</w:t>
-        </w:r>
-      </w:hyperlink>
-    </w:p>
-    <w:p>
-      <w:pPr>
-        <w:pStyle w:val="ListBullet"/>
-        <w:spacing w:line="240" w:lineRule="auto"/>
-        <w:ind w:left="720"/>
-      </w:pPr>
-      <w:r>
-        <w:rPr>
-          <w:lang w:val="pt_PT" w:bidi="pt_PT"/>
-        </w:rPr>
-      </w:r>
-      <w:hyperlink r:id="rId87">
-        <w:r>
-          <w:rPr>
-            <w:lang w:val="pt_PT" w:bidi="pt_PT"/>
-          </w:rPr>
-          <w:rPr>
-            <w:color w:val="0000EE"/>
-            <w:u w:val="single"/>
-          </w:rPr>
-          <w:t>Lucas 22.48</w:t>
-        </w:r>
-      </w:hyperlink>
-    </w:p>
-    <w:p>
-      <w:pPr>
-        <w:pStyle w:val="ListBullet"/>
-        <w:spacing w:line="240" w:lineRule="auto"/>
-        <w:ind w:left="720"/>
-      </w:pPr>
-      <w:r>
-        <w:rPr>
-          <w:lang w:val="pt_PT" w:bidi="pt_PT"/>
-        </w:rPr>
-      </w:r>
-      <w:hyperlink r:id="rId88">
-        <w:r>
-          <w:rPr>
-            <w:lang w:val="pt_PT" w:bidi="pt_PT"/>
-          </w:rPr>
-          <w:rPr>
-            <w:color w:val="0000EE"/>
-            <w:u w:val="single"/>
-          </w:rPr>
-          <w:t>Marcos 14.45</w:t>
-        </w:r>
-      </w:hyperlink>
-    </w:p>
-    <w:p>
-      <w:pPr>
-        <w:pStyle w:val="ListBullet"/>
-        <w:spacing w:line="240" w:lineRule="auto"/>
-        <w:ind w:left="720"/>
-      </w:pPr>
-      <w:r>
-        <w:rPr>
-          <w:lang w:val="pt_PT" w:bidi="pt_PT"/>
-        </w:rPr>
-      </w:r>
-      <w:hyperlink r:id="rId89">
-        <w:r>
-          <w:rPr>
-            <w:lang w:val="pt_PT" w:bidi="pt_PT"/>
-          </w:rPr>
-          <w:rPr>
-            <w:color w:val="0000EE"/>
-            <w:u w:val="single"/>
-          </w:rPr>
-          <w:t>Mateus 26.48</w:t>
-        </w:r>
-      </w:hyperlink>
+      <w:r>
+        <w:rPr>
+          <w:lang w:val="pt_PT" w:bidi="pt_PT"/>
+        </w:rPr>
+        <w:t>1 Tessalonicenses 5.25–28</w:t>
+      </w:r>
+    </w:p>
+    <w:p>
+      <w:pPr>
+        <w:pStyle w:val="ListBullet"/>
+        <w:spacing w:line="240" w:lineRule="auto"/>
+        <w:ind w:left="720"/>
+      </w:pPr>
+      <w:r>
+        <w:rPr>
+          <w:lang w:val="pt_PT" w:bidi="pt_PT"/>
+        </w:rPr>
+      </w:r>
+      <w:r>
+        <w:rPr>
+          <w:lang w:val="pt_PT" w:bidi="pt_PT"/>
+        </w:rPr>
+        <w:t>Gênesis 27.26–27</w:t>
+      </w:r>
+    </w:p>
+    <w:p>
+      <w:pPr>
+        <w:pStyle w:val="ListBullet"/>
+        <w:spacing w:line="240" w:lineRule="auto"/>
+        <w:ind w:left="720"/>
+      </w:pPr>
+      <w:r>
+        <w:rPr>
+          <w:lang w:val="pt_PT" w:bidi="pt_PT"/>
+        </w:rPr>
+      </w:r>
+      <w:r>
+        <w:rPr>
+          <w:lang w:val="pt_PT" w:bidi="pt_PT"/>
+        </w:rPr>
+        <w:t>Gênesis 29.11</w:t>
+      </w:r>
+    </w:p>
+    <w:p>
+      <w:pPr>
+        <w:pStyle w:val="ListBullet"/>
+        <w:spacing w:line="240" w:lineRule="auto"/>
+        <w:ind w:left="720"/>
+      </w:pPr>
+      <w:r>
+        <w:rPr>
+          <w:lang w:val="pt_PT" w:bidi="pt_PT"/>
+        </w:rPr>
+      </w:r>
+      <w:r>
+        <w:rPr>
+          <w:lang w:val="pt_PT" w:bidi="pt_PT"/>
+        </w:rPr>
+        <w:t>Gênesis 31.28</w:t>
+      </w:r>
+    </w:p>
+    <w:p>
+      <w:pPr>
+        <w:pStyle w:val="ListBullet"/>
+        <w:spacing w:line="240" w:lineRule="auto"/>
+        <w:ind w:left="720"/>
+      </w:pPr>
+      <w:r>
+        <w:rPr>
+          <w:lang w:val="pt_PT" w:bidi="pt_PT"/>
+        </w:rPr>
+      </w:r>
+      <w:r>
+        <w:rPr>
+          <w:lang w:val="pt_PT" w:bidi="pt_PT"/>
+        </w:rPr>
+        <w:t>Gênesis 45.15</w:t>
+      </w:r>
+    </w:p>
+    <w:p>
+      <w:pPr>
+        <w:pStyle w:val="ListBullet"/>
+        <w:spacing w:line="240" w:lineRule="auto"/>
+        <w:ind w:left="720"/>
+      </w:pPr>
+      <w:r>
+        <w:rPr>
+          <w:lang w:val="pt_PT" w:bidi="pt_PT"/>
+        </w:rPr>
+      </w:r>
+      <w:r>
+        <w:rPr>
+          <w:lang w:val="pt_PT" w:bidi="pt_PT"/>
+        </w:rPr>
+        <w:t>Gênesis 48.10</w:t>
+      </w:r>
+    </w:p>
+    <w:p>
+      <w:pPr>
+        <w:pStyle w:val="ListBullet"/>
+        <w:spacing w:line="240" w:lineRule="auto"/>
+        <w:ind w:left="720"/>
+      </w:pPr>
+      <w:r>
+        <w:rPr>
+          <w:lang w:val="pt_PT" w:bidi="pt_PT"/>
+        </w:rPr>
+      </w:r>
+      <w:r>
+        <w:rPr>
+          <w:lang w:val="pt_PT" w:bidi="pt_PT"/>
+        </w:rPr>
+        <w:t>Lucas 22.48</w:t>
+      </w:r>
+    </w:p>
+    <w:p>
+      <w:pPr>
+        <w:pStyle w:val="ListBullet"/>
+        <w:spacing w:line="240" w:lineRule="auto"/>
+        <w:ind w:left="720"/>
+      </w:pPr>
+      <w:r>
+        <w:rPr>
+          <w:lang w:val="pt_PT" w:bidi="pt_PT"/>
+        </w:rPr>
+      </w:r>
+      <w:r>
+        <w:rPr>
+          <w:lang w:val="pt_PT" w:bidi="pt_PT"/>
+        </w:rPr>
+        <w:t>Marcos 14.45</w:t>
+      </w:r>
+    </w:p>
+    <w:p>
+      <w:pPr>
+        <w:pStyle w:val="ListBullet"/>
+        <w:spacing w:line="240" w:lineRule="auto"/>
+        <w:ind w:left="720"/>
+      </w:pPr>
+      <w:r>
+        <w:rPr>
+          <w:lang w:val="pt_PT" w:bidi="pt_PT"/>
+        </w:rPr>
+      </w:r>
+      <w:r>
+        <w:rPr>
+          <w:lang w:val="pt_PT" w:bidi="pt_PT"/>
+        </w:rPr>
+        <w:t>Mateus 26.48</w:t>
+      </w:r>
     </w:p>
     <w:p>
       <w:pPr>
@@ -7269,138 +6801,102 @@
           <w:lang w:val="pt_PT" w:bidi="pt_PT"/>
         </w:rPr>
       </w:r>
-      <w:hyperlink r:id="rId90">
-        <w:r>
-          <w:rPr>
-            <w:lang w:val="pt_PT" w:bidi="pt_PT"/>
-          </w:rPr>
-          <w:rPr>
-            <w:color w:val="0000EE"/>
-            <w:u w:val="single"/>
-          </w:rPr>
-          <w:t>Gênesis 35.16</w:t>
-        </w:r>
-      </w:hyperlink>
-    </w:p>
-    <w:p>
-      <w:pPr>
-        <w:pStyle w:val="ListBullet"/>
-        <w:spacing w:line="240" w:lineRule="auto"/>
-        <w:ind w:left="720"/>
-      </w:pPr>
-      <w:r>
-        <w:rPr>
-          <w:lang w:val="pt_PT" w:bidi="pt_PT"/>
-        </w:rPr>
-      </w:r>
-      <w:hyperlink r:id="rId91">
-        <w:r>
-          <w:rPr>
-            <w:lang w:val="pt_PT" w:bidi="pt_PT"/>
-          </w:rPr>
-          <w:rPr>
-            <w:color w:val="0000EE"/>
-            <w:u w:val="single"/>
-          </w:rPr>
-          <w:t>João 7.42</w:t>
-        </w:r>
-      </w:hyperlink>
-    </w:p>
-    <w:p>
-      <w:pPr>
-        <w:pStyle w:val="ListBullet"/>
-        <w:spacing w:line="240" w:lineRule="auto"/>
-        <w:ind w:left="720"/>
-      </w:pPr>
-      <w:r>
-        <w:rPr>
-          <w:lang w:val="pt_PT" w:bidi="pt_PT"/>
-        </w:rPr>
-      </w:r>
-      <w:hyperlink r:id="rId92">
-        <w:r>
-          <w:rPr>
-            <w:lang w:val="pt_PT" w:bidi="pt_PT"/>
-          </w:rPr>
-          <w:rPr>
-            <w:color w:val="0000EE"/>
-            <w:u w:val="single"/>
-          </w:rPr>
-          <w:t>Mateus 2.6</w:t>
-        </w:r>
-      </w:hyperlink>
-    </w:p>
-    <w:p>
-      <w:pPr>
-        <w:pStyle w:val="ListBullet"/>
-        <w:spacing w:line="240" w:lineRule="auto"/>
-        <w:ind w:left="720"/>
-      </w:pPr>
-      <w:r>
-        <w:rPr>
-          <w:lang w:val="pt_PT" w:bidi="pt_PT"/>
-        </w:rPr>
-      </w:r>
-      <w:hyperlink r:id="rId93">
-        <w:r>
-          <w:rPr>
-            <w:lang w:val="pt_PT" w:bidi="pt_PT"/>
-          </w:rPr>
-          <w:rPr>
-            <w:color w:val="0000EE"/>
-            <w:u w:val="single"/>
-          </w:rPr>
-          <w:t>Mateus 2.16</w:t>
-        </w:r>
-      </w:hyperlink>
-    </w:p>
-    <w:p>
-      <w:pPr>
-        <w:pStyle w:val="ListBullet"/>
-        <w:spacing w:line="240" w:lineRule="auto"/>
-        <w:ind w:left="720"/>
-      </w:pPr>
-      <w:r>
-        <w:rPr>
-          <w:lang w:val="pt_PT" w:bidi="pt_PT"/>
-        </w:rPr>
-      </w:r>
-      <w:hyperlink r:id="rId94">
-        <w:r>
-          <w:rPr>
-            <w:lang w:val="pt_PT" w:bidi="pt_PT"/>
-          </w:rPr>
-          <w:rPr>
-            <w:color w:val="0000EE"/>
-            <w:u w:val="single"/>
-          </w:rPr>
-          <w:t>Rute 1.2</w:t>
-        </w:r>
-      </w:hyperlink>
-    </w:p>
-    <w:p>
-      <w:pPr>
-        <w:pStyle w:val="ListBullet"/>
-        <w:spacing w:line="240" w:lineRule="auto"/>
-        <w:ind w:left="720"/>
-      </w:pPr>
-      <w:r>
-        <w:rPr>
-          <w:lang w:val="pt_PT" w:bidi="pt_PT"/>
-        </w:rPr>
-      </w:r>
-      <w:hyperlink r:id="rId95">
-        <w:r>
-          <w:rPr>
-            <w:lang w:val="pt_PT" w:bidi="pt_PT"/>
-          </w:rPr>
-          <w:rPr>
-            <w:color w:val="0000EE"/>
-            <w:u w:val="single"/>
-          </w:rPr>
-          <w:t>Rute 1.21</w:t>
-        </w:r>
-      </w:hyperlink>
+      <w:r>
+        <w:rPr>
+          <w:lang w:val="pt_PT" w:bidi="pt_PT"/>
+        </w:rPr>
+        <w:t>Gênesis 35.16</w:t>
+      </w:r>
+    </w:p>
+    <w:p>
+      <w:pPr>
+        <w:pStyle w:val="ListBullet"/>
+        <w:spacing w:line="240" w:lineRule="auto"/>
+        <w:ind w:left="720"/>
+      </w:pPr>
+      <w:r>
+        <w:rPr>
+          <w:lang w:val="pt_PT" w:bidi="pt_PT"/>
+        </w:rPr>
+      </w:r>
+      <w:r>
+        <w:rPr>
+          <w:lang w:val="pt_PT" w:bidi="pt_PT"/>
+        </w:rPr>
+        <w:t>João 7.42</w:t>
+      </w:r>
+    </w:p>
+    <w:p>
+      <w:pPr>
+        <w:pStyle w:val="ListBullet"/>
+        <w:spacing w:line="240" w:lineRule="auto"/>
+        <w:ind w:left="720"/>
+      </w:pPr>
+      <w:r>
+        <w:rPr>
+          <w:lang w:val="pt_PT" w:bidi="pt_PT"/>
+        </w:rPr>
+      </w:r>
+      <w:r>
+        <w:rPr>
+          <w:lang w:val="pt_PT" w:bidi="pt_PT"/>
+        </w:rPr>
+        <w:t>Mateus 2.6</w:t>
+      </w:r>
+    </w:p>
+    <w:p>
+      <w:pPr>
+        <w:pStyle w:val="ListBullet"/>
+        <w:spacing w:line="240" w:lineRule="auto"/>
+        <w:ind w:left="720"/>
+      </w:pPr>
+      <w:r>
+        <w:rPr>
+          <w:lang w:val="pt_PT" w:bidi="pt_PT"/>
+        </w:rPr>
+      </w:r>
+      <w:r>
+        <w:rPr>
+          <w:lang w:val="pt_PT" w:bidi="pt_PT"/>
+        </w:rPr>
+        <w:t>Mateus 2.16</w:t>
+      </w:r>
+    </w:p>
+    <w:p>
+      <w:pPr>
+        <w:pStyle w:val="ListBullet"/>
+        <w:spacing w:line="240" w:lineRule="auto"/>
+        <w:ind w:left="720"/>
+      </w:pPr>
+      <w:r>
+        <w:rPr>
+          <w:lang w:val="pt_PT" w:bidi="pt_PT"/>
+        </w:rPr>
+      </w:r>
+      <w:r>
+        <w:rPr>
+          <w:lang w:val="pt_PT" w:bidi="pt_PT"/>
+        </w:rPr>
+        <w:t>Rute 1.2</w:t>
+      </w:r>
+    </w:p>
+    <w:p>
+      <w:pPr>
+        <w:pStyle w:val="ListBullet"/>
+        <w:spacing w:line="240" w:lineRule="auto"/>
+        <w:ind w:left="720"/>
+      </w:pPr>
+      <w:r>
+        <w:rPr>
+          <w:lang w:val="pt_PT" w:bidi="pt_PT"/>
+        </w:rPr>
+      </w:r>
+      <w:r>
+        <w:rPr>
+          <w:lang w:val="pt_PT" w:bidi="pt_PT"/>
+        </w:rPr>
+        <w:t>Rute 1.21</w:t>
+      </w:r>
     </w:p>
     <w:p>
       <w:pPr>
@@ -7812,90 +7308,66 @@
           <w:lang w:val="pt_PT" w:bidi="pt_PT"/>
         </w:rPr>
       </w:r>
-      <w:hyperlink r:id="rId96">
-        <w:r>
-          <w:rPr>
-            <w:lang w:val="pt_PT" w:bidi="pt_PT"/>
-          </w:rPr>
-          <w:rPr>
-            <w:color w:val="0000EE"/>
-            <w:u w:val="single"/>
-          </w:rPr>
-          <w:t>Lucas 11.15</w:t>
-        </w:r>
-      </w:hyperlink>
-    </w:p>
-    <w:p>
-      <w:pPr>
-        <w:pStyle w:val="ListBullet"/>
-        <w:spacing w:line="240" w:lineRule="auto"/>
-        <w:ind w:left="720"/>
-      </w:pPr>
-      <w:r>
-        <w:rPr>
-          <w:lang w:val="pt_PT" w:bidi="pt_PT"/>
-        </w:rPr>
-      </w:r>
-      <w:hyperlink r:id="rId97">
-        <w:r>
-          <w:rPr>
-            <w:lang w:val="pt_PT" w:bidi="pt_PT"/>
-          </w:rPr>
-          <w:rPr>
-            <w:color w:val="0000EE"/>
-            <w:u w:val="single"/>
-          </w:rPr>
-          <w:t>Marcos 3.22</w:t>
-        </w:r>
-      </w:hyperlink>
-    </w:p>
-    <w:p>
-      <w:pPr>
-        <w:pStyle w:val="ListBullet"/>
-        <w:spacing w:line="240" w:lineRule="auto"/>
-        <w:ind w:left="720"/>
-      </w:pPr>
-      <w:r>
-        <w:rPr>
-          <w:lang w:val="pt_PT" w:bidi="pt_PT"/>
-        </w:rPr>
-      </w:r>
-      <w:hyperlink r:id="rId98">
-        <w:r>
-          <w:rPr>
-            <w:lang w:val="pt_PT" w:bidi="pt_PT"/>
-          </w:rPr>
-          <w:rPr>
-            <w:color w:val="0000EE"/>
-            <w:u w:val="single"/>
-          </w:rPr>
-          <w:t>Mateus 10.25</w:t>
-        </w:r>
-      </w:hyperlink>
-    </w:p>
-    <w:p>
-      <w:pPr>
-        <w:pStyle w:val="ListBullet"/>
-        <w:spacing w:line="240" w:lineRule="auto"/>
-        <w:ind w:left="720"/>
-      </w:pPr>
-      <w:r>
-        <w:rPr>
-          <w:lang w:val="pt_PT" w:bidi="pt_PT"/>
-        </w:rPr>
-      </w:r>
-      <w:hyperlink r:id="rId99">
-        <w:r>
-          <w:rPr>
-            <w:lang w:val="pt_PT" w:bidi="pt_PT"/>
-          </w:rPr>
-          <w:rPr>
-            <w:color w:val="0000EE"/>
-            <w:u w:val="single"/>
-          </w:rPr>
-          <w:t>Mateus 12.25</w:t>
-        </w:r>
-      </w:hyperlink>
+      <w:r>
+        <w:rPr>
+          <w:lang w:val="pt_PT" w:bidi="pt_PT"/>
+        </w:rPr>
+        <w:t>Lucas 11.15</w:t>
+      </w:r>
+    </w:p>
+    <w:p>
+      <w:pPr>
+        <w:pStyle w:val="ListBullet"/>
+        <w:spacing w:line="240" w:lineRule="auto"/>
+        <w:ind w:left="720"/>
+      </w:pPr>
+      <w:r>
+        <w:rPr>
+          <w:lang w:val="pt_PT" w:bidi="pt_PT"/>
+        </w:rPr>
+      </w:r>
+      <w:r>
+        <w:rPr>
+          <w:lang w:val="pt_PT" w:bidi="pt_PT"/>
+        </w:rPr>
+        <w:t>Marcos 3.22</w:t>
+      </w:r>
+    </w:p>
+    <w:p>
+      <w:pPr>
+        <w:pStyle w:val="ListBullet"/>
+        <w:spacing w:line="240" w:lineRule="auto"/>
+        <w:ind w:left="720"/>
+      </w:pPr>
+      <w:r>
+        <w:rPr>
+          <w:lang w:val="pt_PT" w:bidi="pt_PT"/>
+        </w:rPr>
+      </w:r>
+      <w:r>
+        <w:rPr>
+          <w:lang w:val="pt_PT" w:bidi="pt_PT"/>
+        </w:rPr>
+        <w:t>Mateus 10.25</w:t>
+      </w:r>
+    </w:p>
+    <w:p>
+      <w:pPr>
+        <w:pStyle w:val="ListBullet"/>
+        <w:spacing w:line="240" w:lineRule="auto"/>
+        <w:ind w:left="720"/>
+      </w:pPr>
+      <w:r>
+        <w:rPr>
+          <w:lang w:val="pt_PT" w:bidi="pt_PT"/>
+        </w:rPr>
+      </w:r>
+      <w:r>
+        <w:rPr>
+          <w:lang w:val="pt_PT" w:bidi="pt_PT"/>
+        </w:rPr>
+        <w:t>Mateus 12.25</w:t>
+      </w:r>
     </w:p>
     <w:p>
       <w:pPr>
@@ -8123,66 +7595,48 @@
           <w:lang w:val="pt_PT" w:bidi="pt_PT"/>
         </w:rPr>
       </w:r>
-      <w:hyperlink r:id="rId100">
-        <w:r>
-          <w:rPr>
-            <w:lang w:val="pt_PT" w:bidi="pt_PT"/>
-          </w:rPr>
-          <w:rPr>
-            <w:color w:val="0000EE"/>
-            <w:u w:val="single"/>
-          </w:rPr>
-          <w:t>1 Crônicas 4.36</w:t>
-        </w:r>
-      </w:hyperlink>
-    </w:p>
-    <w:p>
-      <w:pPr>
-        <w:pStyle w:val="ListBullet"/>
-        <w:spacing w:line="240" w:lineRule="auto"/>
-        <w:ind w:left="720"/>
-      </w:pPr>
-      <w:r>
-        <w:rPr>
-          <w:lang w:val="pt_PT" w:bidi="pt_PT"/>
-        </w:rPr>
-      </w:r>
-      <w:hyperlink r:id="rId101">
-        <w:r>
-          <w:rPr>
-            <w:lang w:val="pt_PT" w:bidi="pt_PT"/>
-          </w:rPr>
-          <w:rPr>
-            <w:color w:val="0000EE"/>
-            <w:u w:val="single"/>
-          </w:rPr>
-          <w:t>1 Reis 1.8</w:t>
-        </w:r>
-      </w:hyperlink>
-    </w:p>
-    <w:p>
-      <w:pPr>
-        <w:pStyle w:val="ListBullet"/>
-        <w:spacing w:line="240" w:lineRule="auto"/>
-        <w:ind w:left="720"/>
-      </w:pPr>
-      <w:r>
-        <w:rPr>
-          <w:lang w:val="pt_PT" w:bidi="pt_PT"/>
-        </w:rPr>
-      </w:r>
-      <w:hyperlink r:id="rId102">
-        <w:r>
-          <w:rPr>
-            <w:lang w:val="pt_PT" w:bidi="pt_PT"/>
-          </w:rPr>
-          <w:rPr>
-            <w:color w:val="0000EE"/>
-            <w:u w:val="single"/>
-          </w:rPr>
-          <w:t>2 Samuel 23.20–21</w:t>
-        </w:r>
-      </w:hyperlink>
+      <w:r>
+        <w:rPr>
+          <w:lang w:val="pt_PT" w:bidi="pt_PT"/>
+        </w:rPr>
+        <w:t>1 Crônicas 4.36</w:t>
+      </w:r>
+    </w:p>
+    <w:p>
+      <w:pPr>
+        <w:pStyle w:val="ListBullet"/>
+        <w:spacing w:line="240" w:lineRule="auto"/>
+        <w:ind w:left="720"/>
+      </w:pPr>
+      <w:r>
+        <w:rPr>
+          <w:lang w:val="pt_PT" w:bidi="pt_PT"/>
+        </w:rPr>
+      </w:r>
+      <w:r>
+        <w:rPr>
+          <w:lang w:val="pt_PT" w:bidi="pt_PT"/>
+        </w:rPr>
+        <w:t>1 Reis 1.8</w:t>
+      </w:r>
+    </w:p>
+    <w:p>
+      <w:pPr>
+        <w:pStyle w:val="ListBullet"/>
+        <w:spacing w:line="240" w:lineRule="auto"/>
+        <w:ind w:left="720"/>
+      </w:pPr>
+      <w:r>
+        <w:rPr>
+          <w:lang w:val="pt_PT" w:bidi="pt_PT"/>
+        </w:rPr>
+      </w:r>
+      <w:r>
+        <w:rPr>
+          <w:lang w:val="pt_PT" w:bidi="pt_PT"/>
+        </w:rPr>
+        <w:t>2 Samuel 23.20–21</w:t>
+      </w:r>
     </w:p>
     <w:p>
       <w:pPr>
@@ -8448,162 +7902,120 @@
           <w:lang w:val="pt_PT" w:bidi="pt_PT"/>
         </w:rPr>
       </w:r>
-      <w:hyperlink r:id="rId103">
-        <w:r>
-          <w:rPr>
-            <w:lang w:val="pt_PT" w:bidi="pt_PT"/>
-          </w:rPr>
-          <w:rPr>
-            <w:color w:val="0000EE"/>
-            <w:u w:val="single"/>
-          </w:rPr>
-          <w:t>1 Crônicas 2.1–2</w:t>
-        </w:r>
-      </w:hyperlink>
-    </w:p>
-    <w:p>
-      <w:pPr>
-        <w:pStyle w:val="ListBullet"/>
-        <w:spacing w:line="240" w:lineRule="auto"/>
-        <w:ind w:left="720"/>
-      </w:pPr>
-      <w:r>
-        <w:rPr>
-          <w:lang w:val="pt_PT" w:bidi="pt_PT"/>
-        </w:rPr>
-      </w:r>
-      <w:hyperlink r:id="rId104">
-        <w:r>
-          <w:rPr>
-            <w:lang w:val="pt_PT" w:bidi="pt_PT"/>
-          </w:rPr>
-          <w:rPr>
-            <w:color w:val="0000EE"/>
-            <w:u w:val="single"/>
-          </w:rPr>
-          <w:t>1 Reis 2.8</w:t>
-        </w:r>
-      </w:hyperlink>
-    </w:p>
-    <w:p>
-      <w:pPr>
-        <w:pStyle w:val="ListBullet"/>
-        <w:spacing w:line="240" w:lineRule="auto"/>
-        <w:ind w:left="720"/>
-      </w:pPr>
-      <w:r>
-        <w:rPr>
-          <w:lang w:val="pt_PT" w:bidi="pt_PT"/>
-        </w:rPr>
-      </w:r>
-      <w:hyperlink r:id="rId105">
-        <w:r>
-          <w:rPr>
-            <w:lang w:val="pt_PT" w:bidi="pt_PT"/>
-          </w:rPr>
-          <w:rPr>
-            <w:color w:val="0000EE"/>
-            <w:u w:val="single"/>
-          </w:rPr>
-          <w:t>Atos 13.21–22</w:t>
-        </w:r>
-      </w:hyperlink>
-    </w:p>
-    <w:p>
-      <w:pPr>
-        <w:pStyle w:val="ListBullet"/>
-        <w:spacing w:line="240" w:lineRule="auto"/>
-        <w:ind w:left="720"/>
-      </w:pPr>
-      <w:r>
-        <w:rPr>
-          <w:lang w:val="pt_PT" w:bidi="pt_PT"/>
-        </w:rPr>
-      </w:r>
-      <w:hyperlink r:id="rId106">
-        <w:r>
-          <w:rPr>
-            <w:lang w:val="pt_PT" w:bidi="pt_PT"/>
-          </w:rPr>
-          <w:rPr>
-            <w:color w:val="0000EE"/>
-            <w:u w:val="single"/>
-          </w:rPr>
-          <w:t>Gênesis 35.18</w:t>
-        </w:r>
-      </w:hyperlink>
-    </w:p>
-    <w:p>
-      <w:pPr>
-        <w:pStyle w:val="ListBullet"/>
-        <w:spacing w:line="240" w:lineRule="auto"/>
-        <w:ind w:left="720"/>
-      </w:pPr>
-      <w:r>
-        <w:rPr>
-          <w:lang w:val="pt_PT" w:bidi="pt_PT"/>
-        </w:rPr>
-      </w:r>
-      <w:hyperlink r:id="rId107">
-        <w:r>
-          <w:rPr>
-            <w:lang w:val="pt_PT" w:bidi="pt_PT"/>
-          </w:rPr>
-          <w:rPr>
-            <w:color w:val="0000EE"/>
-            <w:u w:val="single"/>
-          </w:rPr>
-          <w:t>Gênesis 42.4</w:t>
-        </w:r>
-      </w:hyperlink>
-    </w:p>
-    <w:p>
-      <w:pPr>
-        <w:pStyle w:val="ListBullet"/>
-        <w:spacing w:line="240" w:lineRule="auto"/>
-        <w:ind w:left="720"/>
-      </w:pPr>
-      <w:r>
-        <w:rPr>
-          <w:lang w:val="pt_PT" w:bidi="pt_PT"/>
-        </w:rPr>
-      </w:r>
-      <w:hyperlink r:id="rId108">
-        <w:r>
-          <w:rPr>
-            <w:lang w:val="pt_PT" w:bidi="pt_PT"/>
-          </w:rPr>
-          <w:rPr>
-            <w:color w:val="0000EE"/>
-            <w:u w:val="single"/>
-          </w:rPr>
-          <w:t>Gênesis 42.35–36</w:t>
-        </w:r>
-      </w:hyperlink>
-    </w:p>
-    <w:p>
-      <w:pPr>
-        <w:pStyle w:val="ListBullet"/>
-        <w:spacing w:line="240" w:lineRule="auto"/>
-        <w:ind w:left="720"/>
-      </w:pPr>
-      <w:r>
-        <w:rPr>
-          <w:lang w:val="pt_PT" w:bidi="pt_PT"/>
-        </w:rPr>
-      </w:r>
-      <w:hyperlink r:id="rId109">
-        <w:r>
-          <w:rPr>
-            <w:lang w:val="pt_PT" w:bidi="pt_PT"/>
-          </w:rPr>
-          <w:rPr>
-            <w:color w:val="0000EE"/>
-            <w:u w:val="single"/>
-          </w:rPr>
-          <w:t>Filipenses 3.4–5</w:t>
-        </w:r>
-      </w:hyperlink>
+      <w:r>
+        <w:rPr>
+          <w:lang w:val="pt_PT" w:bidi="pt_PT"/>
+        </w:rPr>
+        <w:t>1 Crônicas 2.1–2</w:t>
+      </w:r>
+    </w:p>
+    <w:p>
+      <w:pPr>
+        <w:pStyle w:val="ListBullet"/>
+        <w:spacing w:line="240" w:lineRule="auto"/>
+        <w:ind w:left="720"/>
+      </w:pPr>
+      <w:r>
+        <w:rPr>
+          <w:lang w:val="pt_PT" w:bidi="pt_PT"/>
+        </w:rPr>
+      </w:r>
+      <w:r>
+        <w:rPr>
+          <w:lang w:val="pt_PT" w:bidi="pt_PT"/>
+        </w:rPr>
+        <w:t>1 Reis 2.8</w:t>
+      </w:r>
+    </w:p>
+    <w:p>
+      <w:pPr>
+        <w:pStyle w:val="ListBullet"/>
+        <w:spacing w:line="240" w:lineRule="auto"/>
+        <w:ind w:left="720"/>
+      </w:pPr>
+      <w:r>
+        <w:rPr>
+          <w:lang w:val="pt_PT" w:bidi="pt_PT"/>
+        </w:rPr>
+      </w:r>
+      <w:r>
+        <w:rPr>
+          <w:lang w:val="pt_PT" w:bidi="pt_PT"/>
+        </w:rPr>
+        <w:t>Atos 13.21–22</w:t>
+      </w:r>
+    </w:p>
+    <w:p>
+      <w:pPr>
+        <w:pStyle w:val="ListBullet"/>
+        <w:spacing w:line="240" w:lineRule="auto"/>
+        <w:ind w:left="720"/>
+      </w:pPr>
+      <w:r>
+        <w:rPr>
+          <w:lang w:val="pt_PT" w:bidi="pt_PT"/>
+        </w:rPr>
+      </w:r>
+      <w:r>
+        <w:rPr>
+          <w:lang w:val="pt_PT" w:bidi="pt_PT"/>
+        </w:rPr>
+        <w:t>Gênesis 35.18</w:t>
+      </w:r>
+    </w:p>
+    <w:p>
+      <w:pPr>
+        <w:pStyle w:val="ListBullet"/>
+        <w:spacing w:line="240" w:lineRule="auto"/>
+        <w:ind w:left="720"/>
+      </w:pPr>
+      <w:r>
+        <w:rPr>
+          <w:lang w:val="pt_PT" w:bidi="pt_PT"/>
+        </w:rPr>
+      </w:r>
+      <w:r>
+        <w:rPr>
+          <w:lang w:val="pt_PT" w:bidi="pt_PT"/>
+        </w:rPr>
+        <w:t>Gênesis 42.4</w:t>
+      </w:r>
+    </w:p>
+    <w:p>
+      <w:pPr>
+        <w:pStyle w:val="ListBullet"/>
+        <w:spacing w:line="240" w:lineRule="auto"/>
+        <w:ind w:left="720"/>
+      </w:pPr>
+      <w:r>
+        <w:rPr>
+          <w:lang w:val="pt_PT" w:bidi="pt_PT"/>
+        </w:rPr>
+      </w:r>
+      <w:r>
+        <w:rPr>
+          <w:lang w:val="pt_PT" w:bidi="pt_PT"/>
+        </w:rPr>
+        <w:t>Gênesis 42.35–36</w:t>
+      </w:r>
+    </w:p>
+    <w:p>
+      <w:pPr>
+        <w:pStyle w:val="ListBullet"/>
+        <w:spacing w:line="240" w:lineRule="auto"/>
+        <w:ind w:left="720"/>
+      </w:pPr>
+      <w:r>
+        <w:rPr>
+          <w:lang w:val="pt_PT" w:bidi="pt_PT"/>
+        </w:rPr>
+      </w:r>
+      <w:r>
+        <w:rPr>
+          <w:lang w:val="pt_PT" w:bidi="pt_PT"/>
+        </w:rPr>
+        <w:t>Filipenses 3.4–5</w:t>
+      </w:r>
     </w:p>
     <w:p>
       <w:pPr>
@@ -8827,66 +8239,48 @@
           <w:lang w:val="pt_PT" w:bidi="pt_PT"/>
         </w:rPr>
       </w:r>
-      <w:hyperlink r:id="rId110">
-        <w:r>
-          <w:rPr>
-            <w:lang w:val="pt_PT" w:bidi="pt_PT"/>
-          </w:rPr>
-          <w:rPr>
-            <w:color w:val="0000EE"/>
-            <w:u w:val="single"/>
-          </w:rPr>
-          <w:t>Atos 17.11</w:t>
-        </w:r>
-      </w:hyperlink>
-    </w:p>
-    <w:p>
-      <w:pPr>
-        <w:pStyle w:val="ListBullet"/>
-        <w:spacing w:line="240" w:lineRule="auto"/>
-        <w:ind w:left="720"/>
-      </w:pPr>
-      <w:r>
-        <w:rPr>
-          <w:lang w:val="pt_PT" w:bidi="pt_PT"/>
-        </w:rPr>
-      </w:r>
-      <w:hyperlink r:id="rId111">
-        <w:r>
-          <w:rPr>
-            <w:lang w:val="pt_PT" w:bidi="pt_PT"/>
-          </w:rPr>
-          <w:rPr>
-            <w:color w:val="0000EE"/>
-            <w:u w:val="single"/>
-          </w:rPr>
-          <w:t>Atos 17.13–15</w:t>
-        </w:r>
-      </w:hyperlink>
-    </w:p>
-    <w:p>
-      <w:pPr>
-        <w:pStyle w:val="ListBullet"/>
-        <w:spacing w:line="240" w:lineRule="auto"/>
-        <w:ind w:left="720"/>
-      </w:pPr>
-      <w:r>
-        <w:rPr>
-          <w:lang w:val="pt_PT" w:bidi="pt_PT"/>
-        </w:rPr>
-      </w:r>
-      <w:hyperlink r:id="rId112">
-        <w:r>
-          <w:rPr>
-            <w:lang w:val="pt_PT" w:bidi="pt_PT"/>
-          </w:rPr>
-          <w:rPr>
-            <w:color w:val="0000EE"/>
-            <w:u w:val="single"/>
-          </w:rPr>
-          <w:t>Atos 20.4</w:t>
-        </w:r>
-      </w:hyperlink>
+      <w:r>
+        <w:rPr>
+          <w:lang w:val="pt_PT" w:bidi="pt_PT"/>
+        </w:rPr>
+        <w:t>Atos 17.11</w:t>
+      </w:r>
+    </w:p>
+    <w:p>
+      <w:pPr>
+        <w:pStyle w:val="ListBullet"/>
+        <w:spacing w:line="240" w:lineRule="auto"/>
+        <w:ind w:left="720"/>
+      </w:pPr>
+      <w:r>
+        <w:rPr>
+          <w:lang w:val="pt_PT" w:bidi="pt_PT"/>
+        </w:rPr>
+      </w:r>
+      <w:r>
+        <w:rPr>
+          <w:lang w:val="pt_PT" w:bidi="pt_PT"/>
+        </w:rPr>
+        <w:t>Atos 17.13–15</w:t>
+      </w:r>
+    </w:p>
+    <w:p>
+      <w:pPr>
+        <w:pStyle w:val="ListBullet"/>
+        <w:spacing w:line="240" w:lineRule="auto"/>
+        <w:ind w:left="720"/>
+      </w:pPr>
+      <w:r>
+        <w:rPr>
+          <w:lang w:val="pt_PT" w:bidi="pt_PT"/>
+        </w:rPr>
+      </w:r>
+      <w:r>
+        <w:rPr>
+          <w:lang w:val="pt_PT" w:bidi="pt_PT"/>
+        </w:rPr>
+        <w:t>Atos 20.4</w:t>
+      </w:r>
     </w:p>
     <w:p>
       <w:pPr>
@@ -9146,138 +8540,102 @@
           <w:lang w:val="pt_PT" w:bidi="pt_PT"/>
         </w:rPr>
       </w:r>
-      <w:hyperlink r:id="rId113">
-        <w:r>
-          <w:rPr>
-            <w:lang w:val="pt_PT" w:bidi="pt_PT"/>
-          </w:rPr>
-          <w:rPr>
-            <w:color w:val="0000EE"/>
-            <w:u w:val="single"/>
-          </w:rPr>
-          <w:t>1 Samuel 3.20</w:t>
-        </w:r>
-      </w:hyperlink>
-    </w:p>
-    <w:p>
-      <w:pPr>
-        <w:pStyle w:val="ListBullet"/>
-        <w:spacing w:line="240" w:lineRule="auto"/>
-        <w:ind w:left="720"/>
-      </w:pPr>
-      <w:r>
-        <w:rPr>
-          <w:lang w:val="pt_PT" w:bidi="pt_PT"/>
-        </w:rPr>
-      </w:r>
-      <w:hyperlink r:id="rId114">
-        <w:r>
-          <w:rPr>
-            <w:lang w:val="pt_PT" w:bidi="pt_PT"/>
-          </w:rPr>
-          <w:rPr>
-            <w:color w:val="0000EE"/>
-            <w:u w:val="single"/>
-          </w:rPr>
-          <w:t>2 Samuel 17.11</w:t>
-        </w:r>
-      </w:hyperlink>
-    </w:p>
-    <w:p>
-      <w:pPr>
-        <w:pStyle w:val="ListBullet"/>
-        <w:spacing w:line="240" w:lineRule="auto"/>
-        <w:ind w:left="720"/>
-      </w:pPr>
-      <w:r>
-        <w:rPr>
-          <w:lang w:val="pt_PT" w:bidi="pt_PT"/>
-        </w:rPr>
-      </w:r>
-      <w:hyperlink r:id="rId115">
-        <w:r>
-          <w:rPr>
-            <w:lang w:val="pt_PT" w:bidi="pt_PT"/>
-          </w:rPr>
-          <w:rPr>
-            <w:color w:val="0000EE"/>
-            <w:u w:val="single"/>
-          </w:rPr>
-          <w:t>Gênesis 21.14</w:t>
-        </w:r>
-      </w:hyperlink>
-    </w:p>
-    <w:p>
-      <w:pPr>
-        <w:pStyle w:val="ListBullet"/>
-        <w:spacing w:line="240" w:lineRule="auto"/>
-        <w:ind w:left="720"/>
-      </w:pPr>
-      <w:r>
-        <w:rPr>
-          <w:lang w:val="pt_PT" w:bidi="pt_PT"/>
-        </w:rPr>
-      </w:r>
-      <w:hyperlink r:id="rId116">
-        <w:r>
-          <w:rPr>
-            <w:lang w:val="pt_PT" w:bidi="pt_PT"/>
-          </w:rPr>
-          <w:rPr>
-            <w:color w:val="0000EE"/>
-            <w:u w:val="single"/>
-          </w:rPr>
-          <w:t>Gênesis 21.31</w:t>
-        </w:r>
-      </w:hyperlink>
-    </w:p>
-    <w:p>
-      <w:pPr>
-        <w:pStyle w:val="ListBullet"/>
-        <w:spacing w:line="240" w:lineRule="auto"/>
-        <w:ind w:left="720"/>
-      </w:pPr>
-      <w:r>
-        <w:rPr>
-          <w:lang w:val="pt_PT" w:bidi="pt_PT"/>
-        </w:rPr>
-      </w:r>
-      <w:hyperlink r:id="rId117">
-        <w:r>
-          <w:rPr>
-            <w:lang w:val="pt_PT" w:bidi="pt_PT"/>
-          </w:rPr>
-          <w:rPr>
-            <w:color w:val="0000EE"/>
-            <w:u w:val="single"/>
-          </w:rPr>
-          <w:t>Gênesis 46.1</w:t>
-        </w:r>
-      </w:hyperlink>
-    </w:p>
-    <w:p>
-      <w:pPr>
-        <w:pStyle w:val="ListBullet"/>
-        <w:spacing w:line="240" w:lineRule="auto"/>
-        <w:ind w:left="720"/>
-      </w:pPr>
-      <w:r>
-        <w:rPr>
-          <w:lang w:val="pt_PT" w:bidi="pt_PT"/>
-        </w:rPr>
-      </w:r>
-      <w:hyperlink r:id="rId118">
-        <w:r>
-          <w:rPr>
-            <w:lang w:val="pt_PT" w:bidi="pt_PT"/>
-          </w:rPr>
-          <w:rPr>
-            <w:color w:val="0000EE"/>
-            <w:u w:val="single"/>
-          </w:rPr>
-          <w:t>Neemias 11.30</w:t>
-        </w:r>
-      </w:hyperlink>
+      <w:r>
+        <w:rPr>
+          <w:lang w:val="pt_PT" w:bidi="pt_PT"/>
+        </w:rPr>
+        <w:t>1 Samuel 3.20</w:t>
+      </w:r>
+    </w:p>
+    <w:p>
+      <w:pPr>
+        <w:pStyle w:val="ListBullet"/>
+        <w:spacing w:line="240" w:lineRule="auto"/>
+        <w:ind w:left="720"/>
+      </w:pPr>
+      <w:r>
+        <w:rPr>
+          <w:lang w:val="pt_PT" w:bidi="pt_PT"/>
+        </w:rPr>
+      </w:r>
+      <w:r>
+        <w:rPr>
+          <w:lang w:val="pt_PT" w:bidi="pt_PT"/>
+        </w:rPr>
+        <w:t>2 Samuel 17.11</w:t>
+      </w:r>
+    </w:p>
+    <w:p>
+      <w:pPr>
+        <w:pStyle w:val="ListBullet"/>
+        <w:spacing w:line="240" w:lineRule="auto"/>
+        <w:ind w:left="720"/>
+      </w:pPr>
+      <w:r>
+        <w:rPr>
+          <w:lang w:val="pt_PT" w:bidi="pt_PT"/>
+        </w:rPr>
+      </w:r>
+      <w:r>
+        <w:rPr>
+          <w:lang w:val="pt_PT" w:bidi="pt_PT"/>
+        </w:rPr>
+        <w:t>Gênesis 21.14</w:t>
+      </w:r>
+    </w:p>
+    <w:p>
+      <w:pPr>
+        <w:pStyle w:val="ListBullet"/>
+        <w:spacing w:line="240" w:lineRule="auto"/>
+        <w:ind w:left="720"/>
+      </w:pPr>
+      <w:r>
+        <w:rPr>
+          <w:lang w:val="pt_PT" w:bidi="pt_PT"/>
+        </w:rPr>
+      </w:r>
+      <w:r>
+        <w:rPr>
+          <w:lang w:val="pt_PT" w:bidi="pt_PT"/>
+        </w:rPr>
+        <w:t>Gênesis 21.31</w:t>
+      </w:r>
+    </w:p>
+    <w:p>
+      <w:pPr>
+        <w:pStyle w:val="ListBullet"/>
+        <w:spacing w:line="240" w:lineRule="auto"/>
+        <w:ind w:left="720"/>
+      </w:pPr>
+      <w:r>
+        <w:rPr>
+          <w:lang w:val="pt_PT" w:bidi="pt_PT"/>
+        </w:rPr>
+      </w:r>
+      <w:r>
+        <w:rPr>
+          <w:lang w:val="pt_PT" w:bidi="pt_PT"/>
+        </w:rPr>
+        <w:t>Gênesis 46.1</w:t>
+      </w:r>
+    </w:p>
+    <w:p>
+      <w:pPr>
+        <w:pStyle w:val="ListBullet"/>
+        <w:spacing w:line="240" w:lineRule="auto"/>
+        <w:ind w:left="720"/>
+      </w:pPr>
+      <w:r>
+        <w:rPr>
+          <w:lang w:val="pt_PT" w:bidi="pt_PT"/>
+        </w:rPr>
+      </w:r>
+      <w:r>
+        <w:rPr>
+          <w:lang w:val="pt_PT" w:bidi="pt_PT"/>
+        </w:rPr>
+        <w:t>Neemias 11.30</w:t>
+      </w:r>
     </w:p>
     <w:p>
       <w:pPr>
@@ -9577,138 +8935,102 @@
           <w:lang w:val="pt_PT" w:bidi="pt_PT"/>
         </w:rPr>
       </w:r>
-      <w:hyperlink r:id="rId119">
-        <w:r>
-          <w:rPr>
-            <w:lang w:val="pt_PT" w:bidi="pt_PT"/>
-          </w:rPr>
-          <w:rPr>
-            <w:color w:val="0000EE"/>
-            <w:u w:val="single"/>
-          </w:rPr>
-          <w:t>1 Coríntios 15.32</w:t>
-        </w:r>
-      </w:hyperlink>
-    </w:p>
-    <w:p>
-      <w:pPr>
-        <w:pStyle w:val="ListBullet"/>
-        <w:spacing w:line="240" w:lineRule="auto"/>
-        <w:ind w:left="720"/>
-      </w:pPr>
-      <w:r>
-        <w:rPr>
-          <w:lang w:val="pt_PT" w:bidi="pt_PT"/>
-        </w:rPr>
-      </w:r>
-      <w:hyperlink r:id="rId120">
-        <w:r>
-          <w:rPr>
-            <w:lang w:val="pt_PT" w:bidi="pt_PT"/>
-          </w:rPr>
-          <w:rPr>
-            <w:color w:val="0000EE"/>
-            <w:u w:val="single"/>
-          </w:rPr>
-          <w:t>1 Samuel 17.44</w:t>
-        </w:r>
-      </w:hyperlink>
-    </w:p>
-    <w:p>
-      <w:pPr>
-        <w:pStyle w:val="ListBullet"/>
-        <w:spacing w:line="240" w:lineRule="auto"/>
-        <w:ind w:left="720"/>
-      </w:pPr>
-      <w:r>
-        <w:rPr>
-          <w:lang w:val="pt_PT" w:bidi="pt_PT"/>
-        </w:rPr>
-      </w:r>
-      <w:hyperlink r:id="rId121">
-        <w:r>
-          <w:rPr>
-            <w:lang w:val="pt_PT" w:bidi="pt_PT"/>
-          </w:rPr>
-          <w:rPr>
-            <w:color w:val="0000EE"/>
-            <w:u w:val="single"/>
-          </w:rPr>
-          <w:t>2 Crônicas 25.18</w:t>
-        </w:r>
-      </w:hyperlink>
-    </w:p>
-    <w:p>
-      <w:pPr>
-        <w:pStyle w:val="ListBullet"/>
-        <w:spacing w:line="240" w:lineRule="auto"/>
-        <w:ind w:left="720"/>
-      </w:pPr>
-      <w:r>
-        <w:rPr>
-          <w:lang w:val="pt_PT" w:bidi="pt_PT"/>
-        </w:rPr>
-      </w:r>
-      <w:hyperlink r:id="rId122">
-        <w:r>
-          <w:rPr>
-            <w:lang w:val="pt_PT" w:bidi="pt_PT"/>
-          </w:rPr>
-          <w:rPr>
-            <w:color w:val="0000EE"/>
-            <w:u w:val="single"/>
-          </w:rPr>
-          <w:t>Jeremias 16.1–4</w:t>
-        </w:r>
-      </w:hyperlink>
-    </w:p>
-    <w:p>
-      <w:pPr>
-        <w:pStyle w:val="ListBullet"/>
-        <w:spacing w:line="240" w:lineRule="auto"/>
-        <w:ind w:left="720"/>
-      </w:pPr>
-      <w:r>
-        <w:rPr>
-          <w:lang w:val="pt_PT" w:bidi="pt_PT"/>
-        </w:rPr>
-      </w:r>
-      <w:hyperlink r:id="rId123">
-        <w:r>
-          <w:rPr>
-            <w:lang w:val="pt_PT" w:bidi="pt_PT"/>
-          </w:rPr>
-          <w:rPr>
-            <w:color w:val="0000EE"/>
-            <w:u w:val="single"/>
-          </w:rPr>
-          <w:t>Levítico 7.21</w:t>
-        </w:r>
-      </w:hyperlink>
-    </w:p>
-    <w:p>
-      <w:pPr>
-        <w:pStyle w:val="ListBullet"/>
-        <w:spacing w:line="240" w:lineRule="auto"/>
-        <w:ind w:left="720"/>
-      </w:pPr>
-      <w:r>
-        <w:rPr>
-          <w:lang w:val="pt_PT" w:bidi="pt_PT"/>
-        </w:rPr>
-      </w:r>
-      <w:hyperlink r:id="rId124">
-        <w:r>
-          <w:rPr>
-            <w:lang w:val="pt_PT" w:bidi="pt_PT"/>
-          </w:rPr>
-          <w:rPr>
-            <w:color w:val="0000EE"/>
-            <w:u w:val="single"/>
-          </w:rPr>
-          <w:t>Salmos 49.12–13</w:t>
-        </w:r>
-      </w:hyperlink>
+      <w:r>
+        <w:rPr>
+          <w:lang w:val="pt_PT" w:bidi="pt_PT"/>
+        </w:rPr>
+        <w:t>1 Coríntios 15.32</w:t>
+      </w:r>
+    </w:p>
+    <w:p>
+      <w:pPr>
+        <w:pStyle w:val="ListBullet"/>
+        <w:spacing w:line="240" w:lineRule="auto"/>
+        <w:ind w:left="720"/>
+      </w:pPr>
+      <w:r>
+        <w:rPr>
+          <w:lang w:val="pt_PT" w:bidi="pt_PT"/>
+        </w:rPr>
+      </w:r>
+      <w:r>
+        <w:rPr>
+          <w:lang w:val="pt_PT" w:bidi="pt_PT"/>
+        </w:rPr>
+        <w:t>1 Samuel 17.44</w:t>
+      </w:r>
+    </w:p>
+    <w:p>
+      <w:pPr>
+        <w:pStyle w:val="ListBullet"/>
+        <w:spacing w:line="240" w:lineRule="auto"/>
+        <w:ind w:left="720"/>
+      </w:pPr>
+      <w:r>
+        <w:rPr>
+          <w:lang w:val="pt_PT" w:bidi="pt_PT"/>
+        </w:rPr>
+      </w:r>
+      <w:r>
+        <w:rPr>
+          <w:lang w:val="pt_PT" w:bidi="pt_PT"/>
+        </w:rPr>
+        <w:t>2 Crônicas 25.18</w:t>
+      </w:r>
+    </w:p>
+    <w:p>
+      <w:pPr>
+        <w:pStyle w:val="ListBullet"/>
+        <w:spacing w:line="240" w:lineRule="auto"/>
+        <w:ind w:left="720"/>
+      </w:pPr>
+      <w:r>
+        <w:rPr>
+          <w:lang w:val="pt_PT" w:bidi="pt_PT"/>
+        </w:rPr>
+      </w:r>
+      <w:r>
+        <w:rPr>
+          <w:lang w:val="pt_PT" w:bidi="pt_PT"/>
+        </w:rPr>
+        <w:t>Jeremias 16.1–4</w:t>
+      </w:r>
+    </w:p>
+    <w:p>
+      <w:pPr>
+        <w:pStyle w:val="ListBullet"/>
+        <w:spacing w:line="240" w:lineRule="auto"/>
+        <w:ind w:left="720"/>
+      </w:pPr>
+      <w:r>
+        <w:rPr>
+          <w:lang w:val="pt_PT" w:bidi="pt_PT"/>
+        </w:rPr>
+      </w:r>
+      <w:r>
+        <w:rPr>
+          <w:lang w:val="pt_PT" w:bidi="pt_PT"/>
+        </w:rPr>
+        <w:t>Levítico 7.21</w:t>
+      </w:r>
+    </w:p>
+    <w:p>
+      <w:pPr>
+        <w:pStyle w:val="ListBullet"/>
+        <w:spacing w:line="240" w:lineRule="auto"/>
+        <w:ind w:left="720"/>
+      </w:pPr>
+      <w:r>
+        <w:rPr>
+          <w:lang w:val="pt_PT" w:bidi="pt_PT"/>
+        </w:rPr>
+      </w:r>
+      <w:r>
+        <w:rPr>
+          <w:lang w:val="pt_PT" w:bidi="pt_PT"/>
+        </w:rPr>
+        <w:t>Salmos 49.12–13</w:t>
+      </w:r>
     </w:p>
     <w:p>
       <w:pPr>
@@ -9974,90 +9296,66 @@
           <w:lang w:val="pt_PT" w:bidi="pt_PT"/>
         </w:rPr>
       </w:r>
-      <w:hyperlink r:id="rId125">
-        <w:r>
-          <w:rPr>
-            <w:lang w:val="pt_PT" w:bidi="pt_PT"/>
-          </w:rPr>
-          <w:rPr>
-            <w:color w:val="0000EE"/>
-            <w:u w:val="single"/>
-          </w:rPr>
-          <w:t>João 1.26–28</w:t>
-        </w:r>
-      </w:hyperlink>
-    </w:p>
-    <w:p>
-      <w:pPr>
-        <w:pStyle w:val="ListBullet"/>
-        <w:spacing w:line="240" w:lineRule="auto"/>
-        <w:ind w:left="720"/>
-      </w:pPr>
-      <w:r>
-        <w:rPr>
-          <w:lang w:val="pt_PT" w:bidi="pt_PT"/>
-        </w:rPr>
-      </w:r>
-      <w:hyperlink r:id="rId126">
-        <w:r>
-          <w:rPr>
-            <w:lang w:val="pt_PT" w:bidi="pt_PT"/>
-          </w:rPr>
-          <w:rPr>
-            <w:color w:val="0000EE"/>
-            <w:u w:val="single"/>
-          </w:rPr>
-          <w:t>Lucas 24.50–51</w:t>
-        </w:r>
-      </w:hyperlink>
-    </w:p>
-    <w:p>
-      <w:pPr>
-        <w:pStyle w:val="ListBullet"/>
-        <w:spacing w:line="240" w:lineRule="auto"/>
-        <w:ind w:left="720"/>
-      </w:pPr>
-      <w:r>
-        <w:rPr>
-          <w:lang w:val="pt_PT" w:bidi="pt_PT"/>
-        </w:rPr>
-      </w:r>
-      <w:hyperlink r:id="rId127">
-        <w:r>
-          <w:rPr>
-            <w:lang w:val="pt_PT" w:bidi="pt_PT"/>
-          </w:rPr>
-          <w:rPr>
-            <w:color w:val="0000EE"/>
-            <w:u w:val="single"/>
-          </w:rPr>
-          <w:t>Marcos 11.1</w:t>
-        </w:r>
-      </w:hyperlink>
-    </w:p>
-    <w:p>
-      <w:pPr>
-        <w:pStyle w:val="ListBullet"/>
-        <w:spacing w:line="240" w:lineRule="auto"/>
-        <w:ind w:left="720"/>
-      </w:pPr>
-      <w:r>
-        <w:rPr>
-          <w:lang w:val="pt_PT" w:bidi="pt_PT"/>
-        </w:rPr>
-      </w:r>
-      <w:hyperlink r:id="rId128">
-        <w:r>
-          <w:rPr>
-            <w:lang w:val="pt_PT" w:bidi="pt_PT"/>
-          </w:rPr>
-          <w:rPr>
-            <w:color w:val="0000EE"/>
-            <w:u w:val="single"/>
-          </w:rPr>
-          <w:t>Mateus 21.15–17</w:t>
-        </w:r>
-      </w:hyperlink>
+      <w:r>
+        <w:rPr>
+          <w:lang w:val="pt_PT" w:bidi="pt_PT"/>
+        </w:rPr>
+        <w:t>João 1.26–28</w:t>
+      </w:r>
+    </w:p>
+    <w:p>
+      <w:pPr>
+        <w:pStyle w:val="ListBullet"/>
+        <w:spacing w:line="240" w:lineRule="auto"/>
+        <w:ind w:left="720"/>
+      </w:pPr>
+      <w:r>
+        <w:rPr>
+          <w:lang w:val="pt_PT" w:bidi="pt_PT"/>
+        </w:rPr>
+      </w:r>
+      <w:r>
+        <w:rPr>
+          <w:lang w:val="pt_PT" w:bidi="pt_PT"/>
+        </w:rPr>
+        <w:t>Lucas 24.50–51</w:t>
+      </w:r>
+    </w:p>
+    <w:p>
+      <w:pPr>
+        <w:pStyle w:val="ListBullet"/>
+        <w:spacing w:line="240" w:lineRule="auto"/>
+        <w:ind w:left="720"/>
+      </w:pPr>
+      <w:r>
+        <w:rPr>
+          <w:lang w:val="pt_PT" w:bidi="pt_PT"/>
+        </w:rPr>
+      </w:r>
+      <w:r>
+        <w:rPr>
+          <w:lang w:val="pt_PT" w:bidi="pt_PT"/>
+        </w:rPr>
+        <w:t>Marcos 11.1</w:t>
+      </w:r>
+    </w:p>
+    <w:p>
+      <w:pPr>
+        <w:pStyle w:val="ListBullet"/>
+        <w:spacing w:line="240" w:lineRule="auto"/>
+        <w:ind w:left="720"/>
+      </w:pPr>
+      <w:r>
+        <w:rPr>
+          <w:lang w:val="pt_PT" w:bidi="pt_PT"/>
+        </w:rPr>
+      </w:r>
+      <w:r>
+        <w:rPr>
+          <w:lang w:val="pt_PT" w:bidi="pt_PT"/>
+        </w:rPr>
+        <w:t>Mateus 21.15–17</w:t>
+      </w:r>
     </w:p>
     <w:p>
       <w:pPr>
@@ -10317,90 +9615,66 @@
           <w:lang w:val="pt_PT" w:bidi="pt_PT"/>
         </w:rPr>
       </w:r>
-      <w:hyperlink r:id="rId129">
-        <w:r>
-          <w:rPr>
-            <w:lang w:val="pt_PT" w:bidi="pt_PT"/>
-          </w:rPr>
-          <w:rPr>
-            <w:color w:val="0000EE"/>
-            <w:u w:val="single"/>
-          </w:rPr>
-          <w:t>Gênesis 12.8–9</w:t>
-        </w:r>
-      </w:hyperlink>
-    </w:p>
-    <w:p>
-      <w:pPr>
-        <w:pStyle w:val="ListBullet"/>
-        <w:spacing w:line="240" w:lineRule="auto"/>
-        <w:ind w:left="720"/>
-      </w:pPr>
-      <w:r>
-        <w:rPr>
-          <w:lang w:val="pt_PT" w:bidi="pt_PT"/>
-        </w:rPr>
-      </w:r>
-      <w:hyperlink r:id="rId130">
-        <w:r>
-          <w:rPr>
-            <w:lang w:val="pt_PT" w:bidi="pt_PT"/>
-          </w:rPr>
-          <w:rPr>
-            <w:color w:val="0000EE"/>
-            <w:u w:val="single"/>
-          </w:rPr>
-          <w:t>Gênesis 35.1</w:t>
-        </w:r>
-      </w:hyperlink>
-    </w:p>
-    <w:p>
-      <w:pPr>
-        <w:pStyle w:val="ListBullet"/>
-        <w:spacing w:line="240" w:lineRule="auto"/>
-        <w:ind w:left="720"/>
-      </w:pPr>
-      <w:r>
-        <w:rPr>
-          <w:lang w:val="pt_PT" w:bidi="pt_PT"/>
-        </w:rPr>
-      </w:r>
-      <w:hyperlink r:id="rId131">
-        <w:r>
-          <w:rPr>
-            <w:lang w:val="pt_PT" w:bidi="pt_PT"/>
-          </w:rPr>
-          <w:rPr>
-            <w:color w:val="0000EE"/>
-            <w:u w:val="single"/>
-          </w:rPr>
-          <w:t>Oseias 10.15</w:t>
-        </w:r>
-      </w:hyperlink>
-    </w:p>
-    <w:p>
-      <w:pPr>
-        <w:pStyle w:val="ListBullet"/>
-        <w:spacing w:line="240" w:lineRule="auto"/>
-        <w:ind w:left="720"/>
-      </w:pPr>
-      <w:r>
-        <w:rPr>
-          <w:lang w:val="pt_PT" w:bidi="pt_PT"/>
-        </w:rPr>
-      </w:r>
-      <w:hyperlink r:id="rId132">
-        <w:r>
-          <w:rPr>
-            <w:lang w:val="pt_PT" w:bidi="pt_PT"/>
-          </w:rPr>
-          <w:rPr>
-            <w:color w:val="0000EE"/>
-            <w:u w:val="single"/>
-          </w:rPr>
-          <w:t>Juízes 1.23</w:t>
-        </w:r>
-      </w:hyperlink>
+      <w:r>
+        <w:rPr>
+          <w:lang w:val="pt_PT" w:bidi="pt_PT"/>
+        </w:rPr>
+        <w:t>Gênesis 12.8–9</w:t>
+      </w:r>
+    </w:p>
+    <w:p>
+      <w:pPr>
+        <w:pStyle w:val="ListBullet"/>
+        <w:spacing w:line="240" w:lineRule="auto"/>
+        <w:ind w:left="720"/>
+      </w:pPr>
+      <w:r>
+        <w:rPr>
+          <w:lang w:val="pt_PT" w:bidi="pt_PT"/>
+        </w:rPr>
+      </w:r>
+      <w:r>
+        <w:rPr>
+          <w:lang w:val="pt_PT" w:bidi="pt_PT"/>
+        </w:rPr>
+        <w:t>Gênesis 35.1</w:t>
+      </w:r>
+    </w:p>
+    <w:p>
+      <w:pPr>
+        <w:pStyle w:val="ListBullet"/>
+        <w:spacing w:line="240" w:lineRule="auto"/>
+        <w:ind w:left="720"/>
+      </w:pPr>
+      <w:r>
+        <w:rPr>
+          <w:lang w:val="pt_PT" w:bidi="pt_PT"/>
+        </w:rPr>
+      </w:r>
+      <w:r>
+        <w:rPr>
+          <w:lang w:val="pt_PT" w:bidi="pt_PT"/>
+        </w:rPr>
+        <w:t>Oseias 10.15</w:t>
+      </w:r>
+    </w:p>
+    <w:p>
+      <w:pPr>
+        <w:pStyle w:val="ListBullet"/>
+        <w:spacing w:line="240" w:lineRule="auto"/>
+        <w:ind w:left="720"/>
+      </w:pPr>
+      <w:r>
+        <w:rPr>
+          <w:lang w:val="pt_PT" w:bidi="pt_PT"/>
+        </w:rPr>
+      </w:r>
+      <w:r>
+        <w:rPr>
+          <w:lang w:val="pt_PT" w:bidi="pt_PT"/>
+        </w:rPr>
+        <w:t>Juízes 1.23</w:t>
+      </w:r>
     </w:p>
     <w:p>
       <w:pPr>
@@ -10666,90 +9940,66 @@
           <w:lang w:val="pt_PT" w:bidi="pt_PT"/>
         </w:rPr>
       </w:r>
-      <w:hyperlink r:id="rId133">
-        <w:r>
-          <w:rPr>
-            <w:lang w:val="pt_PT" w:bidi="pt_PT"/>
-          </w:rPr>
-          <w:rPr>
-            <w:color w:val="0000EE"/>
-            <w:u w:val="single"/>
-          </w:rPr>
-          <w:t>1 Reis 4.9</w:t>
-        </w:r>
-      </w:hyperlink>
-    </w:p>
-    <w:p>
-      <w:pPr>
-        <w:pStyle w:val="ListBullet"/>
-        <w:spacing w:line="240" w:lineRule="auto"/>
-        <w:ind w:left="720"/>
-      </w:pPr>
-      <w:r>
-        <w:rPr>
-          <w:lang w:val="pt_PT" w:bidi="pt_PT"/>
-        </w:rPr>
-      </w:r>
-      <w:hyperlink r:id="rId134">
-        <w:r>
-          <w:rPr>
-            <w:lang w:val="pt_PT" w:bidi="pt_PT"/>
-          </w:rPr>
-          <w:rPr>
-            <w:color w:val="0000EE"/>
-            <w:u w:val="single"/>
-          </w:rPr>
-          <w:t>1 Samuel 6.9</w:t>
-        </w:r>
-      </w:hyperlink>
-    </w:p>
-    <w:p>
-      <w:pPr>
-        <w:pStyle w:val="ListBullet"/>
-        <w:spacing w:line="240" w:lineRule="auto"/>
-        <w:ind w:left="720"/>
-      </w:pPr>
-      <w:r>
-        <w:rPr>
-          <w:lang w:val="pt_PT" w:bidi="pt_PT"/>
-        </w:rPr>
-      </w:r>
-      <w:hyperlink r:id="rId135">
-        <w:r>
-          <w:rPr>
-            <w:lang w:val="pt_PT" w:bidi="pt_PT"/>
-          </w:rPr>
-          <w:rPr>
-            <w:color w:val="0000EE"/>
-            <w:u w:val="single"/>
-          </w:rPr>
-          <w:t>Josué 19.20–22</w:t>
-        </w:r>
-      </w:hyperlink>
-    </w:p>
-    <w:p>
-      <w:pPr>
-        <w:pStyle w:val="ListBullet"/>
-        <w:spacing w:line="240" w:lineRule="auto"/>
-        <w:ind w:left="720"/>
-      </w:pPr>
-      <w:r>
-        <w:rPr>
-          <w:lang w:val="pt_PT" w:bidi="pt_PT"/>
-        </w:rPr>
-      </w:r>
-      <w:hyperlink r:id="rId136">
-        <w:r>
-          <w:rPr>
-            <w:lang w:val="pt_PT" w:bidi="pt_PT"/>
-          </w:rPr>
-          <w:rPr>
-            <w:color w:val="0000EE"/>
-            <w:u w:val="single"/>
-          </w:rPr>
-          <w:t>Juízes 1.33</w:t>
-        </w:r>
-      </w:hyperlink>
+      <w:r>
+        <w:rPr>
+          <w:lang w:val="pt_PT" w:bidi="pt_PT"/>
+        </w:rPr>
+        <w:t>1 Reis 4.9</w:t>
+      </w:r>
+    </w:p>
+    <w:p>
+      <w:pPr>
+        <w:pStyle w:val="ListBullet"/>
+        <w:spacing w:line="240" w:lineRule="auto"/>
+        <w:ind w:left="720"/>
+      </w:pPr>
+      <w:r>
+        <w:rPr>
+          <w:lang w:val="pt_PT" w:bidi="pt_PT"/>
+        </w:rPr>
+      </w:r>
+      <w:r>
+        <w:rPr>
+          <w:lang w:val="pt_PT" w:bidi="pt_PT"/>
+        </w:rPr>
+        <w:t>1 Samuel 6.9</w:t>
+      </w:r>
+    </w:p>
+    <w:p>
+      <w:pPr>
+        <w:pStyle w:val="ListBullet"/>
+        <w:spacing w:line="240" w:lineRule="auto"/>
+        <w:ind w:left="720"/>
+      </w:pPr>
+      <w:r>
+        <w:rPr>
+          <w:lang w:val="pt_PT" w:bidi="pt_PT"/>
+        </w:rPr>
+      </w:r>
+      <w:r>
+        <w:rPr>
+          <w:lang w:val="pt_PT" w:bidi="pt_PT"/>
+        </w:rPr>
+        <w:t>Josué 19.20–22</w:t>
+      </w:r>
+    </w:p>
+    <w:p>
+      <w:pPr>
+        <w:pStyle w:val="ListBullet"/>
+        <w:spacing w:line="240" w:lineRule="auto"/>
+        <w:ind w:left="720"/>
+      </w:pPr>
+      <w:r>
+        <w:rPr>
+          <w:lang w:val="pt_PT" w:bidi="pt_PT"/>
+        </w:rPr>
+      </w:r>
+      <w:r>
+        <w:rPr>
+          <w:lang w:val="pt_PT" w:bidi="pt_PT"/>
+        </w:rPr>
+        <w:t>Juízes 1.33</w:t>
+      </w:r>
     </w:p>
     <w:p>
       <w:pPr>
@@ -10973,42 +10223,30 @@
           <w:lang w:val="pt_PT" w:bidi="pt_PT"/>
         </w:rPr>
       </w:r>
-      <w:hyperlink r:id="rId137">
-        <w:r>
-          <w:rPr>
-            <w:lang w:val="pt_PT" w:bidi="pt_PT"/>
-          </w:rPr>
-          <w:rPr>
-            <w:color w:val="0000EE"/>
-            <w:u w:val="single"/>
-          </w:rPr>
-          <w:t>1 Crônicas 4.30</w:t>
-        </w:r>
-      </w:hyperlink>
-    </w:p>
-    <w:p>
-      <w:pPr>
-        <w:pStyle w:val="ListBullet"/>
-        <w:spacing w:line="240" w:lineRule="auto"/>
-        <w:ind w:left="720"/>
-      </w:pPr>
-      <w:r>
-        <w:rPr>
-          <w:lang w:val="pt_PT" w:bidi="pt_PT"/>
-        </w:rPr>
-      </w:r>
-      <w:hyperlink r:id="rId138">
-        <w:r>
-          <w:rPr>
-            <w:lang w:val="pt_PT" w:bidi="pt_PT"/>
-          </w:rPr>
-          <w:rPr>
-            <w:color w:val="0000EE"/>
-            <w:u w:val="single"/>
-          </w:rPr>
-          <w:t>Gênesis 28.2</w:t>
-        </w:r>
-      </w:hyperlink>
+      <w:r>
+        <w:rPr>
+          <w:lang w:val="pt_PT" w:bidi="pt_PT"/>
+        </w:rPr>
+        <w:t>1 Crônicas 4.30</w:t>
+      </w:r>
+    </w:p>
+    <w:p>
+      <w:pPr>
+        <w:pStyle w:val="ListBullet"/>
+        <w:spacing w:line="240" w:lineRule="auto"/>
+        <w:ind w:left="720"/>
+      </w:pPr>
+      <w:r>
+        <w:rPr>
+          <w:lang w:val="pt_PT" w:bidi="pt_PT"/>
+        </w:rPr>
+      </w:r>
+      <w:r>
+        <w:rPr>
+          <w:lang w:val="pt_PT" w:bidi="pt_PT"/>
+        </w:rPr>
+        <w:t>Gênesis 28.2</w:t>
+      </w:r>
     </w:p>
     <w:p>
       <w:pPr>
@@ -11249,42 +10487,30 @@
           <w:lang w:val="pt_PT" w:bidi="pt_PT"/>
         </w:rPr>
       </w:r>
-      <w:hyperlink r:id="rId139">
-        <w:r>
-          <w:rPr>
-            <w:lang w:val="pt_PT" w:bidi="pt_PT"/>
-          </w:rPr>
-          <w:rPr>
-            <w:color w:val="0000EE"/>
-            <w:u w:val="single"/>
-          </w:rPr>
-          <w:t>Gênesis 29.29</w:t>
-        </w:r>
-      </w:hyperlink>
-    </w:p>
-    <w:p>
-      <w:pPr>
-        <w:pStyle w:val="ListBullet"/>
-        <w:spacing w:line="240" w:lineRule="auto"/>
-        <w:ind w:left="720"/>
-      </w:pPr>
-      <w:r>
-        <w:rPr>
-          <w:lang w:val="pt_PT" w:bidi="pt_PT"/>
-        </w:rPr>
-      </w:r>
-      <w:hyperlink r:id="rId140">
-        <w:r>
-          <w:rPr>
-            <w:lang w:val="pt_PT" w:bidi="pt_PT"/>
-          </w:rPr>
-          <w:rPr>
-            <w:color w:val="0000EE"/>
-            <w:u w:val="single"/>
-          </w:rPr>
-          <w:t>Gênesis 30.4</w:t>
-        </w:r>
-      </w:hyperlink>
+      <w:r>
+        <w:rPr>
+          <w:lang w:val="pt_PT" w:bidi="pt_PT"/>
+        </w:rPr>
+        <w:t>Gênesis 29.29</w:t>
+      </w:r>
+    </w:p>
+    <w:p>
+      <w:pPr>
+        <w:pStyle w:val="ListBullet"/>
+        <w:spacing w:line="240" w:lineRule="auto"/>
+        <w:ind w:left="720"/>
+      </w:pPr>
+      <w:r>
+        <w:rPr>
+          <w:lang w:val="pt_PT" w:bidi="pt_PT"/>
+        </w:rPr>
+      </w:r>
+      <w:r>
+        <w:rPr>
+          <w:lang w:val="pt_PT" w:bidi="pt_PT"/>
+        </w:rPr>
+        <w:t>Gênesis 30.4</w:t>
+      </w:r>
     </w:p>
     <w:p>
       <w:pPr>
@@ -11535,234 +10761,174 @@
           <w:lang w:val="pt_PT" w:bidi="pt_PT"/>
         </w:rPr>
       </w:r>
-      <w:hyperlink r:id="rId141">
-        <w:r>
-          <w:rPr>
-            <w:lang w:val="pt_PT" w:bidi="pt_PT"/>
-          </w:rPr>
-          <w:rPr>
-            <w:color w:val="0000EE"/>
-            <w:u w:val="single"/>
-          </w:rPr>
-          <w:t>1 Timóteo 1.12–14</w:t>
-        </w:r>
-      </w:hyperlink>
-    </w:p>
-    <w:p>
-      <w:pPr>
-        <w:pStyle w:val="ListBullet"/>
-        <w:spacing w:line="240" w:lineRule="auto"/>
-        <w:ind w:left="720"/>
-      </w:pPr>
-      <w:r>
-        <w:rPr>
-          <w:lang w:val="pt_PT" w:bidi="pt_PT"/>
-        </w:rPr>
-      </w:r>
-      <w:hyperlink r:id="rId142">
-        <w:r>
-          <w:rPr>
-            <w:lang w:val="pt_PT" w:bidi="pt_PT"/>
-          </w:rPr>
-          <w:rPr>
-            <w:color w:val="0000EE"/>
-            <w:u w:val="single"/>
-          </w:rPr>
-          <w:t>Atos 6.11</w:t>
-        </w:r>
-      </w:hyperlink>
-    </w:p>
-    <w:p>
-      <w:pPr>
-        <w:pStyle w:val="ListBullet"/>
-        <w:spacing w:line="240" w:lineRule="auto"/>
-        <w:ind w:left="720"/>
-      </w:pPr>
-      <w:r>
-        <w:rPr>
-          <w:lang w:val="pt_PT" w:bidi="pt_PT"/>
-        </w:rPr>
-      </w:r>
-      <w:hyperlink r:id="rId143">
-        <w:r>
-          <w:rPr>
-            <w:lang w:val="pt_PT" w:bidi="pt_PT"/>
-          </w:rPr>
-          <w:rPr>
-            <w:color w:val="0000EE"/>
-            <w:u w:val="single"/>
-          </w:rPr>
-          <w:t>Atos 26.9–11</w:t>
-        </w:r>
-      </w:hyperlink>
-    </w:p>
-    <w:p>
-      <w:pPr>
-        <w:pStyle w:val="ListBullet"/>
-        <w:spacing w:line="240" w:lineRule="auto"/>
-        <w:ind w:left="720"/>
-      </w:pPr>
-      <w:r>
-        <w:rPr>
-          <w:lang w:val="pt_PT" w:bidi="pt_PT"/>
-        </w:rPr>
-      </w:r>
-      <w:hyperlink r:id="rId144">
-        <w:r>
-          <w:rPr>
-            <w:lang w:val="pt_PT" w:bidi="pt_PT"/>
-          </w:rPr>
-          <w:rPr>
-            <w:color w:val="0000EE"/>
-            <w:u w:val="single"/>
-          </w:rPr>
-          <w:t>Tiago 2.5–7</w:t>
-        </w:r>
-      </w:hyperlink>
-    </w:p>
-    <w:p>
-      <w:pPr>
-        <w:pStyle w:val="ListBullet"/>
-        <w:spacing w:line="240" w:lineRule="auto"/>
-        <w:ind w:left="720"/>
-      </w:pPr>
-      <w:r>
-        <w:rPr>
-          <w:lang w:val="pt_PT" w:bidi="pt_PT"/>
-        </w:rPr>
-      </w:r>
-      <w:hyperlink r:id="rId145">
-        <w:r>
-          <w:rPr>
-            <w:lang w:val="pt_PT" w:bidi="pt_PT"/>
-          </w:rPr>
-          <w:rPr>
-            <w:color w:val="0000EE"/>
-            <w:u w:val="single"/>
-          </w:rPr>
-          <w:t>João 10.32–33</w:t>
-        </w:r>
-      </w:hyperlink>
-    </w:p>
-    <w:p>
-      <w:pPr>
-        <w:pStyle w:val="ListBullet"/>
-        <w:spacing w:line="240" w:lineRule="auto"/>
-        <w:ind w:left="720"/>
-      </w:pPr>
-      <w:r>
-        <w:rPr>
-          <w:lang w:val="pt_PT" w:bidi="pt_PT"/>
-        </w:rPr>
-      </w:r>
-      <w:hyperlink r:id="rId146">
-        <w:r>
-          <w:rPr>
-            <w:lang w:val="pt_PT" w:bidi="pt_PT"/>
-          </w:rPr>
-          <w:rPr>
-            <w:color w:val="0000EE"/>
-            <w:u w:val="single"/>
-          </w:rPr>
-          <w:t>Lucas 12.10</w:t>
-        </w:r>
-      </w:hyperlink>
-    </w:p>
-    <w:p>
-      <w:pPr>
-        <w:pStyle w:val="ListBullet"/>
-        <w:spacing w:line="240" w:lineRule="auto"/>
-        <w:ind w:left="720"/>
-      </w:pPr>
-      <w:r>
-        <w:rPr>
-          <w:lang w:val="pt_PT" w:bidi="pt_PT"/>
-        </w:rPr>
-      </w:r>
-      <w:hyperlink r:id="rId147">
-        <w:r>
-          <w:rPr>
-            <w:lang w:val="pt_PT" w:bidi="pt_PT"/>
-          </w:rPr>
-          <w:rPr>
-            <w:color w:val="0000EE"/>
-            <w:u w:val="single"/>
-          </w:rPr>
-          <w:t>Marcos 14.64</w:t>
-        </w:r>
-      </w:hyperlink>
-    </w:p>
-    <w:p>
-      <w:pPr>
-        <w:pStyle w:val="ListBullet"/>
-        <w:spacing w:line="240" w:lineRule="auto"/>
-        <w:ind w:left="720"/>
-      </w:pPr>
-      <w:r>
-        <w:rPr>
-          <w:lang w:val="pt_PT" w:bidi="pt_PT"/>
-        </w:rPr>
-      </w:r>
-      <w:hyperlink r:id="rId148">
-        <w:r>
-          <w:rPr>
-            <w:lang w:val="pt_PT" w:bidi="pt_PT"/>
-          </w:rPr>
-          <w:rPr>
-            <w:color w:val="0000EE"/>
-            <w:u w:val="single"/>
-          </w:rPr>
-          <w:t>Mateus 12.31</w:t>
-        </w:r>
-      </w:hyperlink>
-    </w:p>
-    <w:p>
-      <w:pPr>
-        <w:pStyle w:val="ListBullet"/>
-        <w:spacing w:line="240" w:lineRule="auto"/>
-        <w:ind w:left="720"/>
-      </w:pPr>
-      <w:r>
-        <w:rPr>
-          <w:lang w:val="pt_PT" w:bidi="pt_PT"/>
-        </w:rPr>
-      </w:r>
-      <w:hyperlink r:id="rId149">
-        <w:r>
-          <w:rPr>
-            <w:lang w:val="pt_PT" w:bidi="pt_PT"/>
-          </w:rPr>
-          <w:rPr>
-            <w:color w:val="0000EE"/>
-            <w:u w:val="single"/>
-          </w:rPr>
-          <w:t>Mateus 26.65</w:t>
-        </w:r>
-      </w:hyperlink>
-    </w:p>
-    <w:p>
-      <w:pPr>
-        <w:pStyle w:val="ListBullet"/>
-        <w:spacing w:line="240" w:lineRule="auto"/>
-        <w:ind w:left="720"/>
-      </w:pPr>
-      <w:r>
-        <w:rPr>
-          <w:lang w:val="pt_PT" w:bidi="pt_PT"/>
-        </w:rPr>
-      </w:r>
-      <w:hyperlink r:id="rId150">
-        <w:r>
-          <w:rPr>
-            <w:lang w:val="pt_PT" w:bidi="pt_PT"/>
-          </w:rPr>
-          <w:rPr>
-            <w:color w:val="0000EE"/>
-            <w:u w:val="single"/>
-          </w:rPr>
-          <w:t>Salmos 74.10</w:t>
-        </w:r>
-      </w:hyperlink>
+      <w:r>
+        <w:rPr>
+          <w:lang w:val="pt_PT" w:bidi="pt_PT"/>
+        </w:rPr>
+        <w:t>1 Timóteo 1.12–14</w:t>
+      </w:r>
+    </w:p>
+    <w:p>
+      <w:pPr>
+        <w:pStyle w:val="ListBullet"/>
+        <w:spacing w:line="240" w:lineRule="auto"/>
+        <w:ind w:left="720"/>
+      </w:pPr>
+      <w:r>
+        <w:rPr>
+          <w:lang w:val="pt_PT" w:bidi="pt_PT"/>
+        </w:rPr>
+      </w:r>
+      <w:r>
+        <w:rPr>
+          <w:lang w:val="pt_PT" w:bidi="pt_PT"/>
+        </w:rPr>
+        <w:t>Atos 6.11</w:t>
+      </w:r>
+    </w:p>
+    <w:p>
+      <w:pPr>
+        <w:pStyle w:val="ListBullet"/>
+        <w:spacing w:line="240" w:lineRule="auto"/>
+        <w:ind w:left="720"/>
+      </w:pPr>
+      <w:r>
+        <w:rPr>
+          <w:lang w:val="pt_PT" w:bidi="pt_PT"/>
+        </w:rPr>
+      </w:r>
+      <w:r>
+        <w:rPr>
+          <w:lang w:val="pt_PT" w:bidi="pt_PT"/>
+        </w:rPr>
+        <w:t>Atos 26.9–11</w:t>
+      </w:r>
+    </w:p>
+    <w:p>
+      <w:pPr>
+        <w:pStyle w:val="ListBullet"/>
+        <w:spacing w:line="240" w:lineRule="auto"/>
+        <w:ind w:left="720"/>
+      </w:pPr>
+      <w:r>
+        <w:rPr>
+          <w:lang w:val="pt_PT" w:bidi="pt_PT"/>
+        </w:rPr>
+      </w:r>
+      <w:r>
+        <w:rPr>
+          <w:lang w:val="pt_PT" w:bidi="pt_PT"/>
+        </w:rPr>
+        <w:t>Tiago 2.5–7</w:t>
+      </w:r>
+    </w:p>
+    <w:p>
+      <w:pPr>
+        <w:pStyle w:val="ListBullet"/>
+        <w:spacing w:line="240" w:lineRule="auto"/>
+        <w:ind w:left="720"/>
+      </w:pPr>
+      <w:r>
+        <w:rPr>
+          <w:lang w:val="pt_PT" w:bidi="pt_PT"/>
+        </w:rPr>
+      </w:r>
+      <w:r>
+        <w:rPr>
+          <w:lang w:val="pt_PT" w:bidi="pt_PT"/>
+        </w:rPr>
+        <w:t>João 10.32–33</w:t>
+      </w:r>
+    </w:p>
+    <w:p>
+      <w:pPr>
+        <w:pStyle w:val="ListBullet"/>
+        <w:spacing w:line="240" w:lineRule="auto"/>
+        <w:ind w:left="720"/>
+      </w:pPr>
+      <w:r>
+        <w:rPr>
+          <w:lang w:val="pt_PT" w:bidi="pt_PT"/>
+        </w:rPr>
+      </w:r>
+      <w:r>
+        <w:rPr>
+          <w:lang w:val="pt_PT" w:bidi="pt_PT"/>
+        </w:rPr>
+        <w:t>Lucas 12.10</w:t>
+      </w:r>
+    </w:p>
+    <w:p>
+      <w:pPr>
+        <w:pStyle w:val="ListBullet"/>
+        <w:spacing w:line="240" w:lineRule="auto"/>
+        <w:ind w:left="720"/>
+      </w:pPr>
+      <w:r>
+        <w:rPr>
+          <w:lang w:val="pt_PT" w:bidi="pt_PT"/>
+        </w:rPr>
+      </w:r>
+      <w:r>
+        <w:rPr>
+          <w:lang w:val="pt_PT" w:bidi="pt_PT"/>
+        </w:rPr>
+        <w:t>Marcos 14.64</w:t>
+      </w:r>
+    </w:p>
+    <w:p>
+      <w:pPr>
+        <w:pStyle w:val="ListBullet"/>
+        <w:spacing w:line="240" w:lineRule="auto"/>
+        <w:ind w:left="720"/>
+      </w:pPr>
+      <w:r>
+        <w:rPr>
+          <w:lang w:val="pt_PT" w:bidi="pt_PT"/>
+        </w:rPr>
+      </w:r>
+      <w:r>
+        <w:rPr>
+          <w:lang w:val="pt_PT" w:bidi="pt_PT"/>
+        </w:rPr>
+        <w:t>Mateus 12.31</w:t>
+      </w:r>
+    </w:p>
+    <w:p>
+      <w:pPr>
+        <w:pStyle w:val="ListBullet"/>
+        <w:spacing w:line="240" w:lineRule="auto"/>
+        <w:ind w:left="720"/>
+      </w:pPr>
+      <w:r>
+        <w:rPr>
+          <w:lang w:val="pt_PT" w:bidi="pt_PT"/>
+        </w:rPr>
+      </w:r>
+      <w:r>
+        <w:rPr>
+          <w:lang w:val="pt_PT" w:bidi="pt_PT"/>
+        </w:rPr>
+        <w:t>Mateus 26.65</w:t>
+      </w:r>
+    </w:p>
+    <w:p>
+      <w:pPr>
+        <w:pStyle w:val="ListBullet"/>
+        <w:spacing w:line="240" w:lineRule="auto"/>
+        <w:ind w:left="720"/>
+      </w:pPr>
+      <w:r>
+        <w:rPr>
+          <w:lang w:val="pt_PT" w:bidi="pt_PT"/>
+        </w:rPr>
+      </w:r>
+      <w:r>
+        <w:rPr>
+          <w:lang w:val="pt_PT" w:bidi="pt_PT"/>
+        </w:rPr>
+        <w:t>Salmos 74.10</w:t>
+      </w:r>
     </w:p>
     <w:p>
       <w:pPr>
@@ -12007,186 +11173,138 @@
           <w:lang w:val="pt_PT" w:bidi="pt_PT"/>
         </w:rPr>
       </w:r>
-      <w:hyperlink r:id="rId151">
-        <w:r>
-          <w:rPr>
-            <w:lang w:val="pt_PT" w:bidi="pt_PT"/>
-          </w:rPr>
-          <w:rPr>
-            <w:color w:val="0000EE"/>
-            <w:u w:val="single"/>
-          </w:rPr>
-          <w:t>1 Tessalonicenses 1.5</w:t>
-        </w:r>
-      </w:hyperlink>
-    </w:p>
-    <w:p>
-      <w:pPr>
-        <w:pStyle w:val="ListBullet"/>
-        <w:spacing w:line="240" w:lineRule="auto"/>
-        <w:ind w:left="720"/>
-      </w:pPr>
-      <w:r>
-        <w:rPr>
-          <w:lang w:val="pt_PT" w:bidi="pt_PT"/>
-        </w:rPr>
-      </w:r>
-      <w:hyperlink r:id="rId152">
-        <w:r>
-          <w:rPr>
-            <w:lang w:val="pt_PT" w:bidi="pt_PT"/>
-          </w:rPr>
-          <w:rPr>
-            <w:color w:val="0000EE"/>
-            <w:u w:val="single"/>
-          </w:rPr>
-          <w:t>Atos 8.25</w:t>
-        </w:r>
-      </w:hyperlink>
-    </w:p>
-    <w:p>
-      <w:pPr>
-        <w:pStyle w:val="ListBullet"/>
-        <w:spacing w:line="240" w:lineRule="auto"/>
-        <w:ind w:left="720"/>
-      </w:pPr>
-      <w:r>
-        <w:rPr>
-          <w:lang w:val="pt_PT" w:bidi="pt_PT"/>
-        </w:rPr>
-      </w:r>
-      <w:hyperlink r:id="rId153">
-        <w:r>
-          <w:rPr>
-            <w:lang w:val="pt_PT" w:bidi="pt_PT"/>
-          </w:rPr>
-          <w:rPr>
-            <w:color w:val="0000EE"/>
-            <w:u w:val="single"/>
-          </w:rPr>
-          <w:t>Colossenses 1.23</w:t>
-        </w:r>
-      </w:hyperlink>
-    </w:p>
-    <w:p>
-      <w:pPr>
-        <w:pStyle w:val="ListBullet"/>
-        <w:spacing w:line="240" w:lineRule="auto"/>
-        <w:ind w:left="720"/>
-      </w:pPr>
-      <w:r>
-        <w:rPr>
-          <w:lang w:val="pt_PT" w:bidi="pt_PT"/>
-        </w:rPr>
-      </w:r>
-      <w:hyperlink r:id="rId154">
-        <w:r>
-          <w:rPr>
-            <w:lang w:val="pt_PT" w:bidi="pt_PT"/>
-          </w:rPr>
-          <w:rPr>
-            <w:color w:val="0000EE"/>
-            <w:u w:val="single"/>
-          </w:rPr>
-          <w:t>Gálatas 1.6</w:t>
-        </w:r>
-      </w:hyperlink>
-    </w:p>
-    <w:p>
-      <w:pPr>
-        <w:pStyle w:val="ListBullet"/>
-        <w:spacing w:line="240" w:lineRule="auto"/>
-        <w:ind w:left="720"/>
-      </w:pPr>
-      <w:r>
-        <w:rPr>
-          <w:lang w:val="pt_PT" w:bidi="pt_PT"/>
-        </w:rPr>
-      </w:r>
-      <w:hyperlink r:id="rId155">
-        <w:r>
-          <w:rPr>
-            <w:lang w:val="pt_PT" w:bidi="pt_PT"/>
-          </w:rPr>
-          <w:rPr>
-            <w:color w:val="0000EE"/>
-            <w:u w:val="single"/>
-          </w:rPr>
-          <w:t>Lucas 8.1–3</w:t>
-        </w:r>
-      </w:hyperlink>
-    </w:p>
-    <w:p>
-      <w:pPr>
-        <w:pStyle w:val="ListBullet"/>
-        <w:spacing w:line="240" w:lineRule="auto"/>
-        <w:ind w:left="720"/>
-      </w:pPr>
-      <w:r>
-        <w:rPr>
-          <w:lang w:val="pt_PT" w:bidi="pt_PT"/>
-        </w:rPr>
-      </w:r>
-      <w:hyperlink r:id="rId156">
-        <w:r>
-          <w:rPr>
-            <w:lang w:val="pt_PT" w:bidi="pt_PT"/>
-          </w:rPr>
-          <w:rPr>
-            <w:color w:val="0000EE"/>
-            <w:u w:val="single"/>
-          </w:rPr>
-          <w:t>Marcos 1.14</w:t>
-        </w:r>
-      </w:hyperlink>
-    </w:p>
-    <w:p>
-      <w:pPr>
-        <w:pStyle w:val="ListBullet"/>
-        <w:spacing w:line="240" w:lineRule="auto"/>
-        <w:ind w:left="720"/>
-      </w:pPr>
-      <w:r>
-        <w:rPr>
-          <w:lang w:val="pt_PT" w:bidi="pt_PT"/>
-        </w:rPr>
-      </w:r>
-      <w:hyperlink r:id="rId157">
-        <w:r>
-          <w:rPr>
-            <w:lang w:val="pt_PT" w:bidi="pt_PT"/>
-          </w:rPr>
-          <w:rPr>
-            <w:color w:val="0000EE"/>
-            <w:u w:val="single"/>
-          </w:rPr>
-          <w:t>Filipenses 2.22</w:t>
-        </w:r>
-      </w:hyperlink>
-    </w:p>
-    <w:p>
-      <w:pPr>
-        <w:pStyle w:val="ListBullet"/>
-        <w:spacing w:line="240" w:lineRule="auto"/>
-        <w:ind w:left="720"/>
-      </w:pPr>
-      <w:r>
-        <w:rPr>
-          <w:lang w:val="pt_PT" w:bidi="pt_PT"/>
-        </w:rPr>
-      </w:r>
-      <w:hyperlink r:id="rId158">
-        <w:r>
-          <w:rPr>
-            <w:lang w:val="pt_PT" w:bidi="pt_PT"/>
-          </w:rPr>
-          <w:rPr>
-            <w:color w:val="0000EE"/>
-            <w:u w:val="single"/>
-          </w:rPr>
-          <w:t>Romanos 1.3</w:t>
-        </w:r>
-      </w:hyperlink>
+      <w:r>
+        <w:rPr>
+          <w:lang w:val="pt_PT" w:bidi="pt_PT"/>
+        </w:rPr>
+        <w:t>1 Tessalonicenses 1.5</w:t>
+      </w:r>
+    </w:p>
+    <w:p>
+      <w:pPr>
+        <w:pStyle w:val="ListBullet"/>
+        <w:spacing w:line="240" w:lineRule="auto"/>
+        <w:ind w:left="720"/>
+      </w:pPr>
+      <w:r>
+        <w:rPr>
+          <w:lang w:val="pt_PT" w:bidi="pt_PT"/>
+        </w:rPr>
+      </w:r>
+      <w:r>
+        <w:rPr>
+          <w:lang w:val="pt_PT" w:bidi="pt_PT"/>
+        </w:rPr>
+        <w:t>Atos 8.25</w:t>
+      </w:r>
+    </w:p>
+    <w:p>
+      <w:pPr>
+        <w:pStyle w:val="ListBullet"/>
+        <w:spacing w:line="240" w:lineRule="auto"/>
+        <w:ind w:left="720"/>
+      </w:pPr>
+      <w:r>
+        <w:rPr>
+          <w:lang w:val="pt_PT" w:bidi="pt_PT"/>
+        </w:rPr>
+      </w:r>
+      <w:r>
+        <w:rPr>
+          <w:lang w:val="pt_PT" w:bidi="pt_PT"/>
+        </w:rPr>
+        <w:t>Colossenses 1.23</w:t>
+      </w:r>
+    </w:p>
+    <w:p>
+      <w:pPr>
+        <w:pStyle w:val="ListBullet"/>
+        <w:spacing w:line="240" w:lineRule="auto"/>
+        <w:ind w:left="720"/>
+      </w:pPr>
+      <w:r>
+        <w:rPr>
+          <w:lang w:val="pt_PT" w:bidi="pt_PT"/>
+        </w:rPr>
+      </w:r>
+      <w:r>
+        <w:rPr>
+          <w:lang w:val="pt_PT" w:bidi="pt_PT"/>
+        </w:rPr>
+        <w:t>Gálatas 1.6</w:t>
+      </w:r>
+    </w:p>
+    <w:p>
+      <w:pPr>
+        <w:pStyle w:val="ListBullet"/>
+        <w:spacing w:line="240" w:lineRule="auto"/>
+        <w:ind w:left="720"/>
+      </w:pPr>
+      <w:r>
+        <w:rPr>
+          <w:lang w:val="pt_PT" w:bidi="pt_PT"/>
+        </w:rPr>
+      </w:r>
+      <w:r>
+        <w:rPr>
+          <w:lang w:val="pt_PT" w:bidi="pt_PT"/>
+        </w:rPr>
+        <w:t>Lucas 8.1–3</w:t>
+      </w:r>
+    </w:p>
+    <w:p>
+      <w:pPr>
+        <w:pStyle w:val="ListBullet"/>
+        <w:spacing w:line="240" w:lineRule="auto"/>
+        <w:ind w:left="720"/>
+      </w:pPr>
+      <w:r>
+        <w:rPr>
+          <w:lang w:val="pt_PT" w:bidi="pt_PT"/>
+        </w:rPr>
+      </w:r>
+      <w:r>
+        <w:rPr>
+          <w:lang w:val="pt_PT" w:bidi="pt_PT"/>
+        </w:rPr>
+        <w:t>Marcos 1.14</w:t>
+      </w:r>
+    </w:p>
+    <w:p>
+      <w:pPr>
+        <w:pStyle w:val="ListBullet"/>
+        <w:spacing w:line="240" w:lineRule="auto"/>
+        <w:ind w:left="720"/>
+      </w:pPr>
+      <w:r>
+        <w:rPr>
+          <w:lang w:val="pt_PT" w:bidi="pt_PT"/>
+        </w:rPr>
+      </w:r>
+      <w:r>
+        <w:rPr>
+          <w:lang w:val="pt_PT" w:bidi="pt_PT"/>
+        </w:rPr>
+        <w:t>Filipenses 2.22</w:t>
+      </w:r>
+    </w:p>
+    <w:p>
+      <w:pPr>
+        <w:pStyle w:val="ListBullet"/>
+        <w:spacing w:line="240" w:lineRule="auto"/>
+        <w:ind w:left="720"/>
+      </w:pPr>
+      <w:r>
+        <w:rPr>
+          <w:lang w:val="pt_PT" w:bidi="pt_PT"/>
+        </w:rPr>
+      </w:r>
+      <w:r>
+        <w:rPr>
+          <w:lang w:val="pt_PT" w:bidi="pt_PT"/>
+        </w:rPr>
+        <w:t>Romanos 1.3</w:t>
+      </w:r>
     </w:p>
     <w:p>
       <w:pPr>
@@ -12751,114 +11869,84 @@
           <w:lang w:val="pt_PT" w:bidi="pt_PT"/>
         </w:rPr>
       </w:r>
-      <w:hyperlink r:id="rId159">
-        <w:r>
-          <w:rPr>
-            <w:lang w:val="pt_PT" w:bidi="pt_PT"/>
-          </w:rPr>
-          <w:rPr>
-            <w:color w:val="0000EE"/>
-            <w:u w:val="single"/>
-          </w:rPr>
-          <w:t>1 Crônicas 2.12</w:t>
-        </w:r>
-      </w:hyperlink>
-    </w:p>
-    <w:p>
-      <w:pPr>
-        <w:pStyle w:val="ListBullet"/>
-        <w:spacing w:line="240" w:lineRule="auto"/>
-        <w:ind w:left="720"/>
-      </w:pPr>
-      <w:r>
-        <w:rPr>
-          <w:lang w:val="pt_PT" w:bidi="pt_PT"/>
-        </w:rPr>
-      </w:r>
-      <w:hyperlink r:id="rId160">
-        <w:r>
-          <w:rPr>
-            <w:lang w:val="pt_PT" w:bidi="pt_PT"/>
-          </w:rPr>
-          <w:rPr>
-            <w:color w:val="0000EE"/>
-            <w:u w:val="single"/>
-          </w:rPr>
-          <w:t>2 Crônicas 3.17</w:t>
-        </w:r>
-      </w:hyperlink>
-    </w:p>
-    <w:p>
-      <w:pPr>
-        <w:pStyle w:val="ListBullet"/>
-        <w:spacing w:line="240" w:lineRule="auto"/>
-        <w:ind w:left="720"/>
-      </w:pPr>
-      <w:r>
-        <w:rPr>
-          <w:lang w:val="pt_PT" w:bidi="pt_PT"/>
-        </w:rPr>
-      </w:r>
-      <w:hyperlink r:id="rId161">
-        <w:r>
-          <w:rPr>
-            <w:lang w:val="pt_PT" w:bidi="pt_PT"/>
-          </w:rPr>
-          <w:rPr>
-            <w:color w:val="0000EE"/>
-            <w:u w:val="single"/>
-          </w:rPr>
-          <w:t>Lucas 3.30–32</w:t>
-        </w:r>
-      </w:hyperlink>
-    </w:p>
-    <w:p>
-      <w:pPr>
-        <w:pStyle w:val="ListBullet"/>
-        <w:spacing w:line="240" w:lineRule="auto"/>
-        <w:ind w:left="720"/>
-      </w:pPr>
-      <w:r>
-        <w:rPr>
-          <w:lang w:val="pt_PT" w:bidi="pt_PT"/>
-        </w:rPr>
-      </w:r>
-      <w:hyperlink r:id="rId162">
-        <w:r>
-          <w:rPr>
-            <w:lang w:val="pt_PT" w:bidi="pt_PT"/>
-          </w:rPr>
-          <w:rPr>
-            <w:color w:val="0000EE"/>
-            <w:u w:val="single"/>
-          </w:rPr>
-          <w:t>Mateus 1.5</w:t>
-        </w:r>
-      </w:hyperlink>
-    </w:p>
-    <w:p>
-      <w:pPr>
-        <w:pStyle w:val="ListBullet"/>
-        <w:spacing w:line="240" w:lineRule="auto"/>
-        <w:ind w:left="720"/>
-      </w:pPr>
-      <w:r>
-        <w:rPr>
-          <w:lang w:val="pt_PT" w:bidi="pt_PT"/>
-        </w:rPr>
-      </w:r>
-      <w:hyperlink r:id="rId163">
-        <w:r>
-          <w:rPr>
-            <w:lang w:val="pt_PT" w:bidi="pt_PT"/>
-          </w:rPr>
-          <w:rPr>
-            <w:color w:val="0000EE"/>
-            <w:u w:val="single"/>
-          </w:rPr>
-          <w:t>Rute 2.4</w:t>
-        </w:r>
-      </w:hyperlink>
+      <w:r>
+        <w:rPr>
+          <w:lang w:val="pt_PT" w:bidi="pt_PT"/>
+        </w:rPr>
+        <w:t>1 Crônicas 2.12</w:t>
+      </w:r>
+    </w:p>
+    <w:p>
+      <w:pPr>
+        <w:pStyle w:val="ListBullet"/>
+        <w:spacing w:line="240" w:lineRule="auto"/>
+        <w:ind w:left="720"/>
+      </w:pPr>
+      <w:r>
+        <w:rPr>
+          <w:lang w:val="pt_PT" w:bidi="pt_PT"/>
+        </w:rPr>
+      </w:r>
+      <w:r>
+        <w:rPr>
+          <w:lang w:val="pt_PT" w:bidi="pt_PT"/>
+        </w:rPr>
+        <w:t>2 Crônicas 3.17</w:t>
+      </w:r>
+    </w:p>
+    <w:p>
+      <w:pPr>
+        <w:pStyle w:val="ListBullet"/>
+        <w:spacing w:line="240" w:lineRule="auto"/>
+        <w:ind w:left="720"/>
+      </w:pPr>
+      <w:r>
+        <w:rPr>
+          <w:lang w:val="pt_PT" w:bidi="pt_PT"/>
+        </w:rPr>
+      </w:r>
+      <w:r>
+        <w:rPr>
+          <w:lang w:val="pt_PT" w:bidi="pt_PT"/>
+        </w:rPr>
+        <w:t>Lucas 3.30–32</w:t>
+      </w:r>
+    </w:p>
+    <w:p>
+      <w:pPr>
+        <w:pStyle w:val="ListBullet"/>
+        <w:spacing w:line="240" w:lineRule="auto"/>
+        <w:ind w:left="720"/>
+      </w:pPr>
+      <w:r>
+        <w:rPr>
+          <w:lang w:val="pt_PT" w:bidi="pt_PT"/>
+        </w:rPr>
+      </w:r>
+      <w:r>
+        <w:rPr>
+          <w:lang w:val="pt_PT" w:bidi="pt_PT"/>
+        </w:rPr>
+        <w:t>Mateus 1.5</w:t>
+      </w:r>
+    </w:p>
+    <w:p>
+      <w:pPr>
+        <w:pStyle w:val="ListBullet"/>
+        <w:spacing w:line="240" w:lineRule="auto"/>
+        <w:ind w:left="720"/>
+      </w:pPr>
+      <w:r>
+        <w:rPr>
+          <w:lang w:val="pt_PT" w:bidi="pt_PT"/>
+        </w:rPr>
+      </w:r>
+      <w:r>
+        <w:rPr>
+          <w:lang w:val="pt_PT" w:bidi="pt_PT"/>
+        </w:rPr>
+        <w:t>Rute 2.4</w:t>
+      </w:r>
     </w:p>
     <w:p>
       <w:pPr>
@@ -13206,138 +12294,102 @@
           <w:lang w:val="pt_PT" w:bidi="pt_PT"/>
         </w:rPr>
       </w:r>
-      <w:hyperlink r:id="rId164">
-        <w:r>
-          <w:rPr>
-            <w:lang w:val="pt_PT" w:bidi="pt_PT"/>
-          </w:rPr>
-          <w:rPr>
-            <w:color w:val="0000EE"/>
-            <w:u w:val="single"/>
-          </w:rPr>
-          <w:t>Êxodo 12.3–4</w:t>
-        </w:r>
-      </w:hyperlink>
-    </w:p>
-    <w:p>
-      <w:pPr>
-        <w:pStyle w:val="ListBullet"/>
-        <w:spacing w:line="240" w:lineRule="auto"/>
-        <w:ind w:left="720"/>
-      </w:pPr>
-      <w:r>
-        <w:rPr>
-          <w:lang w:val="pt_PT" w:bidi="pt_PT"/>
-        </w:rPr>
-      </w:r>
-      <w:hyperlink r:id="rId165">
-        <w:r>
-          <w:rPr>
-            <w:lang w:val="pt_PT" w:bidi="pt_PT"/>
-          </w:rPr>
-          <w:rPr>
-            <w:color w:val="0000EE"/>
-            <w:u w:val="single"/>
-          </w:rPr>
-          <w:t>Gênesis 30.32</w:t>
-        </w:r>
-      </w:hyperlink>
-    </w:p>
-    <w:p>
-      <w:pPr>
-        <w:pStyle w:val="ListBullet"/>
-        <w:spacing w:line="240" w:lineRule="auto"/>
-        <w:ind w:left="720"/>
-      </w:pPr>
-      <w:r>
-        <w:rPr>
-          <w:lang w:val="pt_PT" w:bidi="pt_PT"/>
-        </w:rPr>
-      </w:r>
-      <w:hyperlink r:id="rId166">
-        <w:r>
-          <w:rPr>
-            <w:lang w:val="pt_PT" w:bidi="pt_PT"/>
-          </w:rPr>
-          <w:rPr>
-            <w:color w:val="0000EE"/>
-            <w:u w:val="single"/>
-          </w:rPr>
-          <w:t>Gênesis 31.10</w:t>
-        </w:r>
-      </w:hyperlink>
-    </w:p>
-    <w:p>
-      <w:pPr>
-        <w:pStyle w:val="ListBullet"/>
-        <w:spacing w:line="240" w:lineRule="auto"/>
-        <w:ind w:left="720"/>
-      </w:pPr>
-      <w:r>
-        <w:rPr>
-          <w:lang w:val="pt_PT" w:bidi="pt_PT"/>
-        </w:rPr>
-      </w:r>
-      <w:hyperlink r:id="rId167">
-        <w:r>
-          <w:rPr>
-            <w:lang w:val="pt_PT" w:bidi="pt_PT"/>
-          </w:rPr>
-          <w:rPr>
-            <w:color w:val="0000EE"/>
-            <w:u w:val="single"/>
-          </w:rPr>
-          <w:t>Gênesis 37.31</w:t>
-        </w:r>
-      </w:hyperlink>
-    </w:p>
-    <w:p>
-      <w:pPr>
-        <w:pStyle w:val="ListBullet"/>
-        <w:spacing w:line="240" w:lineRule="auto"/>
-        <w:ind w:left="720"/>
-      </w:pPr>
-      <w:r>
-        <w:rPr>
-          <w:lang w:val="pt_PT" w:bidi="pt_PT"/>
-        </w:rPr>
-      </w:r>
-      <w:hyperlink r:id="rId168">
-        <w:r>
-          <w:rPr>
-            <w:lang w:val="pt_PT" w:bidi="pt_PT"/>
-          </w:rPr>
-          <w:rPr>
-            <w:color w:val="0000EE"/>
-            <w:u w:val="single"/>
-          </w:rPr>
-          <w:t>Levítico 3.12–14</w:t>
-        </w:r>
-      </w:hyperlink>
-    </w:p>
-    <w:p>
-      <w:pPr>
-        <w:pStyle w:val="ListBullet"/>
-        <w:spacing w:line="240" w:lineRule="auto"/>
-        <w:ind w:left="720"/>
-      </w:pPr>
-      <w:r>
-        <w:rPr>
-          <w:lang w:val="pt_PT" w:bidi="pt_PT"/>
-        </w:rPr>
-      </w:r>
-      <w:hyperlink r:id="rId169">
-        <w:r>
-          <w:rPr>
-            <w:lang w:val="pt_PT" w:bidi="pt_PT"/>
-          </w:rPr>
-          <w:rPr>
-            <w:color w:val="0000EE"/>
-            <w:u w:val="single"/>
-          </w:rPr>
-          <w:t>Mateus 25.33</w:t>
-        </w:r>
-      </w:hyperlink>
+      <w:r>
+        <w:rPr>
+          <w:lang w:val="pt_PT" w:bidi="pt_PT"/>
+        </w:rPr>
+        <w:t>Êxodo 12.3–4</w:t>
+      </w:r>
+    </w:p>
+    <w:p>
+      <w:pPr>
+        <w:pStyle w:val="ListBullet"/>
+        <w:spacing w:line="240" w:lineRule="auto"/>
+        <w:ind w:left="720"/>
+      </w:pPr>
+      <w:r>
+        <w:rPr>
+          <w:lang w:val="pt_PT" w:bidi="pt_PT"/>
+        </w:rPr>
+      </w:r>
+      <w:r>
+        <w:rPr>
+          <w:lang w:val="pt_PT" w:bidi="pt_PT"/>
+        </w:rPr>
+        <w:t>Gênesis 30.32</w:t>
+      </w:r>
+    </w:p>
+    <w:p>
+      <w:pPr>
+        <w:pStyle w:val="ListBullet"/>
+        <w:spacing w:line="240" w:lineRule="auto"/>
+        <w:ind w:left="720"/>
+      </w:pPr>
+      <w:r>
+        <w:rPr>
+          <w:lang w:val="pt_PT" w:bidi="pt_PT"/>
+        </w:rPr>
+      </w:r>
+      <w:r>
+        <w:rPr>
+          <w:lang w:val="pt_PT" w:bidi="pt_PT"/>
+        </w:rPr>
+        <w:t>Gênesis 31.10</w:t>
+      </w:r>
+    </w:p>
+    <w:p>
+      <w:pPr>
+        <w:pStyle w:val="ListBullet"/>
+        <w:spacing w:line="240" w:lineRule="auto"/>
+        <w:ind w:left="720"/>
+      </w:pPr>
+      <w:r>
+        <w:rPr>
+          <w:lang w:val="pt_PT" w:bidi="pt_PT"/>
+        </w:rPr>
+      </w:r>
+      <w:r>
+        <w:rPr>
+          <w:lang w:val="pt_PT" w:bidi="pt_PT"/>
+        </w:rPr>
+        <w:t>Gênesis 37.31</w:t>
+      </w:r>
+    </w:p>
+    <w:p>
+      <w:pPr>
+        <w:pStyle w:val="ListBullet"/>
+        <w:spacing w:line="240" w:lineRule="auto"/>
+        <w:ind w:left="720"/>
+      </w:pPr>
+      <w:r>
+        <w:rPr>
+          <w:lang w:val="pt_PT" w:bidi="pt_PT"/>
+        </w:rPr>
+      </w:r>
+      <w:r>
+        <w:rPr>
+          <w:lang w:val="pt_PT" w:bidi="pt_PT"/>
+        </w:rPr>
+        <w:t>Levítico 3.12–14</w:t>
+      </w:r>
+    </w:p>
+    <w:p>
+      <w:pPr>
+        <w:pStyle w:val="ListBullet"/>
+        <w:spacing w:line="240" w:lineRule="auto"/>
+        <w:ind w:left="720"/>
+      </w:pPr>
+      <w:r>
+        <w:rPr>
+          <w:lang w:val="pt_PT" w:bidi="pt_PT"/>
+        </w:rPr>
+      </w:r>
+      <w:r>
+        <w:rPr>
+          <w:lang w:val="pt_PT" w:bidi="pt_PT"/>
+        </w:rPr>
+        <w:t>Mateus 25.33</w:t>
+      </w:r>
     </w:p>
     <w:p>
       <w:pPr>
@@ -13654,138 +12706,102 @@
           <w:lang w:val="pt_PT" w:bidi="pt_PT"/>
         </w:rPr>
       </w:r>
-      <w:hyperlink r:id="rId170">
-        <w:r>
-          <w:rPr>
-            <w:lang w:val="pt_PT" w:bidi="pt_PT"/>
-          </w:rPr>
-          <w:rPr>
-            <w:color w:val="0000EE"/>
-            <w:u w:val="single"/>
-          </w:rPr>
-          <w:t>Gálatas 5.22–24</w:t>
-        </w:r>
-      </w:hyperlink>
-    </w:p>
-    <w:p>
-      <w:pPr>
-        <w:pStyle w:val="ListBullet"/>
-        <w:spacing w:line="240" w:lineRule="auto"/>
-        <w:ind w:left="720"/>
-      </w:pPr>
-      <w:r>
-        <w:rPr>
-          <w:lang w:val="pt_PT" w:bidi="pt_PT"/>
-        </w:rPr>
-      </w:r>
-      <w:hyperlink r:id="rId171">
-        <w:r>
-          <w:rPr>
-            <w:lang w:val="pt_PT" w:bidi="pt_PT"/>
-          </w:rPr>
-          <w:rPr>
-            <w:color w:val="0000EE"/>
-            <w:u w:val="single"/>
-          </w:rPr>
-          <w:t>Gênesis 1.12</w:t>
-        </w:r>
-      </w:hyperlink>
-    </w:p>
-    <w:p>
-      <w:pPr>
-        <w:pStyle w:val="ListBullet"/>
-        <w:spacing w:line="240" w:lineRule="auto"/>
-        <w:ind w:left="720"/>
-      </w:pPr>
-      <w:r>
-        <w:rPr>
-          <w:lang w:val="pt_PT" w:bidi="pt_PT"/>
-        </w:rPr>
-      </w:r>
-      <w:hyperlink r:id="rId172">
-        <w:r>
-          <w:rPr>
-            <w:lang w:val="pt_PT" w:bidi="pt_PT"/>
-          </w:rPr>
-          <w:rPr>
-            <w:color w:val="0000EE"/>
-            <w:u w:val="single"/>
-          </w:rPr>
-          <w:t>Gênesis 2.9</w:t>
-        </w:r>
-      </w:hyperlink>
-    </w:p>
-    <w:p>
-      <w:pPr>
-        <w:pStyle w:val="ListBullet"/>
-        <w:spacing w:line="240" w:lineRule="auto"/>
-        <w:ind w:left="720"/>
-      </w:pPr>
-      <w:r>
-        <w:rPr>
-          <w:lang w:val="pt_PT" w:bidi="pt_PT"/>
-        </w:rPr>
-      </w:r>
-      <w:hyperlink r:id="rId173">
-        <w:r>
-          <w:rPr>
-            <w:lang w:val="pt_PT" w:bidi="pt_PT"/>
-          </w:rPr>
-          <w:rPr>
-            <w:color w:val="0000EE"/>
-            <w:u w:val="single"/>
-          </w:rPr>
-          <w:t>Gênesis 2.17</w:t>
-        </w:r>
-      </w:hyperlink>
-    </w:p>
-    <w:p>
-      <w:pPr>
-        <w:pStyle w:val="ListBullet"/>
-        <w:spacing w:line="240" w:lineRule="auto"/>
-        <w:ind w:left="720"/>
-      </w:pPr>
-      <w:r>
-        <w:rPr>
-          <w:lang w:val="pt_PT" w:bidi="pt_PT"/>
-        </w:rPr>
-      </w:r>
-      <w:hyperlink r:id="rId174">
-        <w:r>
-          <w:rPr>
-            <w:lang w:val="pt_PT" w:bidi="pt_PT"/>
-          </w:rPr>
-          <w:rPr>
-            <w:color w:val="0000EE"/>
-            <w:u w:val="single"/>
-          </w:rPr>
-          <w:t>Tiago 3.13</w:t>
-        </w:r>
-      </w:hyperlink>
-    </w:p>
-    <w:p>
-      <w:pPr>
-        <w:pStyle w:val="ListBullet"/>
-        <w:spacing w:line="240" w:lineRule="auto"/>
-        <w:ind w:left="720"/>
-      </w:pPr>
-      <w:r>
-        <w:rPr>
-          <w:lang w:val="pt_PT" w:bidi="pt_PT"/>
-        </w:rPr>
-      </w:r>
-      <w:hyperlink r:id="rId175">
-        <w:r>
-          <w:rPr>
-            <w:lang w:val="pt_PT" w:bidi="pt_PT"/>
-          </w:rPr>
-          <w:rPr>
-            <w:color w:val="0000EE"/>
-            <w:u w:val="single"/>
-          </w:rPr>
-          <w:t>Romanos 2.4</w:t>
-        </w:r>
-      </w:hyperlink>
+      <w:r>
+        <w:rPr>
+          <w:lang w:val="pt_PT" w:bidi="pt_PT"/>
+        </w:rPr>
+        <w:t>Gálatas 5.22–24</w:t>
+      </w:r>
+    </w:p>
+    <w:p>
+      <w:pPr>
+        <w:pStyle w:val="ListBullet"/>
+        <w:spacing w:line="240" w:lineRule="auto"/>
+        <w:ind w:left="720"/>
+      </w:pPr>
+      <w:r>
+        <w:rPr>
+          <w:lang w:val="pt_PT" w:bidi="pt_PT"/>
+        </w:rPr>
+      </w:r>
+      <w:r>
+        <w:rPr>
+          <w:lang w:val="pt_PT" w:bidi="pt_PT"/>
+        </w:rPr>
+        <w:t>Gênesis 1.12</w:t>
+      </w:r>
+    </w:p>
+    <w:p>
+      <w:pPr>
+        <w:pStyle w:val="ListBullet"/>
+        <w:spacing w:line="240" w:lineRule="auto"/>
+        <w:ind w:left="720"/>
+      </w:pPr>
+      <w:r>
+        <w:rPr>
+          <w:lang w:val="pt_PT" w:bidi="pt_PT"/>
+        </w:rPr>
+      </w:r>
+      <w:r>
+        <w:rPr>
+          <w:lang w:val="pt_PT" w:bidi="pt_PT"/>
+        </w:rPr>
+        <w:t>Gênesis 2.9</w:t>
+      </w:r>
+    </w:p>
+    <w:p>
+      <w:pPr>
+        <w:pStyle w:val="ListBullet"/>
+        <w:spacing w:line="240" w:lineRule="auto"/>
+        <w:ind w:left="720"/>
+      </w:pPr>
+      <w:r>
+        <w:rPr>
+          <w:lang w:val="pt_PT" w:bidi="pt_PT"/>
+        </w:rPr>
+      </w:r>
+      <w:r>
+        <w:rPr>
+          <w:lang w:val="pt_PT" w:bidi="pt_PT"/>
+        </w:rPr>
+        <w:t>Gênesis 2.17</w:t>
+      </w:r>
+    </w:p>
+    <w:p>
+      <w:pPr>
+        <w:pStyle w:val="ListBullet"/>
+        <w:spacing w:line="240" w:lineRule="auto"/>
+        <w:ind w:left="720"/>
+      </w:pPr>
+      <w:r>
+        <w:rPr>
+          <w:lang w:val="pt_PT" w:bidi="pt_PT"/>
+        </w:rPr>
+      </w:r>
+      <w:r>
+        <w:rPr>
+          <w:lang w:val="pt_PT" w:bidi="pt_PT"/>
+        </w:rPr>
+        <w:t>Tiago 3.13</w:t>
+      </w:r>
+    </w:p>
+    <w:p>
+      <w:pPr>
+        <w:pStyle w:val="ListBullet"/>
+        <w:spacing w:line="240" w:lineRule="auto"/>
+        <w:ind w:left="720"/>
+      </w:pPr>
+      <w:r>
+        <w:rPr>
+          <w:lang w:val="pt_PT" w:bidi="pt_PT"/>
+        </w:rPr>
+      </w:r>
+      <w:r>
+        <w:rPr>
+          <w:lang w:val="pt_PT" w:bidi="pt_PT"/>
+        </w:rPr>
+        <w:t>Romanos 2.4</w:t>
+      </w:r>
     </w:p>
     <w:p>
       <w:pPr>
@@ -14392,114 +13408,84 @@
           <w:lang w:val="pt_PT" w:bidi="pt_PT"/>
         </w:rPr>
       </w:r>
-      <w:hyperlink r:id="rId176">
-        <w:r>
-          <w:rPr>
-            <w:lang w:val="pt_PT" w:bidi="pt_PT"/>
-          </w:rPr>
-          <w:rPr>
-            <w:color w:val="0000EE"/>
-            <w:u w:val="single"/>
-          </w:rPr>
-          <w:t>1 Reis 7.16</w:t>
-        </w:r>
-      </w:hyperlink>
-    </w:p>
-    <w:p>
-      <w:pPr>
-        <w:pStyle w:val="ListBullet"/>
-        <w:spacing w:line="240" w:lineRule="auto"/>
-        <w:ind w:left="720"/>
-      </w:pPr>
-      <w:r>
-        <w:rPr>
-          <w:lang w:val="pt_PT" w:bidi="pt_PT"/>
-        </w:rPr>
-      </w:r>
-      <w:hyperlink r:id="rId177">
-        <w:r>
-          <w:rPr>
-            <w:lang w:val="pt_PT" w:bidi="pt_PT"/>
-          </w:rPr>
-          <w:rPr>
-            <w:color w:val="0000EE"/>
-            <w:u w:val="single"/>
-          </w:rPr>
-          <w:t>1 Samuel 17.37–38</w:t>
-        </w:r>
-      </w:hyperlink>
-    </w:p>
-    <w:p>
-      <w:pPr>
-        <w:pStyle w:val="ListBullet"/>
-        <w:spacing w:line="240" w:lineRule="auto"/>
-        <w:ind w:left="720"/>
-      </w:pPr>
-      <w:r>
-        <w:rPr>
-          <w:lang w:val="pt_PT" w:bidi="pt_PT"/>
-        </w:rPr>
-      </w:r>
-      <w:hyperlink r:id="rId178">
-        <w:r>
-          <w:rPr>
-            <w:lang w:val="pt_PT" w:bidi="pt_PT"/>
-          </w:rPr>
-          <w:rPr>
-            <w:color w:val="0000EE"/>
-            <w:u w:val="single"/>
-          </w:rPr>
-          <w:t>Daniel 2.44–45</w:t>
-        </w:r>
-      </w:hyperlink>
-    </w:p>
-    <w:p>
-      <w:pPr>
-        <w:pStyle w:val="ListBullet"/>
-        <w:spacing w:line="240" w:lineRule="auto"/>
-        <w:ind w:left="720"/>
-      </w:pPr>
-      <w:r>
-        <w:rPr>
-          <w:lang w:val="pt_PT" w:bidi="pt_PT"/>
-        </w:rPr>
-      </w:r>
-      <w:hyperlink r:id="rId179">
-        <w:r>
-          <w:rPr>
-            <w:lang w:val="pt_PT" w:bidi="pt_PT"/>
-          </w:rPr>
-          <w:rPr>
-            <w:color w:val="0000EE"/>
-            <w:u w:val="single"/>
-          </w:rPr>
-          <w:t>Êxodo 25.3–7</w:t>
-        </w:r>
-      </w:hyperlink>
-    </w:p>
-    <w:p>
-      <w:pPr>
-        <w:pStyle w:val="ListBullet"/>
-        <w:spacing w:line="240" w:lineRule="auto"/>
-        <w:ind w:left="720"/>
-      </w:pPr>
-      <w:r>
-        <w:rPr>
-          <w:lang w:val="pt_PT" w:bidi="pt_PT"/>
-        </w:rPr>
-      </w:r>
-      <w:hyperlink r:id="rId180">
-        <w:r>
-          <w:rPr>
-            <w:lang w:val="pt_PT" w:bidi="pt_PT"/>
-          </w:rPr>
-          <w:rPr>
-            <w:color w:val="0000EE"/>
-            <w:u w:val="single"/>
-          </w:rPr>
-          <w:t>Apocalipse 1.15</w:t>
-        </w:r>
-      </w:hyperlink>
+      <w:r>
+        <w:rPr>
+          <w:lang w:val="pt_PT" w:bidi="pt_PT"/>
+        </w:rPr>
+        <w:t>1 Reis 7.16</w:t>
+      </w:r>
+    </w:p>
+    <w:p>
+      <w:pPr>
+        <w:pStyle w:val="ListBullet"/>
+        <w:spacing w:line="240" w:lineRule="auto"/>
+        <w:ind w:left="720"/>
+      </w:pPr>
+      <w:r>
+        <w:rPr>
+          <w:lang w:val="pt_PT" w:bidi="pt_PT"/>
+        </w:rPr>
+      </w:r>
+      <w:r>
+        <w:rPr>
+          <w:lang w:val="pt_PT" w:bidi="pt_PT"/>
+        </w:rPr>
+        <w:t>1 Samuel 17.37–38</w:t>
+      </w:r>
+    </w:p>
+    <w:p>
+      <w:pPr>
+        <w:pStyle w:val="ListBullet"/>
+        <w:spacing w:line="240" w:lineRule="auto"/>
+        <w:ind w:left="720"/>
+      </w:pPr>
+      <w:r>
+        <w:rPr>
+          <w:lang w:val="pt_PT" w:bidi="pt_PT"/>
+        </w:rPr>
+      </w:r>
+      <w:r>
+        <w:rPr>
+          <w:lang w:val="pt_PT" w:bidi="pt_PT"/>
+        </w:rPr>
+        <w:t>Daniel 2.44–45</w:t>
+      </w:r>
+    </w:p>
+    <w:p>
+      <w:pPr>
+        <w:pStyle w:val="ListBullet"/>
+        <w:spacing w:line="240" w:lineRule="auto"/>
+        <w:ind w:left="720"/>
+      </w:pPr>
+      <w:r>
+        <w:rPr>
+          <w:lang w:val="pt_PT" w:bidi="pt_PT"/>
+        </w:rPr>
+      </w:r>
+      <w:r>
+        <w:rPr>
+          <w:lang w:val="pt_PT" w:bidi="pt_PT"/>
+        </w:rPr>
+        <w:t>Êxodo 25.3–7</w:t>
+      </w:r>
+    </w:p>
+    <w:p>
+      <w:pPr>
+        <w:pStyle w:val="ListBullet"/>
+        <w:spacing w:line="240" w:lineRule="auto"/>
+        <w:ind w:left="720"/>
+      </w:pPr>
+      <w:r>
+        <w:rPr>
+          <w:lang w:val="pt_PT" w:bidi="pt_PT"/>
+        </w:rPr>
+      </w:r>
+      <w:r>
+        <w:rPr>
+          <w:lang w:val="pt_PT" w:bidi="pt_PT"/>
+        </w:rPr>
+        <w:t>Apocalipse 1.15</w:t>
+      </w:r>
     </w:p>
     <w:p>
       <w:pPr>
@@ -14715,138 +13701,102 @@
           <w:lang w:val="pt_PT" w:bidi="pt_PT"/>
         </w:rPr>
       </w:r>
-      <w:hyperlink r:id="rId181">
-        <w:r>
-          <w:rPr>
-            <w:lang w:val="pt_PT" w:bidi="pt_PT"/>
-          </w:rPr>
-          <w:rPr>
-            <w:color w:val="0000EE"/>
-            <w:u w:val="single"/>
-          </w:rPr>
-          <w:t>1 Reis 1.32–34</w:t>
-        </w:r>
-      </w:hyperlink>
-    </w:p>
-    <w:p>
-      <w:pPr>
-        <w:pStyle w:val="ListBullet"/>
-        <w:spacing w:line="240" w:lineRule="auto"/>
-        <w:ind w:left="720"/>
-      </w:pPr>
-      <w:r>
-        <w:rPr>
-          <w:lang w:val="pt_PT" w:bidi="pt_PT"/>
-        </w:rPr>
-      </w:r>
-      <w:hyperlink r:id="rId182">
-        <w:r>
-          <w:rPr>
-            <w:lang w:val="pt_PT" w:bidi="pt_PT"/>
-          </w:rPr>
-          <w:rPr>
-            <w:color w:val="0000EE"/>
-            <w:u w:val="single"/>
-          </w:rPr>
-          <w:t>1 Samuel 9.4</w:t>
-        </w:r>
-      </w:hyperlink>
-    </w:p>
-    <w:p>
-      <w:pPr>
-        <w:pStyle w:val="ListBullet"/>
-        <w:spacing w:line="240" w:lineRule="auto"/>
-        <w:ind w:left="720"/>
-      </w:pPr>
-      <w:r>
-        <w:rPr>
-          <w:lang w:val="pt_PT" w:bidi="pt_PT"/>
-        </w:rPr>
-      </w:r>
-      <w:hyperlink r:id="rId183">
-        <w:r>
-          <w:rPr>
-            <w:lang w:val="pt_PT" w:bidi="pt_PT"/>
-          </w:rPr>
-          <w:rPr>
-            <w:color w:val="0000EE"/>
-            <w:u w:val="single"/>
-          </w:rPr>
-          <w:t>2 Reis 4.21–22</w:t>
-        </w:r>
-      </w:hyperlink>
-    </w:p>
-    <w:p>
-      <w:pPr>
-        <w:pStyle w:val="ListBullet"/>
-        <w:spacing w:line="240" w:lineRule="auto"/>
-        <w:ind w:left="720"/>
-      </w:pPr>
-      <w:r>
-        <w:rPr>
-          <w:lang w:val="pt_PT" w:bidi="pt_PT"/>
-        </w:rPr>
-      </w:r>
-      <w:hyperlink r:id="rId184">
-        <w:r>
-          <w:rPr>
-            <w:lang w:val="pt_PT" w:bidi="pt_PT"/>
-          </w:rPr>
-          <w:rPr>
-            <w:color w:val="0000EE"/>
-            <w:u w:val="single"/>
-          </w:rPr>
-          <w:t>Deuteronômio 5.12–14</w:t>
-        </w:r>
-      </w:hyperlink>
-    </w:p>
-    <w:p>
-      <w:pPr>
-        <w:pStyle w:val="ListBullet"/>
-        <w:spacing w:line="240" w:lineRule="auto"/>
-        <w:ind w:left="720"/>
-      </w:pPr>
-      <w:r>
-        <w:rPr>
-          <w:lang w:val="pt_PT" w:bidi="pt_PT"/>
-        </w:rPr>
-      </w:r>
-      <w:hyperlink r:id="rId185">
-        <w:r>
-          <w:rPr>
-            <w:lang w:val="pt_PT" w:bidi="pt_PT"/>
-          </w:rPr>
-          <w:rPr>
-            <w:color w:val="0000EE"/>
-            <w:u w:val="single"/>
-          </w:rPr>
-          <w:t>Lucas 13.15</w:t>
-        </w:r>
-      </w:hyperlink>
-    </w:p>
-    <w:p>
-      <w:pPr>
-        <w:pStyle w:val="ListBullet"/>
-        <w:spacing w:line="240" w:lineRule="auto"/>
-        <w:ind w:left="720"/>
-      </w:pPr>
-      <w:r>
-        <w:rPr>
-          <w:lang w:val="pt_PT" w:bidi="pt_PT"/>
-        </w:rPr>
-      </w:r>
-      <w:hyperlink r:id="rId186">
-        <w:r>
-          <w:rPr>
-            <w:lang w:val="pt_PT" w:bidi="pt_PT"/>
-          </w:rPr>
-          <w:rPr>
-            <w:color w:val="0000EE"/>
-            <w:u w:val="single"/>
-          </w:rPr>
-          <w:t>Mateus 21.2</w:t>
-        </w:r>
-      </w:hyperlink>
+      <w:r>
+        <w:rPr>
+          <w:lang w:val="pt_PT" w:bidi="pt_PT"/>
+        </w:rPr>
+        <w:t>1 Reis 1.32–34</w:t>
+      </w:r>
+    </w:p>
+    <w:p>
+      <w:pPr>
+        <w:pStyle w:val="ListBullet"/>
+        <w:spacing w:line="240" w:lineRule="auto"/>
+        <w:ind w:left="720"/>
+      </w:pPr>
+      <w:r>
+        <w:rPr>
+          <w:lang w:val="pt_PT" w:bidi="pt_PT"/>
+        </w:rPr>
+      </w:r>
+      <w:r>
+        <w:rPr>
+          <w:lang w:val="pt_PT" w:bidi="pt_PT"/>
+        </w:rPr>
+        <w:t>1 Samuel 9.4</w:t>
+      </w:r>
+    </w:p>
+    <w:p>
+      <w:pPr>
+        <w:pStyle w:val="ListBullet"/>
+        <w:spacing w:line="240" w:lineRule="auto"/>
+        <w:ind w:left="720"/>
+      </w:pPr>
+      <w:r>
+        <w:rPr>
+          <w:lang w:val="pt_PT" w:bidi="pt_PT"/>
+        </w:rPr>
+      </w:r>
+      <w:r>
+        <w:rPr>
+          <w:lang w:val="pt_PT" w:bidi="pt_PT"/>
+        </w:rPr>
+        <w:t>2 Reis 4.21–22</w:t>
+      </w:r>
+    </w:p>
+    <w:p>
+      <w:pPr>
+        <w:pStyle w:val="ListBullet"/>
+        <w:spacing w:line="240" w:lineRule="auto"/>
+        <w:ind w:left="720"/>
+      </w:pPr>
+      <w:r>
+        <w:rPr>
+          <w:lang w:val="pt_PT" w:bidi="pt_PT"/>
+        </w:rPr>
+      </w:r>
+      <w:r>
+        <w:rPr>
+          <w:lang w:val="pt_PT" w:bidi="pt_PT"/>
+        </w:rPr>
+        <w:t>Deuteronômio 5.12–14</w:t>
+      </w:r>
+    </w:p>
+    <w:p>
+      <w:pPr>
+        <w:pStyle w:val="ListBullet"/>
+        <w:spacing w:line="240" w:lineRule="auto"/>
+        <w:ind w:left="720"/>
+      </w:pPr>
+      <w:r>
+        <w:rPr>
+          <w:lang w:val="pt_PT" w:bidi="pt_PT"/>
+        </w:rPr>
+      </w:r>
+      <w:r>
+        <w:rPr>
+          <w:lang w:val="pt_PT" w:bidi="pt_PT"/>
+        </w:rPr>
+        <w:t>Lucas 13.15</w:t>
+      </w:r>
+    </w:p>
+    <w:p>
+      <w:pPr>
+        <w:pStyle w:val="ListBullet"/>
+        <w:spacing w:line="240" w:lineRule="auto"/>
+        <w:ind w:left="720"/>
+      </w:pPr>
+      <w:r>
+        <w:rPr>
+          <w:lang w:val="pt_PT" w:bidi="pt_PT"/>
+        </w:rPr>
+      </w:r>
+      <w:r>
+        <w:rPr>
+          <w:lang w:val="pt_PT" w:bidi="pt_PT"/>
+        </w:rPr>
+        <w:t>Mateus 21.2</w:t>
+      </w:r>
     </w:p>
     <w:p>
       <w:pPr>
@@ -15104,114 +14054,84 @@
           <w:lang w:val="pt_PT" w:bidi="pt_PT"/>
         </w:rPr>
       </w:r>
-      <w:hyperlink r:id="rId187">
-        <w:r>
-          <w:rPr>
-            <w:lang w:val="pt_PT" w:bidi="pt_PT"/>
-          </w:rPr>
-          <w:rPr>
-            <w:color w:val="0000EE"/>
-            <w:u w:val="single"/>
-          </w:rPr>
-          <w:t>1 Crônicas 10.14</w:t>
-        </w:r>
-      </w:hyperlink>
-    </w:p>
-    <w:p>
-      <w:pPr>
-        <w:pStyle w:val="ListBullet"/>
-        <w:spacing w:line="240" w:lineRule="auto"/>
-        <w:ind w:left="720"/>
-      </w:pPr>
-      <w:r>
-        <w:rPr>
-          <w:lang w:val="pt_PT" w:bidi="pt_PT"/>
-        </w:rPr>
-      </w:r>
-      <w:hyperlink r:id="rId188">
-        <w:r>
-          <w:rPr>
-            <w:lang w:val="pt_PT" w:bidi="pt_PT"/>
-          </w:rPr>
-          <w:rPr>
-            <w:color w:val="0000EE"/>
-            <w:u w:val="single"/>
-          </w:rPr>
-          <w:t>Atos 17.26–27</w:t>
-        </w:r>
-      </w:hyperlink>
-    </w:p>
-    <w:p>
-      <w:pPr>
-        <w:pStyle w:val="ListBullet"/>
-        <w:spacing w:line="240" w:lineRule="auto"/>
-        <w:ind w:left="720"/>
-      </w:pPr>
-      <w:r>
-        <w:rPr>
-          <w:lang w:val="pt_PT" w:bidi="pt_PT"/>
-        </w:rPr>
-      </w:r>
-      <w:hyperlink r:id="rId189">
-        <w:r>
-          <w:rPr>
-            <w:lang w:val="pt_PT" w:bidi="pt_PT"/>
-          </w:rPr>
-          <w:rPr>
-            <w:color w:val="0000EE"/>
-            <w:u w:val="single"/>
-          </w:rPr>
-          <w:t>Hebreus 11.6</w:t>
-        </w:r>
-      </w:hyperlink>
-    </w:p>
-    <w:p>
-      <w:pPr>
-        <w:pStyle w:val="ListBullet"/>
-        <w:spacing w:line="240" w:lineRule="auto"/>
-        <w:ind w:left="720"/>
-      </w:pPr>
-      <w:r>
-        <w:rPr>
-          <w:lang w:val="pt_PT" w:bidi="pt_PT"/>
-        </w:rPr>
-      </w:r>
-      <w:hyperlink r:id="rId190">
-        <w:r>
-          <w:rPr>
-            <w:lang w:val="pt_PT" w:bidi="pt_PT"/>
-          </w:rPr>
-          <w:rPr>
-            <w:color w:val="0000EE"/>
-            <w:u w:val="single"/>
-          </w:rPr>
-          <w:t>Lucas 11.9</w:t>
-        </w:r>
-      </w:hyperlink>
-    </w:p>
-    <w:p>
-      <w:pPr>
-        <w:pStyle w:val="ListBullet"/>
-        <w:spacing w:line="240" w:lineRule="auto"/>
-        <w:ind w:left="720"/>
-      </w:pPr>
-      <w:r>
-        <w:rPr>
-          <w:lang w:val="pt_PT" w:bidi="pt_PT"/>
-        </w:rPr>
-      </w:r>
-      <w:hyperlink r:id="rId191">
-        <w:r>
-          <w:rPr>
-            <w:lang w:val="pt_PT" w:bidi="pt_PT"/>
-          </w:rPr>
-          <w:rPr>
-            <w:color w:val="0000EE"/>
-            <w:u w:val="single"/>
-          </w:rPr>
-          <w:t>Salmos 27.8</w:t>
-        </w:r>
-      </w:hyperlink>
+      <w:r>
+        <w:rPr>
+          <w:lang w:val="pt_PT" w:bidi="pt_PT"/>
+        </w:rPr>
+        <w:t>1 Crônicas 10.14</w:t>
+      </w:r>
+    </w:p>
+    <w:p>
+      <w:pPr>
+        <w:pStyle w:val="ListBullet"/>
+        <w:spacing w:line="240" w:lineRule="auto"/>
+        <w:ind w:left="720"/>
+      </w:pPr>
+      <w:r>
+        <w:rPr>
+          <w:lang w:val="pt_PT" w:bidi="pt_PT"/>
+        </w:rPr>
+      </w:r>
+      <w:r>
+        <w:rPr>
+          <w:lang w:val="pt_PT" w:bidi="pt_PT"/>
+        </w:rPr>
+        <w:t>Atos 17.26–27</w:t>
+      </w:r>
+    </w:p>
+    <w:p>
+      <w:pPr>
+        <w:pStyle w:val="ListBullet"/>
+        <w:spacing w:line="240" w:lineRule="auto"/>
+        <w:ind w:left="720"/>
+      </w:pPr>
+      <w:r>
+        <w:rPr>
+          <w:lang w:val="pt_PT" w:bidi="pt_PT"/>
+        </w:rPr>
+      </w:r>
+      <w:r>
+        <w:rPr>
+          <w:lang w:val="pt_PT" w:bidi="pt_PT"/>
+        </w:rPr>
+        <w:t>Hebreus 11.6</w:t>
+      </w:r>
+    </w:p>
+    <w:p>
+      <w:pPr>
+        <w:pStyle w:val="ListBullet"/>
+        <w:spacing w:line="240" w:lineRule="auto"/>
+        <w:ind w:left="720"/>
+      </w:pPr>
+      <w:r>
+        <w:rPr>
+          <w:lang w:val="pt_PT" w:bidi="pt_PT"/>
+        </w:rPr>
+      </w:r>
+      <w:r>
+        <w:rPr>
+          <w:lang w:val="pt_PT" w:bidi="pt_PT"/>
+        </w:rPr>
+        <w:t>Lucas 11.9</w:t>
+      </w:r>
+    </w:p>
+    <w:p>
+      <w:pPr>
+        <w:pStyle w:val="ListBullet"/>
+        <w:spacing w:line="240" w:lineRule="auto"/>
+        <w:ind w:left="720"/>
+      </w:pPr>
+      <w:r>
+        <w:rPr>
+          <w:lang w:val="pt_PT" w:bidi="pt_PT"/>
+        </w:rPr>
+      </w:r>
+      <w:r>
+        <w:rPr>
+          <w:lang w:val="pt_PT" w:bidi="pt_PT"/>
+        </w:rPr>
+        <w:t>Salmos 27.8</w:t>
+      </w:r>
     </w:p>
     <w:p>
       <w:pPr>
